--- a/Object Detection/전Bot대 06.28..docx
+++ b/Object Detection/전Bot대 06.28..docx
@@ -5,9 +5,6 @@
     <w:p>
       <w:pPr>
         <w:pStyle w:val="aa"/>
-        <w:rPr>
-          <w:rFonts w:hint="eastAsia"/>
-        </w:rPr>
       </w:pPr>
       <w:r>
         <w:rPr>
@@ -46,17 +43,8 @@
         <w:rPr>
           <w:rStyle w:val="ab"/>
           <w:rFonts w:hint="eastAsia"/>
-          <w:b w:val="0"/>
-          <w:bCs w:val="0"/>
         </w:rPr>
-        <w:t>1.</w:t>
-      </w:r>
-      <w:r>
-        <w:rPr>
-          <w:rStyle w:val="ab"/>
-          <w:rFonts w:hint="eastAsia"/>
-        </w:rPr>
-        <w:t xml:space="preserve"> 이론</w:t>
+        <w:t>1. 이론</w:t>
       </w:r>
     </w:p>
     <w:p>
@@ -71,7 +59,23 @@
         <w:t xml:space="preserve"> </w:t>
       </w:r>
       <w:r>
-        <w:t>오브젝트 디텍션(Object Detection)은 컴퓨터 비전 분야의 핵심 기술 중 하나로, 이미지나 영상 내에 존재하는 객체를 인식하고 해당 객체의 위치(좌표)를 찾아내는 작업을 말합니다. 단순히 무엇이 있는지를 분류하는 '이미지 분류(Classification)'와 달리, "어디에 무엇이 있는가"를 동시에 해결하는 복합적인 문제</w:t>
+        <w:t xml:space="preserve">오브젝트 </w:t>
+      </w:r>
+      <w:proofErr w:type="spellStart"/>
+      <w:r>
+        <w:t>디텍션</w:t>
+      </w:r>
+      <w:proofErr w:type="spellEnd"/>
+      <w:r>
+        <w:t>(Object Detection)은 컴퓨터 비전 분야의 핵심 기술 중 하나로, 이미지나 영상 내에 존재하는 객체를 인식하고 해당 객체의 위치(좌표)를 찾아내는 작업을 말합니다. 단순히 무엇이 있는지를 분류하는 '이미지 분류(Classification)'와 달리, "어디에 무엇이 있는가"</w:t>
+      </w:r>
+      <w:proofErr w:type="spellStart"/>
+      <w:r>
+        <w:t>를</w:t>
+      </w:r>
+      <w:proofErr w:type="spellEnd"/>
+      <w:r>
+        <w:t xml:space="preserve"> 동시에 해결하는 복합적인 문제</w:t>
       </w:r>
       <w:r>
         <w:rPr>
@@ -118,11 +122,19 @@
           <w:numId w:val="4"/>
         </w:numPr>
       </w:pPr>
+      <w:proofErr w:type="spellStart"/>
       <w:r>
         <w:rPr>
           <w:rFonts w:hint="eastAsia"/>
         </w:rPr>
-        <w:t>바운딩 박스(Bounding Box): 객체가 있는 위치를 나타내는 직사각형</w:t>
+        <w:t>바운딩</w:t>
+      </w:r>
+      <w:proofErr w:type="spellEnd"/>
+      <w:r>
+        <w:rPr>
+          <w:rFonts w:hint="eastAsia"/>
+        </w:rPr>
+        <w:t xml:space="preserve"> 박스(Bounding Box): 객체가 있는 위치를 나타내는 직사각형</w:t>
       </w:r>
     </w:p>
     <w:p>
@@ -155,7 +167,15 @@
         <w:t xml:space="preserve">입력 이미지처리: </w:t>
       </w:r>
       <w:r>
-        <w:t>이미지를 모델이 사용할 수 있는 크기로 전처리 (리사이징, 정규화 등)</w:t>
+        <w:t xml:space="preserve">이미지를 모델이 사용할 수 있는 크기로 </w:t>
+      </w:r>
+      <w:proofErr w:type="spellStart"/>
+      <w:r>
+        <w:t>전처리</w:t>
+      </w:r>
+      <w:proofErr w:type="spellEnd"/>
+      <w:r>
+        <w:t xml:space="preserve"> (리사이징, 정규화 등)</w:t>
       </w:r>
     </w:p>
     <w:p>
@@ -232,9 +252,6 @@
     <w:p>
       <w:pPr>
         <w:pStyle w:val="aa"/>
-        <w:rPr>
-          <w:rFonts w:hint="eastAsia"/>
-        </w:rPr>
       </w:pPr>
     </w:p>
     <w:p>
@@ -308,9 +325,6 @@
       <w:pPr>
         <w:pStyle w:val="aa"/>
         <w:ind w:left="800"/>
-        <w:rPr>
-          <w:rFonts w:hint="eastAsia"/>
-        </w:rPr>
       </w:pPr>
       <w:r>
         <w:rPr>
@@ -325,7 +339,15 @@
         <w:ind w:left="800"/>
       </w:pPr>
       <w:r>
-        <w:t>uploaded = files.upload()</w:t>
+        <w:t xml:space="preserve">uploaded = </w:t>
+      </w:r>
+      <w:proofErr w:type="spellStart"/>
+      <w:r>
+        <w:t>files.upload</w:t>
+      </w:r>
+      <w:proofErr w:type="spellEnd"/>
+      <w:r>
+        <w:t>()</w:t>
       </w:r>
     </w:p>
     <w:p>
@@ -342,12 +364,30 @@
       <w:pPr>
         <w:pStyle w:val="aa"/>
         <w:ind w:left="800"/>
-        <w:rPr>
-          <w:rFonts w:hint="eastAsia"/>
-        </w:rPr>
-      </w:pPr>
-      <w:r>
-        <w:t>img = Image.open(io.BytesIO(uploaded[filename]))</w:t>
+      </w:pPr>
+      <w:proofErr w:type="spellStart"/>
+      <w:r>
+        <w:t>img</w:t>
+      </w:r>
+      <w:proofErr w:type="spellEnd"/>
+      <w:r>
+        <w:t xml:space="preserve"> = </w:t>
+      </w:r>
+      <w:proofErr w:type="spellStart"/>
+      <w:r>
+        <w:t>Image.open</w:t>
+      </w:r>
+      <w:proofErr w:type="spellEnd"/>
+      <w:r>
+        <w:t>(</w:t>
+      </w:r>
+      <w:proofErr w:type="spellStart"/>
+      <w:r>
+        <w:t>io.BytesIO</w:t>
+      </w:r>
+      <w:proofErr w:type="spellEnd"/>
+      <w:r>
+        <w:t>(uploaded[filename]))</w:t>
       </w:r>
     </w:p>
     <w:p>
@@ -384,9 +424,6 @@
           <w:p>
             <w:pPr>
               <w:pStyle w:val="aa"/>
-              <w:rPr>
-                <w:rFonts w:hint="eastAsia"/>
-              </w:rPr>
             </w:pPr>
             <w:r>
               <w:rPr>
@@ -456,11 +493,19 @@
                 <w:numId w:val="13"/>
               </w:numPr>
             </w:pPr>
+            <w:proofErr w:type="spellStart"/>
             <w:r>
               <w:rPr>
                 <w:rFonts w:hint="eastAsia"/>
               </w:rPr>
-              <w:t>바운딩 박스 위 글자의 의미</w:t>
+              <w:t>바운딩</w:t>
+            </w:r>
+            <w:proofErr w:type="spellEnd"/>
+            <w:r>
+              <w:rPr>
+                <w:rFonts w:hint="eastAsia"/>
+              </w:rPr>
+              <w:t xml:space="preserve"> 박스 위 글자의 의미</w:t>
             </w:r>
           </w:p>
           <w:p>
@@ -485,9 +530,6 @@
                 <w:ilvl w:val="0"/>
                 <w:numId w:val="4"/>
               </w:numPr>
-              <w:rPr>
-                <w:rFonts w:hint="eastAsia"/>
-              </w:rPr>
             </w:pPr>
             <w:r>
               <w:rPr>
@@ -519,11 +561,31 @@
                 <w:numId w:val="4"/>
               </w:numPr>
             </w:pPr>
+            <w:proofErr w:type="spellStart"/>
             <w:r>
               <w:rPr>
                 <w:rFonts w:hint="eastAsia"/>
               </w:rPr>
-              <w:t>미니벤 같은 차량이 Truck으로 인식된 것</w:t>
+              <w:t>미니벤</w:t>
+            </w:r>
+            <w:proofErr w:type="spellEnd"/>
+            <w:r>
+              <w:rPr>
+                <w:rFonts w:hint="eastAsia"/>
+              </w:rPr>
+              <w:t xml:space="preserve"> 같은 차량이 Truck으로 </w:t>
+            </w:r>
+            <w:r>
+              <w:rPr>
+                <w:rFonts w:hint="eastAsia"/>
+              </w:rPr>
+              <w:t>탐지</w:t>
+            </w:r>
+            <w:r>
+              <w:rPr>
+                <w:rFonts w:hint="eastAsia"/>
+              </w:rPr>
+              <w:t>된 것</w:t>
             </w:r>
           </w:p>
           <w:p>
@@ -538,7 +600,19 @@
               <w:rPr>
                 <w:rFonts w:hint="eastAsia"/>
               </w:rPr>
-              <w:t>유모차가 오토바이로 인식된 것</w:t>
+              <w:t xml:space="preserve">유모차가 오토바이로 </w:t>
+            </w:r>
+            <w:r>
+              <w:rPr>
+                <w:rFonts w:hint="eastAsia"/>
+              </w:rPr>
+              <w:t>탐지</w:t>
+            </w:r>
+            <w:r>
+              <w:rPr>
+                <w:rFonts w:hint="eastAsia"/>
+              </w:rPr>
+              <w:t>된 것</w:t>
             </w:r>
           </w:p>
           <w:p>
@@ -553,7 +627,274 @@
               <w:rPr>
                 <w:rFonts w:hint="eastAsia"/>
               </w:rPr>
-              <w:t>모든 사람을 인식하지못한 것</w:t>
+              <w:t xml:space="preserve">모든 사람을 </w:t>
+            </w:r>
+            <w:proofErr w:type="spellStart"/>
+            <w:r>
+              <w:rPr>
+                <w:rFonts w:hint="eastAsia"/>
+              </w:rPr>
+              <w:t>탐지</w:t>
+            </w:r>
+            <w:r>
+              <w:rPr>
+                <w:rFonts w:hint="eastAsia"/>
+              </w:rPr>
+              <w:t>하지못한</w:t>
+            </w:r>
+            <w:proofErr w:type="spellEnd"/>
+            <w:r>
+              <w:rPr>
+                <w:rFonts w:hint="eastAsia"/>
+              </w:rPr>
+              <w:t xml:space="preserve"> 것</w:t>
+            </w:r>
+          </w:p>
+          <w:p>
+            <w:pPr>
+              <w:pStyle w:val="aa"/>
+              <w:numPr>
+                <w:ilvl w:val="0"/>
+                <w:numId w:val="12"/>
+              </w:numPr>
+            </w:pPr>
+            <w:r>
+              <w:rPr>
+                <w:rFonts w:hint="eastAsia"/>
+              </w:rPr>
+              <w:t>총평</w:t>
+            </w:r>
+          </w:p>
+          <w:p>
+            <w:pPr>
+              <w:pStyle w:val="aa"/>
+              <w:ind w:left="360"/>
+            </w:pPr>
+            <w:r>
+              <w:rPr>
+                <w:rFonts w:hint="eastAsia"/>
+              </w:rPr>
+              <w:t>다른 사진으로 한번</w:t>
+            </w:r>
+            <w:r>
+              <w:rPr>
+                <w:rFonts w:hint="eastAsia"/>
+              </w:rPr>
+              <w:t xml:space="preserve"> </w:t>
+            </w:r>
+            <w:r>
+              <w:rPr>
+                <w:rFonts w:hint="eastAsia"/>
+              </w:rPr>
+              <w:t xml:space="preserve">더 </w:t>
+            </w:r>
+            <w:proofErr w:type="spellStart"/>
+            <w:r>
+              <w:rPr>
+                <w:rFonts w:hint="eastAsia"/>
+              </w:rPr>
+              <w:t>해봐야겠다고</w:t>
+            </w:r>
+            <w:proofErr w:type="spellEnd"/>
+            <w:r>
+              <w:rPr>
+                <w:rFonts w:hint="eastAsia"/>
+              </w:rPr>
+              <w:t xml:space="preserve"> 생각</w:t>
+            </w:r>
+          </w:p>
+        </w:tc>
+      </w:tr>
+    </w:tbl>
+    <w:p>
+      <w:pPr>
+        <w:pStyle w:val="aa"/>
+        <w:ind w:left="800"/>
+      </w:pPr>
+    </w:p>
+    <w:p>
+      <w:pPr>
+        <w:pStyle w:val="aa"/>
+        <w:ind w:left="800"/>
+      </w:pPr>
+    </w:p>
+    <w:p>
+      <w:pPr>
+        <w:pStyle w:val="1"/>
+        <w:rPr>
+          <w:rStyle w:val="ab"/>
+        </w:rPr>
+      </w:pPr>
+      <w:r>
+        <w:rPr>
+          <w:rStyle w:val="ab"/>
+          <w:rFonts w:hint="eastAsia"/>
+        </w:rPr>
+        <w:t>3. 실행2</w:t>
+      </w:r>
+    </w:p>
+    <w:p>
+      <w:pPr>
+        <w:pStyle w:val="aa"/>
+      </w:pPr>
+      <w:r>
+        <w:rPr>
+          <w:rFonts w:hint="eastAsia"/>
+        </w:rPr>
+        <w:t>위 실행1의 코드를 그대로 이용하면서 테스트 이미지만 변경하여 실행</w:t>
+      </w:r>
+    </w:p>
+    <w:p>
+      <w:pPr>
+        <w:pStyle w:val="aa"/>
+        <w:numPr>
+          <w:ilvl w:val="0"/>
+          <w:numId w:val="14"/>
+        </w:numPr>
+      </w:pPr>
+      <w:r>
+        <w:rPr>
+          <w:rFonts w:hint="eastAsia"/>
+        </w:rPr>
+        <w:t>실행 결과</w:t>
+      </w:r>
+    </w:p>
+    <w:tbl>
+      <w:tblPr>
+        <w:tblStyle w:val="ae"/>
+        <w:tblW w:w="0" w:type="auto"/>
+        <w:tblInd w:w="440" w:type="dxa"/>
+        <w:tblLook w:val="04A0" w:firstRow="1" w:lastRow="0" w:firstColumn="1" w:lastColumn="0" w:noHBand="0" w:noVBand="1"/>
+      </w:tblPr>
+      <w:tblGrid>
+        <w:gridCol w:w="8576"/>
+      </w:tblGrid>
+      <w:tr>
+        <w:tc>
+          <w:tcPr>
+            <w:tcW w:w="9016" w:type="dxa"/>
+          </w:tcPr>
+          <w:p>
+            <w:pPr>
+              <w:pStyle w:val="aa"/>
+              <w:rPr>
+                <w:rFonts w:hint="eastAsia"/>
+              </w:rPr>
+            </w:pPr>
+            <w:r>
+              <w:rPr>
+                <w:rFonts w:hint="eastAsia"/>
+                <w:noProof/>
+              </w:rPr>
+              <w:lastRenderedPageBreak/>
+              <w:drawing>
+                <wp:inline distT="0" distB="0" distL="0" distR="0" wp14:anchorId="0403AE98" wp14:editId="765CF3AD">
+                  <wp:extent cx="5311140" cy="2984422"/>
+                  <wp:effectExtent l="0" t="0" r="3810" b="6985"/>
+                  <wp:docPr id="171594117" name="그림 2"/>
+                  <wp:cNvGraphicFramePr>
+                    <a:graphicFrameLocks xmlns:a="http://schemas.openxmlformats.org/drawingml/2006/main" noChangeAspect="1"/>
+                  </wp:cNvGraphicFramePr>
+                  <a:graphic xmlns:a="http://schemas.openxmlformats.org/drawingml/2006/main">
+                    <a:graphicData uri="http://schemas.openxmlformats.org/drawingml/2006/picture">
+                      <pic:pic xmlns:pic="http://schemas.openxmlformats.org/drawingml/2006/picture">
+                        <pic:nvPicPr>
+                          <pic:cNvPr id="0" name="Picture 2"/>
+                          <pic:cNvPicPr>
+                            <a:picLocks noChangeAspect="1" noChangeArrowheads="1"/>
+                          </pic:cNvPicPr>
+                        </pic:nvPicPr>
+                        <pic:blipFill>
+                          <a:blip r:embed="rId7" cstate="print">
+                            <a:extLst>
+                              <a:ext uri="{28A0092B-C50C-407E-A947-70E740481C1C}">
+                                <a14:useLocalDpi xmlns:a14="http://schemas.microsoft.com/office/drawing/2010/main" val="0"/>
+                              </a:ext>
+                            </a:extLst>
+                          </a:blip>
+                          <a:srcRect/>
+                          <a:stretch>
+                            <a:fillRect/>
+                          </a:stretch>
+                        </pic:blipFill>
+                        <pic:spPr bwMode="auto">
+                          <a:xfrm>
+                            <a:off x="0" y="0"/>
+                            <a:ext cx="5325495" cy="2992489"/>
+                          </a:xfrm>
+                          <a:prstGeom prst="rect">
+                            <a:avLst/>
+                          </a:prstGeom>
+                          <a:noFill/>
+                          <a:ln>
+                            <a:noFill/>
+                          </a:ln>
+                        </pic:spPr>
+                      </pic:pic>
+                    </a:graphicData>
+                  </a:graphic>
+                </wp:inline>
+              </w:drawing>
+            </w:r>
+          </w:p>
+        </w:tc>
+      </w:tr>
+      <w:tr>
+        <w:tc>
+          <w:tcPr>
+            <w:tcW w:w="9016" w:type="dxa"/>
+          </w:tcPr>
+          <w:p>
+            <w:pPr>
+              <w:pStyle w:val="aa"/>
+              <w:numPr>
+                <w:ilvl w:val="0"/>
+                <w:numId w:val="12"/>
+              </w:numPr>
+            </w:pPr>
+            <w:r>
+              <w:rPr>
+                <w:rFonts w:hint="eastAsia"/>
+              </w:rPr>
+              <w:t>오류</w:t>
+            </w:r>
+          </w:p>
+          <w:p>
+            <w:pPr>
+              <w:pStyle w:val="aa"/>
+              <w:numPr>
+                <w:ilvl w:val="0"/>
+                <w:numId w:val="4"/>
+              </w:numPr>
+            </w:pPr>
+            <w:proofErr w:type="spellStart"/>
+            <w:r>
+              <w:rPr>
+                <w:rFonts w:hint="eastAsia"/>
+              </w:rPr>
+              <w:t>미니벤들을</w:t>
+            </w:r>
+            <w:proofErr w:type="spellEnd"/>
+            <w:r>
+              <w:rPr>
+                <w:rFonts w:hint="eastAsia"/>
+              </w:rPr>
+              <w:t xml:space="preserve"> 트럭과 버스로 인식</w:t>
+            </w:r>
+          </w:p>
+          <w:p>
+            <w:pPr>
+              <w:pStyle w:val="aa"/>
+              <w:numPr>
+                <w:ilvl w:val="0"/>
+                <w:numId w:val="4"/>
+              </w:numPr>
+            </w:pPr>
+            <w:r>
+              <w:rPr>
+                <w:rFonts w:hint="eastAsia"/>
+              </w:rPr>
+              <w:t>사람들을 대부분 인식하지 못함</w:t>
             </w:r>
           </w:p>
           <w:p>
@@ -583,7 +924,96 @@
               <w:rPr>
                 <w:rFonts w:hint="eastAsia"/>
               </w:rPr>
-              <w:t>다른 사진으로 한번더 해봐야겠다고 생각</w:t>
+              <w:t xml:space="preserve">확실하게 드러난 객체, 테스트한 이미지에서는 모든 종류의 차들을 잘 </w:t>
+            </w:r>
+            <w:r>
+              <w:rPr>
+                <w:rFonts w:hint="eastAsia"/>
+              </w:rPr>
+              <w:t>탐지</w:t>
+            </w:r>
+            <w:r>
+              <w:rPr>
+                <w:rFonts w:hint="eastAsia"/>
+              </w:rPr>
+              <w:t>한다. 그러나 차의 세부적인 분류가 잘 이루어지지 않는 경우가 다수 보이나 이는 차량충돌방지 장치에 사용됨에 있어서는 큰 지장이 되지 않을 것이라 생각</w:t>
+            </w:r>
+            <w:r>
+              <w:rPr>
+                <w:rFonts w:hint="eastAsia"/>
+              </w:rPr>
+              <w:t>한</w:t>
+            </w:r>
+            <w:r>
+              <w:rPr>
+                <w:rFonts w:hint="eastAsia"/>
+              </w:rPr>
+              <w:t xml:space="preserve">다. </w:t>
+            </w:r>
+            <w:r>
+              <w:rPr>
+                <w:rFonts w:hint="eastAsia"/>
+              </w:rPr>
+              <w:t xml:space="preserve">또한 </w:t>
+            </w:r>
+            <w:r>
+              <w:rPr>
+                <w:rFonts w:hint="eastAsia"/>
+              </w:rPr>
+              <w:t>사람과 같은 경우는 아마 사진상 너무 크기가 작아서 객체</w:t>
+            </w:r>
+            <w:r>
+              <w:rPr>
+                <w:rFonts w:hint="eastAsia"/>
+              </w:rPr>
+              <w:t>탐지가</w:t>
+            </w:r>
+            <w:r>
+              <w:rPr>
+                <w:rFonts w:hint="eastAsia"/>
+              </w:rPr>
+              <w:t xml:space="preserve"> 잘 되지 않는 것이라 생각</w:t>
+            </w:r>
+            <w:r>
+              <w:rPr>
+                <w:rFonts w:hint="eastAsia"/>
+              </w:rPr>
+              <w:t>한</w:t>
+            </w:r>
+            <w:r>
+              <w:rPr>
+                <w:rFonts w:hint="eastAsia"/>
+              </w:rPr>
+              <w:t>다.</w:t>
+            </w:r>
+          </w:p>
+          <w:p>
+            <w:pPr>
+              <w:pStyle w:val="aa"/>
+              <w:ind w:left="360"/>
+              <w:rPr>
+                <w:rFonts w:hint="eastAsia"/>
+              </w:rPr>
+            </w:pPr>
+            <w:r>
+              <w:rPr>
+                <w:rFonts w:hint="eastAsia"/>
+              </w:rPr>
+              <w:t xml:space="preserve">이러한 오류를 줄일 수 있는 방법에는 무엇이 있는지 </w:t>
+            </w:r>
+            <w:proofErr w:type="spellStart"/>
+            <w:r>
+              <w:rPr>
+                <w:rFonts w:hint="eastAsia"/>
+              </w:rPr>
+              <w:t>알아봐야겠다고</w:t>
+            </w:r>
+            <w:proofErr w:type="spellEnd"/>
+            <w:r>
+              <w:rPr>
+                <w:rFonts w:hint="eastAsia"/>
+              </w:rPr>
+              <w:t xml:space="preserve"> 생각</w:t>
             </w:r>
           </w:p>
         </w:tc>
@@ -592,51 +1022,649 @@
     <w:p>
       <w:pPr>
         <w:pStyle w:val="aa"/>
-        <w:ind w:left="800"/>
-      </w:pPr>
-    </w:p>
-    <w:p>
-      <w:pPr>
-        <w:pStyle w:val="aa"/>
-        <w:ind w:left="800"/>
-      </w:pPr>
-    </w:p>
-    <w:p>
-      <w:pPr>
-        <w:pStyle w:val="1"/>
-      </w:pPr>
-      <w:r>
+        <w:ind w:left="440"/>
         <w:rPr>
           <w:rFonts w:hint="eastAsia"/>
         </w:rPr>
-        <w:t>3. 실행2</w:t>
-      </w:r>
-    </w:p>
-    <w:p>
-      <w:pPr>
-        <w:pStyle w:val="aa"/>
-      </w:pPr>
-      <w:r>
+      </w:pPr>
+    </w:p>
+    <w:p/>
+    <w:p>
+      <w:pPr>
+        <w:pStyle w:val="1"/>
+        <w:rPr>
+          <w:rStyle w:val="ab"/>
+        </w:rPr>
+      </w:pPr>
+      <w:r>
+        <w:rPr>
+          <w:rStyle w:val="ab"/>
+          <w:rFonts w:hint="eastAsia"/>
+        </w:rPr>
+        <w:t>4. 객체탐지 성능을 높이기 위한 방법</w:t>
+      </w:r>
+    </w:p>
+    <w:p>
+      <w:pPr>
+        <w:pStyle w:val="a6"/>
+        <w:numPr>
+          <w:ilvl w:val="0"/>
+          <w:numId w:val="16"/>
+        </w:numPr>
+      </w:pPr>
+      <w:r>
+        <w:t>데이터 품질 및 수량 개선</w:t>
+      </w:r>
+    </w:p>
+    <w:p>
+      <w:pPr>
+        <w:pStyle w:val="a6"/>
+        <w:numPr>
+          <w:ilvl w:val="0"/>
+          <w:numId w:val="17"/>
+        </w:numPr>
+      </w:pPr>
+      <w:r>
+        <w:t>데이터 수 확장 (Data Augmentation)</w:t>
+      </w:r>
+    </w:p>
+    <w:p>
+      <w:pPr>
+        <w:pStyle w:val="a6"/>
+        <w:numPr>
+          <w:ilvl w:val="2"/>
+          <w:numId w:val="4"/>
+        </w:numPr>
+      </w:pPr>
+      <w:r>
+        <w:t xml:space="preserve">회전, 스케일링, 밝기 변화, </w:t>
+      </w:r>
+      <w:proofErr w:type="spellStart"/>
+      <w:r>
+        <w:t>블러</w:t>
+      </w:r>
+      <w:proofErr w:type="spellEnd"/>
+      <w:r>
+        <w:t>, 노이즈 추가 등 다양한 증강 기법 적용</w:t>
+      </w:r>
+    </w:p>
+    <w:p>
+      <w:pPr>
+        <w:pStyle w:val="a6"/>
+        <w:numPr>
+          <w:ilvl w:val="2"/>
+          <w:numId w:val="4"/>
+        </w:numPr>
+      </w:pPr>
+      <w:proofErr w:type="spellStart"/>
+      <w:r>
+        <w:t>Albumentations</w:t>
+      </w:r>
+      <w:proofErr w:type="spellEnd"/>
+      <w:r>
+        <w:t xml:space="preserve">, </w:t>
+      </w:r>
+      <w:proofErr w:type="spellStart"/>
+      <w:r>
+        <w:t>imgaug</w:t>
+      </w:r>
+      <w:proofErr w:type="spellEnd"/>
+      <w:r>
+        <w:t>, cv2 등 활용 가능</w:t>
+      </w:r>
+    </w:p>
+    <w:p>
+      <w:pPr>
+        <w:pStyle w:val="a6"/>
+        <w:numPr>
+          <w:ilvl w:val="0"/>
+          <w:numId w:val="17"/>
+        </w:numPr>
+      </w:pPr>
+      <w:r>
+        <w:t>Hard Example Mining</w:t>
+      </w:r>
+    </w:p>
+    <w:p>
+      <w:pPr>
+        <w:pStyle w:val="a6"/>
+        <w:numPr>
+          <w:ilvl w:val="0"/>
+          <w:numId w:val="18"/>
+        </w:numPr>
+      </w:pPr>
+      <w:r>
+        <w:t>모델이 자주 틀리는 예제들(hard negative)을 수집해서 추가 학습에 반영</w:t>
+      </w:r>
+    </w:p>
+    <w:p>
+      <w:pPr>
+        <w:pStyle w:val="a6"/>
+        <w:numPr>
+          <w:ilvl w:val="0"/>
+          <w:numId w:val="17"/>
+        </w:numPr>
+      </w:pPr>
+      <w:r>
+        <w:t>라벨 품질 검토</w:t>
+      </w:r>
+    </w:p>
+    <w:p>
+      <w:pPr>
+        <w:pStyle w:val="a6"/>
+        <w:numPr>
+          <w:ilvl w:val="0"/>
+          <w:numId w:val="18"/>
+        </w:numPr>
+      </w:pPr>
+      <w:proofErr w:type="spellStart"/>
+      <w:r>
+        <w:lastRenderedPageBreak/>
+        <w:t>라벨링</w:t>
+      </w:r>
+      <w:proofErr w:type="spellEnd"/>
+      <w:r>
+        <w:t xml:space="preserve"> 오류가 성능 저하의 큰 원인이 될 수 있으므로 정확한 </w:t>
+      </w:r>
+      <w:proofErr w:type="spellStart"/>
+      <w:r>
+        <w:t>라벨링</w:t>
+      </w:r>
+      <w:proofErr w:type="spellEnd"/>
+      <w:r>
+        <w:t xml:space="preserve"> 필요</w:t>
+      </w:r>
+    </w:p>
+    <w:p>
+      <w:pPr>
+        <w:pStyle w:val="a6"/>
+        <w:numPr>
+          <w:ilvl w:val="0"/>
+          <w:numId w:val="18"/>
+        </w:numPr>
+      </w:pPr>
+      <w:proofErr w:type="spellStart"/>
+      <w:r>
+        <w:t>Roboflow</w:t>
+      </w:r>
+      <w:proofErr w:type="spellEnd"/>
+      <w:r>
+        <w:t>, CVAT, Label Studio 등 검수 도구 활용</w:t>
+      </w:r>
+    </w:p>
+    <w:p>
+      <w:pPr>
+        <w:ind w:left="1600"/>
         <w:rPr>
           <w:rFonts w:hint="eastAsia"/>
         </w:rPr>
-        <w:t>위 실행1의 코드를 그대로 이용하면서 테스트 이미지만 변경하여 실행</w:t>
-      </w:r>
-    </w:p>
-    <w:p>
-      <w:pPr>
-        <w:pStyle w:val="aa"/>
+      </w:pPr>
+    </w:p>
+    <w:p>
+      <w:pPr>
+        <w:pStyle w:val="a6"/>
+        <w:numPr>
+          <w:ilvl w:val="0"/>
+          <w:numId w:val="16"/>
+        </w:numPr>
+      </w:pPr>
+      <w:r>
+        <w:t>모델 구조 개선</w:t>
+      </w:r>
+    </w:p>
+    <w:p>
+      <w:pPr>
+        <w:pStyle w:val="a6"/>
+        <w:numPr>
+          <w:ilvl w:val="0"/>
+          <w:numId w:val="24"/>
+        </w:numPr>
+      </w:pPr>
+      <w:r>
+        <w:t>더 큰 백본 사용</w:t>
+      </w:r>
+    </w:p>
+    <w:p>
+      <w:pPr>
+        <w:pStyle w:val="a6"/>
+        <w:numPr>
+          <w:ilvl w:val="0"/>
+          <w:numId w:val="21"/>
+        </w:numPr>
+      </w:pPr>
+      <w:r>
+        <w:t>예: YOLOv5s → YOLOv5m, YOLOv5l, YOLOv5x</w:t>
+      </w:r>
+    </w:p>
+    <w:p>
+      <w:pPr>
+        <w:pStyle w:val="a6"/>
+        <w:numPr>
+          <w:ilvl w:val="0"/>
+          <w:numId w:val="21"/>
+        </w:numPr>
+      </w:pPr>
+      <w:r>
+        <w:t xml:space="preserve">성능 향상 vs </w:t>
+      </w:r>
+      <w:proofErr w:type="spellStart"/>
+      <w:r>
+        <w:t>연산량</w:t>
+      </w:r>
+      <w:proofErr w:type="spellEnd"/>
+      <w:r>
+        <w:t xml:space="preserve"> 증가를 고려한 선택 필요</w:t>
+      </w:r>
+    </w:p>
+    <w:p>
+      <w:pPr>
+        <w:pStyle w:val="a6"/>
+        <w:numPr>
+          <w:ilvl w:val="0"/>
+          <w:numId w:val="24"/>
+        </w:numPr>
+      </w:pPr>
+      <w:r>
+        <w:t>기타 모델로 전환 고려</w:t>
+      </w:r>
+    </w:p>
+    <w:p>
+      <w:pPr>
+        <w:pStyle w:val="a6"/>
+        <w:numPr>
+          <w:ilvl w:val="0"/>
+          <w:numId w:val="25"/>
+        </w:numPr>
+      </w:pPr>
+      <w:r>
+        <w:t xml:space="preserve">최신 모델 사용 (예: YOLOv8, YOLO-NAS, RT-DETR, </w:t>
+      </w:r>
+      <w:proofErr w:type="spellStart"/>
+      <w:r>
+        <w:t>EfficientDet</w:t>
+      </w:r>
+      <w:proofErr w:type="spellEnd"/>
+      <w:r>
+        <w:t>, Grounding DINO, DETR, SAM 등)</w:t>
+      </w:r>
+    </w:p>
+    <w:p>
+      <w:pPr>
+        <w:pStyle w:val="a6"/>
+        <w:numPr>
+          <w:ilvl w:val="0"/>
+          <w:numId w:val="24"/>
+        </w:numPr>
+      </w:pPr>
+      <w:proofErr w:type="spellStart"/>
+      <w:r>
         <w:rPr>
           <w:rFonts w:hint="eastAsia"/>
         </w:rPr>
-      </w:pPr>
-    </w:p>
-    <w:p>
-      <w:pPr>
+        <w:t>멀티스케일</w:t>
+      </w:r>
+      <w:proofErr w:type="spellEnd"/>
+      <w:r>
+        <w:t xml:space="preserve"> 트레이닝</w:t>
+      </w:r>
+    </w:p>
+    <w:p>
+      <w:pPr>
+        <w:pStyle w:val="a6"/>
+        <w:numPr>
+          <w:ilvl w:val="0"/>
+          <w:numId w:val="25"/>
+        </w:numPr>
+      </w:pPr>
+      <w:r>
+        <w:t>다양한 입력 해상도에서 학습하여 다양한 객체 크기에 대응</w:t>
+      </w:r>
+    </w:p>
+    <w:p>
+      <w:pPr>
+        <w:pStyle w:val="a6"/>
+        <w:numPr>
+          <w:ilvl w:val="0"/>
+          <w:numId w:val="24"/>
+        </w:numPr>
+      </w:pPr>
+      <w:r>
+        <w:t>Anchor-Free 방식 고려</w:t>
+      </w:r>
+    </w:p>
+    <w:p>
+      <w:pPr>
+        <w:pStyle w:val="a6"/>
+        <w:numPr>
+          <w:ilvl w:val="5"/>
+          <w:numId w:val="12"/>
+        </w:numPr>
+      </w:pPr>
+      <w:r>
+        <w:t xml:space="preserve">예: YOLOv8, </w:t>
+      </w:r>
+      <w:proofErr w:type="spellStart"/>
+      <w:r>
+        <w:t>CenterNet</w:t>
+      </w:r>
+      <w:proofErr w:type="spellEnd"/>
+      <w:r>
+        <w:t>, DETR 등 → 작은 객체 탐지 성능 개선</w:t>
+      </w:r>
+    </w:p>
+    <w:p>
+      <w:pPr>
+        <w:pStyle w:val="a6"/>
+        <w:ind w:left="1600"/>
+      </w:pPr>
+    </w:p>
+    <w:p>
+      <w:pPr>
+        <w:pStyle w:val="a6"/>
+        <w:numPr>
+          <w:ilvl w:val="0"/>
+          <w:numId w:val="3"/>
+        </w:numPr>
+      </w:pPr>
+      <w:r>
+        <w:t>학습 전략 개선</w:t>
+      </w:r>
+    </w:p>
+    <w:p>
+      <w:pPr>
+        <w:pStyle w:val="a6"/>
+        <w:numPr>
+          <w:ilvl w:val="0"/>
+          <w:numId w:val="26"/>
+        </w:numPr>
+      </w:pPr>
+      <w:r>
+        <w:t>Hyperparameter Tuning</w:t>
+      </w:r>
+    </w:p>
+    <w:p>
+      <w:pPr>
+        <w:pStyle w:val="a6"/>
+        <w:numPr>
+          <w:ilvl w:val="5"/>
+          <w:numId w:val="12"/>
+        </w:numPr>
+      </w:pPr>
+      <w:proofErr w:type="spellStart"/>
+      <w:r>
+        <w:t>학습률</w:t>
+      </w:r>
+      <w:proofErr w:type="spellEnd"/>
+      <w:r>
+        <w:t xml:space="preserve">, batch size, confidence threshold, </w:t>
+      </w:r>
+      <w:proofErr w:type="spellStart"/>
+      <w:r>
+        <w:t>IoU</w:t>
+      </w:r>
+      <w:proofErr w:type="spellEnd"/>
+      <w:r>
+        <w:t xml:space="preserve"> threshold 등 튜닝</w:t>
+      </w:r>
+    </w:p>
+    <w:p>
+      <w:pPr>
+        <w:pStyle w:val="a6"/>
+        <w:numPr>
+          <w:ilvl w:val="5"/>
+          <w:numId w:val="12"/>
+        </w:numPr>
+      </w:pPr>
+      <w:r>
+        <w:t>YOLOv5는 train.py에서 --</w:t>
+      </w:r>
+      <w:proofErr w:type="spellStart"/>
+      <w:r>
+        <w:t>hyp</w:t>
+      </w:r>
+      <w:proofErr w:type="spellEnd"/>
+      <w:r>
+        <w:t xml:space="preserve"> 파라미터로 설정 가능</w:t>
+      </w:r>
+    </w:p>
+    <w:p>
+      <w:pPr>
+        <w:pStyle w:val="a6"/>
+        <w:numPr>
+          <w:ilvl w:val="5"/>
+          <w:numId w:val="12"/>
+        </w:numPr>
+      </w:pPr>
+      <w:proofErr w:type="spellStart"/>
+      <w:r>
+        <w:t>optuna</w:t>
+      </w:r>
+      <w:proofErr w:type="spellEnd"/>
+      <w:r>
+        <w:t>, Ray Tune 등을 통해 자동 최적화 가능</w:t>
+      </w:r>
+    </w:p>
+    <w:p>
+      <w:pPr>
+        <w:pStyle w:val="a6"/>
+        <w:numPr>
+          <w:ilvl w:val="0"/>
+          <w:numId w:val="27"/>
+        </w:numPr>
+      </w:pPr>
+      <w:r>
+        <w:t>Freeze &amp; Fine-tune 전략</w:t>
+      </w:r>
+    </w:p>
+    <w:p>
+      <w:pPr>
+        <w:pStyle w:val="a6"/>
+        <w:numPr>
+          <w:ilvl w:val="0"/>
+          <w:numId w:val="28"/>
+        </w:numPr>
+      </w:pPr>
+      <w:r>
+        <w:t>사전 학습된 백본(frozen)으로 시작하고 이후 fine-tuning</w:t>
+      </w:r>
+    </w:p>
+    <w:p>
+      <w:pPr>
+        <w:pStyle w:val="a6"/>
+        <w:numPr>
+          <w:ilvl w:val="0"/>
+          <w:numId w:val="27"/>
+        </w:numPr>
+      </w:pPr>
+      <w:r>
+        <w:t>Loss Function 개선</w:t>
+      </w:r>
+    </w:p>
+    <w:p>
+      <w:pPr>
+        <w:pStyle w:val="a6"/>
+        <w:numPr>
+          <w:ilvl w:val="0"/>
+          <w:numId w:val="28"/>
+        </w:numPr>
+      </w:pPr>
+      <w:proofErr w:type="spellStart"/>
+      <w:r>
+        <w:t>CIoU</w:t>
+      </w:r>
+      <w:proofErr w:type="spellEnd"/>
+      <w:r>
+        <w:t>/</w:t>
+      </w:r>
+      <w:proofErr w:type="spellStart"/>
+      <w:r>
+        <w:t>GIoU</w:t>
+      </w:r>
+      <w:proofErr w:type="spellEnd"/>
+      <w:r>
+        <w:t xml:space="preserve"> 등 고급 </w:t>
+      </w:r>
+      <w:proofErr w:type="spellStart"/>
+      <w:r>
+        <w:t>IoU</w:t>
+      </w:r>
+      <w:proofErr w:type="spellEnd"/>
+      <w:r>
+        <w:t xml:space="preserve"> Loss 적용</w:t>
+      </w:r>
+    </w:p>
+    <w:p>
+      <w:pPr>
+        <w:pStyle w:val="a6"/>
+        <w:numPr>
+          <w:ilvl w:val="0"/>
+          <w:numId w:val="28"/>
+        </w:numPr>
+      </w:pPr>
+      <w:r>
+        <w:t>Focal Loss로 불균형한 클래스 분포 대응</w:t>
+      </w:r>
+    </w:p>
+    <w:p>
+      <w:pPr>
+        <w:pStyle w:val="a6"/>
+        <w:numPr>
+          <w:ilvl w:val="0"/>
+          <w:numId w:val="27"/>
+        </w:numPr>
+      </w:pPr>
+      <w:r>
+        <w:t>Class Imbalance 대응</w:t>
+      </w:r>
+    </w:p>
+    <w:p>
+      <w:pPr>
+        <w:pStyle w:val="a6"/>
+        <w:numPr>
+          <w:ilvl w:val="0"/>
+          <w:numId w:val="29"/>
+        </w:numPr>
+      </w:pPr>
+      <w:r>
+        <w:t>class weights, oversampling, under-sampling 등 적용</w:t>
+      </w:r>
+    </w:p>
+    <w:p/>
+    <w:p>
+      <w:pPr>
+        <w:pStyle w:val="a6"/>
+        <w:numPr>
+          <w:ilvl w:val="0"/>
+          <w:numId w:val="3"/>
+        </w:numPr>
+      </w:pPr>
+      <w:r>
+        <w:t>후처리 &amp; 실용적 개선</w:t>
+      </w:r>
+    </w:p>
+    <w:p>
+      <w:pPr>
+        <w:pStyle w:val="a6"/>
+        <w:numPr>
+          <w:ilvl w:val="0"/>
+          <w:numId w:val="30"/>
+        </w:numPr>
+      </w:pPr>
+      <w:r>
+        <w:t>NMS 개선</w:t>
+      </w:r>
+    </w:p>
+    <w:p>
+      <w:pPr>
+        <w:pStyle w:val="a6"/>
+        <w:numPr>
+          <w:ilvl w:val="0"/>
+          <w:numId w:val="29"/>
+        </w:numPr>
+      </w:pPr>
+      <w:r>
+        <w:t xml:space="preserve">Soft-NMS, </w:t>
+      </w:r>
+      <w:proofErr w:type="spellStart"/>
+      <w:r>
+        <w:t>DIoU</w:t>
+      </w:r>
+      <w:proofErr w:type="spellEnd"/>
+      <w:r>
+        <w:t>-NMS 등 성능 향상</w:t>
+      </w:r>
+    </w:p>
+    <w:p>
+      <w:pPr>
+        <w:pStyle w:val="a6"/>
+        <w:numPr>
+          <w:ilvl w:val="0"/>
+          <w:numId w:val="29"/>
+        </w:numPr>
+      </w:pPr>
+      <w:r>
+        <w:t>YOLOv5의 경우 models/common.py 내 NMS 부분 수정 가능</w:t>
+      </w:r>
+    </w:p>
+    <w:p>
+      <w:pPr>
+        <w:pStyle w:val="a6"/>
+        <w:numPr>
+          <w:ilvl w:val="0"/>
+          <w:numId w:val="31"/>
+        </w:numPr>
+      </w:pPr>
+      <w:r>
+        <w:t>Test Time Augmentation (TTA)</w:t>
+      </w:r>
+    </w:p>
+    <w:p>
+      <w:pPr>
+        <w:pStyle w:val="a6"/>
+        <w:numPr>
+          <w:ilvl w:val="0"/>
+          <w:numId w:val="32"/>
+        </w:numPr>
+      </w:pPr>
+      <w:r>
+        <w:lastRenderedPageBreak/>
+        <w:t>추론 시 입력 이미지를 다양하게 증강한 후 평균을 내어 예측 정확도 향상</w:t>
+      </w:r>
+    </w:p>
+    <w:p>
+      <w:pPr>
+        <w:pStyle w:val="a6"/>
+        <w:numPr>
+          <w:ilvl w:val="0"/>
+          <w:numId w:val="31"/>
+        </w:numPr>
+      </w:pPr>
+      <w:r>
+        <w:t>Ensemble</w:t>
+      </w:r>
+    </w:p>
+    <w:p>
+      <w:pPr>
+        <w:pStyle w:val="a6"/>
+        <w:numPr>
+          <w:ilvl w:val="4"/>
+          <w:numId w:val="13"/>
+        </w:numPr>
         <w:rPr>
           <w:rFonts w:hint="eastAsia"/>
         </w:rPr>
       </w:pPr>
+      <w:r>
+        <w:t xml:space="preserve">서로 다른 모델들의 결과를 </w:t>
+      </w:r>
+      <w:proofErr w:type="spellStart"/>
+      <w:r>
+        <w:t>앙상블하여</w:t>
+      </w:r>
+      <w:proofErr w:type="spellEnd"/>
+      <w:r>
+        <w:t xml:space="preserve"> 예측 성능 향상</w:t>
+      </w:r>
     </w:p>
     <w:sectPr>
       <w:pgSz w:w="11906" w:h="16838"/>
@@ -653,80 +1681,80 @@
   <w:abstractNum w:abstractNumId="0" w15:restartNumberingAfterBreak="0">
     <w:nsid w:val="06A33D6B"/>
     <w:multiLevelType w:val="hybridMultilevel"/>
-    <w:tmpl w:val="DD5A8666"/>
-    <w:lvl w:ilvl="0" w:tplc="04090001">
+    <w:tmpl w:val="D3EA6210"/>
+    <w:lvl w:ilvl="0" w:tplc="93B6519A">
+      <w:start w:val="1"/>
+      <w:numFmt w:val="bullet"/>
+      <w:lvlText w:val="-"/>
+      <w:lvlJc w:val="left"/>
+      <w:pPr>
+        <w:ind w:left="360" w:hanging="360"/>
+      </w:pPr>
+      <w:rPr>
+        <w:rFonts w:ascii="맑은 고딕" w:eastAsia="맑은 고딕" w:hAnsi="맑은 고딕" w:cstheme="minorBidi" w:hint="eastAsia"/>
+      </w:rPr>
+    </w:lvl>
+    <w:lvl w:ilvl="1" w:tplc="04090003">
+      <w:start w:val="1"/>
+      <w:numFmt w:val="bullet"/>
+      <w:lvlText w:val=""/>
+      <w:lvlJc w:val="left"/>
+      <w:pPr>
+        <w:ind w:left="520" w:hanging="440"/>
+      </w:pPr>
+      <w:rPr>
+        <w:rFonts w:ascii="Wingdings" w:hAnsi="Wingdings" w:hint="default"/>
+      </w:rPr>
+    </w:lvl>
+    <w:lvl w:ilvl="2" w:tplc="04090005">
+      <w:start w:val="1"/>
+      <w:numFmt w:val="bullet"/>
+      <w:lvlText w:val=""/>
+      <w:lvlJc w:val="left"/>
+      <w:pPr>
+        <w:ind w:left="960" w:hanging="440"/>
+      </w:pPr>
+      <w:rPr>
+        <w:rFonts w:ascii="Wingdings" w:hAnsi="Wingdings" w:hint="default"/>
+      </w:rPr>
+    </w:lvl>
+    <w:lvl w:ilvl="3" w:tplc="04090001">
       <w:start w:val="1"/>
       <w:numFmt w:val="bullet"/>
       <w:lvlText w:val=""/>
       <w:lvlJc w:val="left"/>
       <w:pPr>
-        <w:ind w:left="360" w:hanging="360"/>
-      </w:pPr>
-      <w:rPr>
-        <w:rFonts w:ascii="Wingdings" w:hAnsi="Wingdings" w:hint="default"/>
-      </w:rPr>
-    </w:lvl>
-    <w:lvl w:ilvl="1" w:tplc="04090003" w:tentative="1">
+        <w:ind w:left="1400" w:hanging="440"/>
+      </w:pPr>
+      <w:rPr>
+        <w:rFonts w:ascii="Wingdings" w:hAnsi="Wingdings" w:hint="default"/>
+      </w:rPr>
+    </w:lvl>
+    <w:lvl w:ilvl="4" w:tplc="04090003">
       <w:start w:val="1"/>
       <w:numFmt w:val="bullet"/>
       <w:lvlText w:val=""/>
       <w:lvlJc w:val="left"/>
       <w:pPr>
-        <w:ind w:left="520" w:hanging="440"/>
-      </w:pPr>
-      <w:rPr>
-        <w:rFonts w:ascii="Wingdings" w:hAnsi="Wingdings" w:hint="default"/>
-      </w:rPr>
-    </w:lvl>
-    <w:lvl w:ilvl="2" w:tplc="04090005" w:tentative="1">
-      <w:start w:val="1"/>
-      <w:numFmt w:val="bullet"/>
-      <w:lvlText w:val=""/>
-      <w:lvlJc w:val="left"/>
-      <w:pPr>
-        <w:ind w:left="960" w:hanging="440"/>
-      </w:pPr>
-      <w:rPr>
-        <w:rFonts w:ascii="Wingdings" w:hAnsi="Wingdings" w:hint="default"/>
-      </w:rPr>
-    </w:lvl>
-    <w:lvl w:ilvl="3" w:tplc="04090001" w:tentative="1">
-      <w:start w:val="1"/>
-      <w:numFmt w:val="bullet"/>
-      <w:lvlText w:val=""/>
-      <w:lvlJc w:val="left"/>
-      <w:pPr>
-        <w:ind w:left="1400" w:hanging="440"/>
-      </w:pPr>
-      <w:rPr>
-        <w:rFonts w:ascii="Wingdings" w:hAnsi="Wingdings" w:hint="default"/>
-      </w:rPr>
-    </w:lvl>
-    <w:lvl w:ilvl="4" w:tplc="04090003" w:tentative="1">
-      <w:start w:val="1"/>
-      <w:numFmt w:val="bullet"/>
-      <w:lvlText w:val=""/>
-      <w:lvlJc w:val="left"/>
-      <w:pPr>
         <w:ind w:left="1840" w:hanging="440"/>
       </w:pPr>
       <w:rPr>
         <w:rFonts w:ascii="Wingdings" w:hAnsi="Wingdings" w:hint="default"/>
       </w:rPr>
     </w:lvl>
-    <w:lvl w:ilvl="5" w:tplc="04090005" w:tentative="1">
-      <w:start w:val="1"/>
-      <w:numFmt w:val="bullet"/>
-      <w:lvlText w:val=""/>
-      <w:lvlJc w:val="left"/>
-      <w:pPr>
-        <w:ind w:left="2280" w:hanging="440"/>
-      </w:pPr>
-      <w:rPr>
-        <w:rFonts w:ascii="Wingdings" w:hAnsi="Wingdings" w:hint="default"/>
-      </w:rPr>
-    </w:lvl>
-    <w:lvl w:ilvl="6" w:tplc="04090001" w:tentative="1">
+    <w:lvl w:ilvl="5" w:tplc="93B6519A">
+      <w:start w:val="1"/>
+      <w:numFmt w:val="bullet"/>
+      <w:lvlText w:val="-"/>
+      <w:lvlJc w:val="left"/>
+      <w:pPr>
+        <w:ind w:left="2560" w:hanging="440"/>
+      </w:pPr>
+      <w:rPr>
+        <w:rFonts w:ascii="맑은 고딕" w:eastAsia="맑은 고딕" w:hAnsi="맑은 고딕" w:cstheme="minorBidi" w:hint="eastAsia"/>
+      </w:rPr>
+    </w:lvl>
+    <w:lvl w:ilvl="6" w:tplc="04090001">
       <w:start w:val="1"/>
       <w:numFmt w:val="bullet"/>
       <w:lvlText w:val=""/>
@@ -764,6 +1792,208 @@
     </w:lvl>
   </w:abstractNum>
   <w:abstractNum w:abstractNumId="1" w15:restartNumberingAfterBreak="0">
+    <w:nsid w:val="08486AF5"/>
+    <w:multiLevelType w:val="hybridMultilevel"/>
+    <w:tmpl w:val="93B4C2E6"/>
+    <w:lvl w:ilvl="0" w:tplc="93B6519A">
+      <w:start w:val="1"/>
+      <w:numFmt w:val="bullet"/>
+      <w:lvlText w:val="-"/>
+      <w:lvlJc w:val="left"/>
+      <w:pPr>
+        <w:ind w:left="2560" w:hanging="440"/>
+      </w:pPr>
+      <w:rPr>
+        <w:rFonts w:ascii="맑은 고딕" w:eastAsia="맑은 고딕" w:hAnsi="맑은 고딕" w:cstheme="minorBidi" w:hint="eastAsia"/>
+      </w:rPr>
+    </w:lvl>
+    <w:lvl w:ilvl="1" w:tplc="04090003" w:tentative="1">
+      <w:start w:val="1"/>
+      <w:numFmt w:val="bullet"/>
+      <w:lvlText w:val=""/>
+      <w:lvlJc w:val="left"/>
+      <w:pPr>
+        <w:ind w:left="3000" w:hanging="440"/>
+      </w:pPr>
+      <w:rPr>
+        <w:rFonts w:ascii="Wingdings" w:hAnsi="Wingdings" w:hint="default"/>
+      </w:rPr>
+    </w:lvl>
+    <w:lvl w:ilvl="2" w:tplc="04090005" w:tentative="1">
+      <w:start w:val="1"/>
+      <w:numFmt w:val="bullet"/>
+      <w:lvlText w:val=""/>
+      <w:lvlJc w:val="left"/>
+      <w:pPr>
+        <w:ind w:left="3440" w:hanging="440"/>
+      </w:pPr>
+      <w:rPr>
+        <w:rFonts w:ascii="Wingdings" w:hAnsi="Wingdings" w:hint="default"/>
+      </w:rPr>
+    </w:lvl>
+    <w:lvl w:ilvl="3" w:tplc="04090001" w:tentative="1">
+      <w:start w:val="1"/>
+      <w:numFmt w:val="bullet"/>
+      <w:lvlText w:val=""/>
+      <w:lvlJc w:val="left"/>
+      <w:pPr>
+        <w:ind w:left="3880" w:hanging="440"/>
+      </w:pPr>
+      <w:rPr>
+        <w:rFonts w:ascii="Wingdings" w:hAnsi="Wingdings" w:hint="default"/>
+      </w:rPr>
+    </w:lvl>
+    <w:lvl w:ilvl="4" w:tplc="04090003" w:tentative="1">
+      <w:start w:val="1"/>
+      <w:numFmt w:val="bullet"/>
+      <w:lvlText w:val=""/>
+      <w:lvlJc w:val="left"/>
+      <w:pPr>
+        <w:ind w:left="4320" w:hanging="440"/>
+      </w:pPr>
+      <w:rPr>
+        <w:rFonts w:ascii="Wingdings" w:hAnsi="Wingdings" w:hint="default"/>
+      </w:rPr>
+    </w:lvl>
+    <w:lvl w:ilvl="5" w:tplc="04090005" w:tentative="1">
+      <w:start w:val="1"/>
+      <w:numFmt w:val="bullet"/>
+      <w:lvlText w:val=""/>
+      <w:lvlJc w:val="left"/>
+      <w:pPr>
+        <w:ind w:left="4760" w:hanging="440"/>
+      </w:pPr>
+      <w:rPr>
+        <w:rFonts w:ascii="Wingdings" w:hAnsi="Wingdings" w:hint="default"/>
+      </w:rPr>
+    </w:lvl>
+    <w:lvl w:ilvl="6" w:tplc="04090001" w:tentative="1">
+      <w:start w:val="1"/>
+      <w:numFmt w:val="bullet"/>
+      <w:lvlText w:val=""/>
+      <w:lvlJc w:val="left"/>
+      <w:pPr>
+        <w:ind w:left="5200" w:hanging="440"/>
+      </w:pPr>
+      <w:rPr>
+        <w:rFonts w:ascii="Wingdings" w:hAnsi="Wingdings" w:hint="default"/>
+      </w:rPr>
+    </w:lvl>
+    <w:lvl w:ilvl="7" w:tplc="04090003" w:tentative="1">
+      <w:start w:val="1"/>
+      <w:numFmt w:val="bullet"/>
+      <w:lvlText w:val=""/>
+      <w:lvlJc w:val="left"/>
+      <w:pPr>
+        <w:ind w:left="5640" w:hanging="440"/>
+      </w:pPr>
+      <w:rPr>
+        <w:rFonts w:ascii="Wingdings" w:hAnsi="Wingdings" w:hint="default"/>
+      </w:rPr>
+    </w:lvl>
+    <w:lvl w:ilvl="8" w:tplc="04090005" w:tentative="1">
+      <w:start w:val="1"/>
+      <w:numFmt w:val="bullet"/>
+      <w:lvlText w:val=""/>
+      <w:lvlJc w:val="left"/>
+      <w:pPr>
+        <w:ind w:left="6080" w:hanging="440"/>
+      </w:pPr>
+      <w:rPr>
+        <w:rFonts w:ascii="Wingdings" w:hAnsi="Wingdings" w:hint="default"/>
+      </w:rPr>
+    </w:lvl>
+  </w:abstractNum>
+  <w:abstractNum w:abstractNumId="2" w15:restartNumberingAfterBreak="0">
+    <w:nsid w:val="0DFA6996"/>
+    <w:multiLevelType w:val="hybridMultilevel"/>
+    <w:tmpl w:val="F64A13E6"/>
+    <w:lvl w:ilvl="0" w:tplc="FFFFFFFF">
+      <w:start w:val="1"/>
+      <w:numFmt w:val="decimal"/>
+      <w:lvlText w:val="(%1)"/>
+      <w:lvlJc w:val="left"/>
+      <w:pPr>
+        <w:ind w:left="1680" w:hanging="440"/>
+      </w:pPr>
+      <w:rPr>
+        <w:rFonts w:hint="default"/>
+      </w:rPr>
+    </w:lvl>
+    <w:lvl w:ilvl="1" w:tplc="FFFFFFFF" w:tentative="1">
+      <w:start w:val="1"/>
+      <w:numFmt w:val="upperLetter"/>
+      <w:lvlText w:val="%2."/>
+      <w:lvlJc w:val="left"/>
+      <w:pPr>
+        <w:ind w:left="2120" w:hanging="440"/>
+      </w:pPr>
+    </w:lvl>
+    <w:lvl w:ilvl="2" w:tplc="FFFFFFFF" w:tentative="1">
+      <w:start w:val="1"/>
+      <w:numFmt w:val="lowerRoman"/>
+      <w:lvlText w:val="%3."/>
+      <w:lvlJc w:val="right"/>
+      <w:pPr>
+        <w:ind w:left="2560" w:hanging="440"/>
+      </w:pPr>
+    </w:lvl>
+    <w:lvl w:ilvl="3" w:tplc="FFFFFFFF" w:tentative="1">
+      <w:start w:val="1"/>
+      <w:numFmt w:val="decimal"/>
+      <w:lvlText w:val="%4."/>
+      <w:lvlJc w:val="left"/>
+      <w:pPr>
+        <w:ind w:left="3000" w:hanging="440"/>
+      </w:pPr>
+    </w:lvl>
+    <w:lvl w:ilvl="4" w:tplc="FFFFFFFF" w:tentative="1">
+      <w:start w:val="1"/>
+      <w:numFmt w:val="upperLetter"/>
+      <w:lvlText w:val="%5."/>
+      <w:lvlJc w:val="left"/>
+      <w:pPr>
+        <w:ind w:left="3440" w:hanging="440"/>
+      </w:pPr>
+    </w:lvl>
+    <w:lvl w:ilvl="5" w:tplc="FFFFFFFF" w:tentative="1">
+      <w:start w:val="1"/>
+      <w:numFmt w:val="lowerRoman"/>
+      <w:lvlText w:val="%6."/>
+      <w:lvlJc w:val="right"/>
+      <w:pPr>
+        <w:ind w:left="3880" w:hanging="440"/>
+      </w:pPr>
+    </w:lvl>
+    <w:lvl w:ilvl="6" w:tplc="FFFFFFFF" w:tentative="1">
+      <w:start w:val="1"/>
+      <w:numFmt w:val="decimal"/>
+      <w:lvlText w:val="%7."/>
+      <w:lvlJc w:val="left"/>
+      <w:pPr>
+        <w:ind w:left="4320" w:hanging="440"/>
+      </w:pPr>
+    </w:lvl>
+    <w:lvl w:ilvl="7" w:tplc="FFFFFFFF" w:tentative="1">
+      <w:start w:val="1"/>
+      <w:numFmt w:val="upperLetter"/>
+      <w:lvlText w:val="%8."/>
+      <w:lvlJc w:val="left"/>
+      <w:pPr>
+        <w:ind w:left="4760" w:hanging="440"/>
+      </w:pPr>
+    </w:lvl>
+    <w:lvl w:ilvl="8" w:tplc="FFFFFFFF" w:tentative="1">
+      <w:start w:val="1"/>
+      <w:numFmt w:val="lowerRoman"/>
+      <w:lvlText w:val="%9."/>
+      <w:lvlJc w:val="right"/>
+      <w:pPr>
+        <w:ind w:left="5200" w:hanging="440"/>
+      </w:pPr>
+    </w:lvl>
+  </w:abstractNum>
+  <w:abstractNum w:abstractNumId="3" w15:restartNumberingAfterBreak="0">
     <w:nsid w:val="140422F6"/>
     <w:multiLevelType w:val="hybridMultilevel"/>
     <w:tmpl w:val="F112EC86"/>
@@ -852,7 +2082,271 @@
       </w:pPr>
     </w:lvl>
   </w:abstractNum>
-  <w:abstractNum w:abstractNumId="2" w15:restartNumberingAfterBreak="0">
+  <w:abstractNum w:abstractNumId="4" w15:restartNumberingAfterBreak="0">
+    <w:nsid w:val="14A002BD"/>
+    <w:multiLevelType w:val="hybridMultilevel"/>
+    <w:tmpl w:val="E79C0352"/>
+    <w:lvl w:ilvl="0" w:tplc="FFFFFFFF">
+      <w:start w:val="1"/>
+      <w:numFmt w:val="decimal"/>
+      <w:lvlText w:val="(%1)"/>
+      <w:lvlJc w:val="left"/>
+      <w:pPr>
+        <w:ind w:left="1680" w:hanging="440"/>
+      </w:pPr>
+      <w:rPr>
+        <w:rFonts w:hint="default"/>
+      </w:rPr>
+    </w:lvl>
+    <w:lvl w:ilvl="1" w:tplc="FFFFFFFF" w:tentative="1">
+      <w:start w:val="1"/>
+      <w:numFmt w:val="upperLetter"/>
+      <w:lvlText w:val="%2."/>
+      <w:lvlJc w:val="left"/>
+      <w:pPr>
+        <w:ind w:left="2120" w:hanging="440"/>
+      </w:pPr>
+    </w:lvl>
+    <w:lvl w:ilvl="2" w:tplc="FFFFFFFF" w:tentative="1">
+      <w:start w:val="1"/>
+      <w:numFmt w:val="lowerRoman"/>
+      <w:lvlText w:val="%3."/>
+      <w:lvlJc w:val="right"/>
+      <w:pPr>
+        <w:ind w:left="2560" w:hanging="440"/>
+      </w:pPr>
+    </w:lvl>
+    <w:lvl w:ilvl="3" w:tplc="FFFFFFFF" w:tentative="1">
+      <w:start w:val="1"/>
+      <w:numFmt w:val="decimal"/>
+      <w:lvlText w:val="%4."/>
+      <w:lvlJc w:val="left"/>
+      <w:pPr>
+        <w:ind w:left="3000" w:hanging="440"/>
+      </w:pPr>
+    </w:lvl>
+    <w:lvl w:ilvl="4" w:tplc="FFFFFFFF" w:tentative="1">
+      <w:start w:val="1"/>
+      <w:numFmt w:val="upperLetter"/>
+      <w:lvlText w:val="%5."/>
+      <w:lvlJc w:val="left"/>
+      <w:pPr>
+        <w:ind w:left="3440" w:hanging="440"/>
+      </w:pPr>
+    </w:lvl>
+    <w:lvl w:ilvl="5" w:tplc="FFFFFFFF" w:tentative="1">
+      <w:start w:val="1"/>
+      <w:numFmt w:val="lowerRoman"/>
+      <w:lvlText w:val="%6."/>
+      <w:lvlJc w:val="right"/>
+      <w:pPr>
+        <w:ind w:left="3880" w:hanging="440"/>
+      </w:pPr>
+    </w:lvl>
+    <w:lvl w:ilvl="6" w:tplc="FFFFFFFF" w:tentative="1">
+      <w:start w:val="1"/>
+      <w:numFmt w:val="decimal"/>
+      <w:lvlText w:val="%7."/>
+      <w:lvlJc w:val="left"/>
+      <w:pPr>
+        <w:ind w:left="4320" w:hanging="440"/>
+      </w:pPr>
+    </w:lvl>
+    <w:lvl w:ilvl="7" w:tplc="FFFFFFFF" w:tentative="1">
+      <w:start w:val="1"/>
+      <w:numFmt w:val="upperLetter"/>
+      <w:lvlText w:val="%8."/>
+      <w:lvlJc w:val="left"/>
+      <w:pPr>
+        <w:ind w:left="4760" w:hanging="440"/>
+      </w:pPr>
+    </w:lvl>
+    <w:lvl w:ilvl="8" w:tplc="FFFFFFFF" w:tentative="1">
+      <w:start w:val="1"/>
+      <w:numFmt w:val="lowerRoman"/>
+      <w:lvlText w:val="%9."/>
+      <w:lvlJc w:val="right"/>
+      <w:pPr>
+        <w:ind w:left="5200" w:hanging="440"/>
+      </w:pPr>
+    </w:lvl>
+  </w:abstractNum>
+  <w:abstractNum w:abstractNumId="5" w15:restartNumberingAfterBreak="0">
+    <w:nsid w:val="14B92503"/>
+    <w:multiLevelType w:val="hybridMultilevel"/>
+    <w:tmpl w:val="403CCAB0"/>
+    <w:lvl w:ilvl="0" w:tplc="04090011">
+      <w:start w:val="1"/>
+      <w:numFmt w:val="decimalEnclosedCircle"/>
+      <w:lvlText w:val="%1"/>
+      <w:lvlJc w:val="left"/>
+      <w:pPr>
+        <w:ind w:left="1680" w:hanging="440"/>
+      </w:pPr>
+    </w:lvl>
+    <w:lvl w:ilvl="1" w:tplc="04090019" w:tentative="1">
+      <w:start w:val="1"/>
+      <w:numFmt w:val="upperLetter"/>
+      <w:lvlText w:val="%2."/>
+      <w:lvlJc w:val="left"/>
+      <w:pPr>
+        <w:ind w:left="2120" w:hanging="440"/>
+      </w:pPr>
+    </w:lvl>
+    <w:lvl w:ilvl="2" w:tplc="0409001B" w:tentative="1">
+      <w:start w:val="1"/>
+      <w:numFmt w:val="lowerRoman"/>
+      <w:lvlText w:val="%3."/>
+      <w:lvlJc w:val="right"/>
+      <w:pPr>
+        <w:ind w:left="2560" w:hanging="440"/>
+      </w:pPr>
+    </w:lvl>
+    <w:lvl w:ilvl="3" w:tplc="0409000F" w:tentative="1">
+      <w:start w:val="1"/>
+      <w:numFmt w:val="decimal"/>
+      <w:lvlText w:val="%4."/>
+      <w:lvlJc w:val="left"/>
+      <w:pPr>
+        <w:ind w:left="3000" w:hanging="440"/>
+      </w:pPr>
+    </w:lvl>
+    <w:lvl w:ilvl="4" w:tplc="04090019" w:tentative="1">
+      <w:start w:val="1"/>
+      <w:numFmt w:val="upperLetter"/>
+      <w:lvlText w:val="%5."/>
+      <w:lvlJc w:val="left"/>
+      <w:pPr>
+        <w:ind w:left="3440" w:hanging="440"/>
+      </w:pPr>
+    </w:lvl>
+    <w:lvl w:ilvl="5" w:tplc="0409001B" w:tentative="1">
+      <w:start w:val="1"/>
+      <w:numFmt w:val="lowerRoman"/>
+      <w:lvlText w:val="%6."/>
+      <w:lvlJc w:val="right"/>
+      <w:pPr>
+        <w:ind w:left="3880" w:hanging="440"/>
+      </w:pPr>
+    </w:lvl>
+    <w:lvl w:ilvl="6" w:tplc="0409000F" w:tentative="1">
+      <w:start w:val="1"/>
+      <w:numFmt w:val="decimal"/>
+      <w:lvlText w:val="%7."/>
+      <w:lvlJc w:val="left"/>
+      <w:pPr>
+        <w:ind w:left="4320" w:hanging="440"/>
+      </w:pPr>
+    </w:lvl>
+    <w:lvl w:ilvl="7" w:tplc="04090019" w:tentative="1">
+      <w:start w:val="1"/>
+      <w:numFmt w:val="upperLetter"/>
+      <w:lvlText w:val="%8."/>
+      <w:lvlJc w:val="left"/>
+      <w:pPr>
+        <w:ind w:left="4760" w:hanging="440"/>
+      </w:pPr>
+    </w:lvl>
+    <w:lvl w:ilvl="8" w:tplc="0409001B" w:tentative="1">
+      <w:start w:val="1"/>
+      <w:numFmt w:val="lowerRoman"/>
+      <w:lvlText w:val="%9."/>
+      <w:lvlJc w:val="right"/>
+      <w:pPr>
+        <w:ind w:left="5200" w:hanging="440"/>
+      </w:pPr>
+    </w:lvl>
+  </w:abstractNum>
+  <w:abstractNum w:abstractNumId="6" w15:restartNumberingAfterBreak="0">
+    <w:nsid w:val="2022650B"/>
+    <w:multiLevelType w:val="hybridMultilevel"/>
+    <w:tmpl w:val="C9FA13D0"/>
+    <w:lvl w:ilvl="0" w:tplc="FFFFFFFF">
+      <w:start w:val="1"/>
+      <w:numFmt w:val="decimal"/>
+      <w:lvlText w:val="(%1)"/>
+      <w:lvlJc w:val="left"/>
+      <w:pPr>
+        <w:ind w:left="800" w:hanging="360"/>
+      </w:pPr>
+      <w:rPr>
+        <w:rFonts w:hint="default"/>
+      </w:rPr>
+    </w:lvl>
+    <w:lvl w:ilvl="1" w:tplc="FFFFFFFF" w:tentative="1">
+      <w:start w:val="1"/>
+      <w:numFmt w:val="upperLetter"/>
+      <w:lvlText w:val="%2."/>
+      <w:lvlJc w:val="left"/>
+      <w:pPr>
+        <w:ind w:left="1320" w:hanging="440"/>
+      </w:pPr>
+    </w:lvl>
+    <w:lvl w:ilvl="2" w:tplc="FFFFFFFF" w:tentative="1">
+      <w:start w:val="1"/>
+      <w:numFmt w:val="lowerRoman"/>
+      <w:lvlText w:val="%3."/>
+      <w:lvlJc w:val="right"/>
+      <w:pPr>
+        <w:ind w:left="1760" w:hanging="440"/>
+      </w:pPr>
+    </w:lvl>
+    <w:lvl w:ilvl="3" w:tplc="FFFFFFFF" w:tentative="1">
+      <w:start w:val="1"/>
+      <w:numFmt w:val="decimal"/>
+      <w:lvlText w:val="%4."/>
+      <w:lvlJc w:val="left"/>
+      <w:pPr>
+        <w:ind w:left="2200" w:hanging="440"/>
+      </w:pPr>
+    </w:lvl>
+    <w:lvl w:ilvl="4" w:tplc="FFFFFFFF" w:tentative="1">
+      <w:start w:val="1"/>
+      <w:numFmt w:val="upperLetter"/>
+      <w:lvlText w:val="%5."/>
+      <w:lvlJc w:val="left"/>
+      <w:pPr>
+        <w:ind w:left="2640" w:hanging="440"/>
+      </w:pPr>
+    </w:lvl>
+    <w:lvl w:ilvl="5" w:tplc="FFFFFFFF" w:tentative="1">
+      <w:start w:val="1"/>
+      <w:numFmt w:val="lowerRoman"/>
+      <w:lvlText w:val="%6."/>
+      <w:lvlJc w:val="right"/>
+      <w:pPr>
+        <w:ind w:left="3080" w:hanging="440"/>
+      </w:pPr>
+    </w:lvl>
+    <w:lvl w:ilvl="6" w:tplc="FFFFFFFF" w:tentative="1">
+      <w:start w:val="1"/>
+      <w:numFmt w:val="decimal"/>
+      <w:lvlText w:val="%7."/>
+      <w:lvlJc w:val="left"/>
+      <w:pPr>
+        <w:ind w:left="3520" w:hanging="440"/>
+      </w:pPr>
+    </w:lvl>
+    <w:lvl w:ilvl="7" w:tplc="FFFFFFFF" w:tentative="1">
+      <w:start w:val="1"/>
+      <w:numFmt w:val="upperLetter"/>
+      <w:lvlText w:val="%8."/>
+      <w:lvlJc w:val="left"/>
+      <w:pPr>
+        <w:ind w:left="3960" w:hanging="440"/>
+      </w:pPr>
+    </w:lvl>
+    <w:lvl w:ilvl="8" w:tplc="FFFFFFFF" w:tentative="1">
+      <w:start w:val="1"/>
+      <w:numFmt w:val="lowerRoman"/>
+      <w:lvlText w:val="%9."/>
+      <w:lvlJc w:val="right"/>
+      <w:pPr>
+        <w:ind w:left="4400" w:hanging="440"/>
+      </w:pPr>
+    </w:lvl>
+  </w:abstractNum>
+  <w:abstractNum w:abstractNumId="7" w15:restartNumberingAfterBreak="0">
     <w:nsid w:val="21B42FEF"/>
     <w:multiLevelType w:val="hybridMultilevel"/>
     <w:tmpl w:val="589231B0"/>
@@ -938,20 +2432,332 @@
       </w:pPr>
     </w:lvl>
   </w:abstractNum>
-  <w:abstractNum w:abstractNumId="3" w15:restartNumberingAfterBreak="0">
+  <w:abstractNum w:abstractNumId="8" w15:restartNumberingAfterBreak="0">
+    <w:nsid w:val="2C4928F2"/>
+    <w:multiLevelType w:val="hybridMultilevel"/>
+    <w:tmpl w:val="CEF047B4"/>
+    <w:lvl w:ilvl="0" w:tplc="93B6519A">
+      <w:start w:val="1"/>
+      <w:numFmt w:val="bullet"/>
+      <w:lvlText w:val="-"/>
+      <w:lvlJc w:val="left"/>
+      <w:pPr>
+        <w:ind w:left="2560" w:hanging="440"/>
+      </w:pPr>
+      <w:rPr>
+        <w:rFonts w:ascii="맑은 고딕" w:eastAsia="맑은 고딕" w:hAnsi="맑은 고딕" w:cstheme="minorBidi" w:hint="eastAsia"/>
+      </w:rPr>
+    </w:lvl>
+    <w:lvl w:ilvl="1" w:tplc="04090003" w:tentative="1">
+      <w:start w:val="1"/>
+      <w:numFmt w:val="bullet"/>
+      <w:lvlText w:val=""/>
+      <w:lvlJc w:val="left"/>
+      <w:pPr>
+        <w:ind w:left="3000" w:hanging="440"/>
+      </w:pPr>
+      <w:rPr>
+        <w:rFonts w:ascii="Wingdings" w:hAnsi="Wingdings" w:hint="default"/>
+      </w:rPr>
+    </w:lvl>
+    <w:lvl w:ilvl="2" w:tplc="04090005" w:tentative="1">
+      <w:start w:val="1"/>
+      <w:numFmt w:val="bullet"/>
+      <w:lvlText w:val=""/>
+      <w:lvlJc w:val="left"/>
+      <w:pPr>
+        <w:ind w:left="3440" w:hanging="440"/>
+      </w:pPr>
+      <w:rPr>
+        <w:rFonts w:ascii="Wingdings" w:hAnsi="Wingdings" w:hint="default"/>
+      </w:rPr>
+    </w:lvl>
+    <w:lvl w:ilvl="3" w:tplc="04090001" w:tentative="1">
+      <w:start w:val="1"/>
+      <w:numFmt w:val="bullet"/>
+      <w:lvlText w:val=""/>
+      <w:lvlJc w:val="left"/>
+      <w:pPr>
+        <w:ind w:left="3880" w:hanging="440"/>
+      </w:pPr>
+      <w:rPr>
+        <w:rFonts w:ascii="Wingdings" w:hAnsi="Wingdings" w:hint="default"/>
+      </w:rPr>
+    </w:lvl>
+    <w:lvl w:ilvl="4" w:tplc="04090003" w:tentative="1">
+      <w:start w:val="1"/>
+      <w:numFmt w:val="bullet"/>
+      <w:lvlText w:val=""/>
+      <w:lvlJc w:val="left"/>
+      <w:pPr>
+        <w:ind w:left="4320" w:hanging="440"/>
+      </w:pPr>
+      <w:rPr>
+        <w:rFonts w:ascii="Wingdings" w:hAnsi="Wingdings" w:hint="default"/>
+      </w:rPr>
+    </w:lvl>
+    <w:lvl w:ilvl="5" w:tplc="04090005" w:tentative="1">
+      <w:start w:val="1"/>
+      <w:numFmt w:val="bullet"/>
+      <w:lvlText w:val=""/>
+      <w:lvlJc w:val="left"/>
+      <w:pPr>
+        <w:ind w:left="4760" w:hanging="440"/>
+      </w:pPr>
+      <w:rPr>
+        <w:rFonts w:ascii="Wingdings" w:hAnsi="Wingdings" w:hint="default"/>
+      </w:rPr>
+    </w:lvl>
+    <w:lvl w:ilvl="6" w:tplc="04090001" w:tentative="1">
+      <w:start w:val="1"/>
+      <w:numFmt w:val="bullet"/>
+      <w:lvlText w:val=""/>
+      <w:lvlJc w:val="left"/>
+      <w:pPr>
+        <w:ind w:left="5200" w:hanging="440"/>
+      </w:pPr>
+      <w:rPr>
+        <w:rFonts w:ascii="Wingdings" w:hAnsi="Wingdings" w:hint="default"/>
+      </w:rPr>
+    </w:lvl>
+    <w:lvl w:ilvl="7" w:tplc="04090003" w:tentative="1">
+      <w:start w:val="1"/>
+      <w:numFmt w:val="bullet"/>
+      <w:lvlText w:val=""/>
+      <w:lvlJc w:val="left"/>
+      <w:pPr>
+        <w:ind w:left="5640" w:hanging="440"/>
+      </w:pPr>
+      <w:rPr>
+        <w:rFonts w:ascii="Wingdings" w:hAnsi="Wingdings" w:hint="default"/>
+      </w:rPr>
+    </w:lvl>
+    <w:lvl w:ilvl="8" w:tplc="04090005" w:tentative="1">
+      <w:start w:val="1"/>
+      <w:numFmt w:val="bullet"/>
+      <w:lvlText w:val=""/>
+      <w:lvlJc w:val="left"/>
+      <w:pPr>
+        <w:ind w:left="6080" w:hanging="440"/>
+      </w:pPr>
+      <w:rPr>
+        <w:rFonts w:ascii="Wingdings" w:hAnsi="Wingdings" w:hint="default"/>
+      </w:rPr>
+    </w:lvl>
+  </w:abstractNum>
+  <w:abstractNum w:abstractNumId="9" w15:restartNumberingAfterBreak="0">
     <w:nsid w:val="2CCF3C71"/>
     <w:multiLevelType w:val="hybridMultilevel"/>
-    <w:tmpl w:val="ADFACB48"/>
-    <w:lvl w:ilvl="0" w:tplc="04090001">
+    <w:tmpl w:val="ED742A5C"/>
+    <w:lvl w:ilvl="0" w:tplc="93B6519A">
+      <w:start w:val="1"/>
+      <w:numFmt w:val="bullet"/>
+      <w:lvlText w:val="-"/>
+      <w:lvlJc w:val="left"/>
+      <w:pPr>
+        <w:ind w:left="440" w:hanging="440"/>
+      </w:pPr>
+      <w:rPr>
+        <w:rFonts w:ascii="맑은 고딕" w:eastAsia="맑은 고딕" w:hAnsi="맑은 고딕" w:cstheme="minorBidi" w:hint="eastAsia"/>
+      </w:rPr>
+    </w:lvl>
+    <w:lvl w:ilvl="1" w:tplc="04090003">
+      <w:start w:val="1"/>
+      <w:numFmt w:val="bullet"/>
+      <w:lvlText w:val=""/>
+      <w:lvlJc w:val="left"/>
+      <w:pPr>
+        <w:ind w:left="880" w:hanging="440"/>
+      </w:pPr>
+      <w:rPr>
+        <w:rFonts w:ascii="Wingdings" w:hAnsi="Wingdings" w:hint="default"/>
+      </w:rPr>
+    </w:lvl>
+    <w:lvl w:ilvl="2" w:tplc="04090005">
+      <w:start w:val="1"/>
+      <w:numFmt w:val="bullet"/>
+      <w:lvlText w:val=""/>
+      <w:lvlJc w:val="left"/>
+      <w:pPr>
+        <w:ind w:left="1320" w:hanging="440"/>
+      </w:pPr>
+      <w:rPr>
+        <w:rFonts w:ascii="Wingdings" w:hAnsi="Wingdings" w:hint="default"/>
+      </w:rPr>
+    </w:lvl>
+    <w:lvl w:ilvl="3" w:tplc="04090001">
       <w:start w:val="1"/>
       <w:numFmt w:val="bullet"/>
       <w:lvlText w:val=""/>
       <w:lvlJc w:val="left"/>
       <w:pPr>
-        <w:ind w:left="440" w:hanging="440"/>
-      </w:pPr>
-      <w:rPr>
-        <w:rFonts w:ascii="Wingdings" w:hAnsi="Wingdings" w:hint="default"/>
+        <w:ind w:left="1760" w:hanging="440"/>
+      </w:pPr>
+      <w:rPr>
+        <w:rFonts w:ascii="Wingdings" w:hAnsi="Wingdings" w:hint="default"/>
+      </w:rPr>
+    </w:lvl>
+    <w:lvl w:ilvl="4" w:tplc="93B6519A">
+      <w:start w:val="1"/>
+      <w:numFmt w:val="bullet"/>
+      <w:lvlText w:val="-"/>
+      <w:lvlJc w:val="left"/>
+      <w:pPr>
+        <w:ind w:left="2560" w:hanging="440"/>
+      </w:pPr>
+      <w:rPr>
+        <w:rFonts w:ascii="맑은 고딕" w:eastAsia="맑은 고딕" w:hAnsi="맑은 고딕" w:cstheme="minorBidi" w:hint="eastAsia"/>
+      </w:rPr>
+    </w:lvl>
+    <w:lvl w:ilvl="5" w:tplc="04090005">
+      <w:start w:val="1"/>
+      <w:numFmt w:val="bullet"/>
+      <w:lvlText w:val=""/>
+      <w:lvlJc w:val="left"/>
+      <w:pPr>
+        <w:ind w:left="2640" w:hanging="440"/>
+      </w:pPr>
+      <w:rPr>
+        <w:rFonts w:ascii="Wingdings" w:hAnsi="Wingdings" w:hint="default"/>
+      </w:rPr>
+    </w:lvl>
+    <w:lvl w:ilvl="6" w:tplc="04090001">
+      <w:start w:val="1"/>
+      <w:numFmt w:val="bullet"/>
+      <w:lvlText w:val=""/>
+      <w:lvlJc w:val="left"/>
+      <w:pPr>
+        <w:ind w:left="3080" w:hanging="440"/>
+      </w:pPr>
+      <w:rPr>
+        <w:rFonts w:ascii="Wingdings" w:hAnsi="Wingdings" w:hint="default"/>
+      </w:rPr>
+    </w:lvl>
+    <w:lvl w:ilvl="7" w:tplc="04090003" w:tentative="1">
+      <w:start w:val="1"/>
+      <w:numFmt w:val="bullet"/>
+      <w:lvlText w:val=""/>
+      <w:lvlJc w:val="left"/>
+      <w:pPr>
+        <w:ind w:left="3520" w:hanging="440"/>
+      </w:pPr>
+      <w:rPr>
+        <w:rFonts w:ascii="Wingdings" w:hAnsi="Wingdings" w:hint="default"/>
+      </w:rPr>
+    </w:lvl>
+    <w:lvl w:ilvl="8" w:tplc="04090005" w:tentative="1">
+      <w:start w:val="1"/>
+      <w:numFmt w:val="bullet"/>
+      <w:lvlText w:val=""/>
+      <w:lvlJc w:val="left"/>
+      <w:pPr>
+        <w:ind w:left="3960" w:hanging="440"/>
+      </w:pPr>
+      <w:rPr>
+        <w:rFonts w:ascii="Wingdings" w:hAnsi="Wingdings" w:hint="default"/>
+      </w:rPr>
+    </w:lvl>
+  </w:abstractNum>
+  <w:abstractNum w:abstractNumId="10" w15:restartNumberingAfterBreak="0">
+    <w:nsid w:val="2E63563D"/>
+    <w:multiLevelType w:val="hybridMultilevel"/>
+    <w:tmpl w:val="C410565C"/>
+    <w:lvl w:ilvl="0" w:tplc="FFFFFFFF">
+      <w:start w:val="1"/>
+      <w:numFmt w:val="decimalEnclosedCircle"/>
+      <w:lvlText w:val="%1"/>
+      <w:lvlJc w:val="left"/>
+      <w:pPr>
+        <w:ind w:left="1680" w:hanging="440"/>
+      </w:pPr>
+    </w:lvl>
+    <w:lvl w:ilvl="1" w:tplc="FFFFFFFF" w:tentative="1">
+      <w:start w:val="1"/>
+      <w:numFmt w:val="upperLetter"/>
+      <w:lvlText w:val="%2."/>
+      <w:lvlJc w:val="left"/>
+      <w:pPr>
+        <w:ind w:left="2120" w:hanging="440"/>
+      </w:pPr>
+    </w:lvl>
+    <w:lvl w:ilvl="2" w:tplc="FFFFFFFF" w:tentative="1">
+      <w:start w:val="1"/>
+      <w:numFmt w:val="lowerRoman"/>
+      <w:lvlText w:val="%3."/>
+      <w:lvlJc w:val="right"/>
+      <w:pPr>
+        <w:ind w:left="2560" w:hanging="440"/>
+      </w:pPr>
+    </w:lvl>
+    <w:lvl w:ilvl="3" w:tplc="FFFFFFFF" w:tentative="1">
+      <w:start w:val="1"/>
+      <w:numFmt w:val="decimal"/>
+      <w:lvlText w:val="%4."/>
+      <w:lvlJc w:val="left"/>
+      <w:pPr>
+        <w:ind w:left="3000" w:hanging="440"/>
+      </w:pPr>
+    </w:lvl>
+    <w:lvl w:ilvl="4" w:tplc="FFFFFFFF" w:tentative="1">
+      <w:start w:val="1"/>
+      <w:numFmt w:val="upperLetter"/>
+      <w:lvlText w:val="%5."/>
+      <w:lvlJc w:val="left"/>
+      <w:pPr>
+        <w:ind w:left="3440" w:hanging="440"/>
+      </w:pPr>
+    </w:lvl>
+    <w:lvl w:ilvl="5" w:tplc="FFFFFFFF" w:tentative="1">
+      <w:start w:val="1"/>
+      <w:numFmt w:val="lowerRoman"/>
+      <w:lvlText w:val="%6."/>
+      <w:lvlJc w:val="right"/>
+      <w:pPr>
+        <w:ind w:left="3880" w:hanging="440"/>
+      </w:pPr>
+    </w:lvl>
+    <w:lvl w:ilvl="6" w:tplc="FFFFFFFF" w:tentative="1">
+      <w:start w:val="1"/>
+      <w:numFmt w:val="decimal"/>
+      <w:lvlText w:val="%7."/>
+      <w:lvlJc w:val="left"/>
+      <w:pPr>
+        <w:ind w:left="4320" w:hanging="440"/>
+      </w:pPr>
+    </w:lvl>
+    <w:lvl w:ilvl="7" w:tplc="FFFFFFFF" w:tentative="1">
+      <w:start w:val="1"/>
+      <w:numFmt w:val="upperLetter"/>
+      <w:lvlText w:val="%8."/>
+      <w:lvlJc w:val="left"/>
+      <w:pPr>
+        <w:ind w:left="4760" w:hanging="440"/>
+      </w:pPr>
+    </w:lvl>
+    <w:lvl w:ilvl="8" w:tplc="FFFFFFFF" w:tentative="1">
+      <w:start w:val="1"/>
+      <w:numFmt w:val="lowerRoman"/>
+      <w:lvlText w:val="%9."/>
+      <w:lvlJc w:val="right"/>
+      <w:pPr>
+        <w:ind w:left="5200" w:hanging="440"/>
+      </w:pPr>
+    </w:lvl>
+  </w:abstractNum>
+  <w:abstractNum w:abstractNumId="11" w15:restartNumberingAfterBreak="0">
+    <w:nsid w:val="2FC300EE"/>
+    <w:multiLevelType w:val="hybridMultilevel"/>
+    <w:tmpl w:val="090C4ACA"/>
+    <w:lvl w:ilvl="0" w:tplc="93B6519A">
+      <w:start w:val="1"/>
+      <w:numFmt w:val="bullet"/>
+      <w:lvlText w:val="-"/>
+      <w:lvlJc w:val="left"/>
+      <w:pPr>
+        <w:ind w:left="2040" w:hanging="440"/>
+      </w:pPr>
+      <w:rPr>
+        <w:rFonts w:ascii="맑은 고딕" w:eastAsia="맑은 고딕" w:hAnsi="맑은 고딕" w:cstheme="minorBidi" w:hint="eastAsia"/>
       </w:rPr>
     </w:lvl>
     <w:lvl w:ilvl="1" w:tplc="04090003" w:tentative="1">
@@ -960,7 +2766,7 @@
       <w:lvlText w:val=""/>
       <w:lvlJc w:val="left"/>
       <w:pPr>
-        <w:ind w:left="880" w:hanging="440"/>
+        <w:ind w:left="2480" w:hanging="440"/>
       </w:pPr>
       <w:rPr>
         <w:rFonts w:ascii="Wingdings" w:hAnsi="Wingdings" w:hint="default"/>
@@ -972,20 +2778,537 @@
       <w:lvlText w:val=""/>
       <w:lvlJc w:val="left"/>
       <w:pPr>
+        <w:ind w:left="2920" w:hanging="440"/>
+      </w:pPr>
+      <w:rPr>
+        <w:rFonts w:ascii="Wingdings" w:hAnsi="Wingdings" w:hint="default"/>
+      </w:rPr>
+    </w:lvl>
+    <w:lvl w:ilvl="3" w:tplc="04090001" w:tentative="1">
+      <w:start w:val="1"/>
+      <w:numFmt w:val="bullet"/>
+      <w:lvlText w:val=""/>
+      <w:lvlJc w:val="left"/>
+      <w:pPr>
+        <w:ind w:left="3360" w:hanging="440"/>
+      </w:pPr>
+      <w:rPr>
+        <w:rFonts w:ascii="Wingdings" w:hAnsi="Wingdings" w:hint="default"/>
+      </w:rPr>
+    </w:lvl>
+    <w:lvl w:ilvl="4" w:tplc="04090003" w:tentative="1">
+      <w:start w:val="1"/>
+      <w:numFmt w:val="bullet"/>
+      <w:lvlText w:val=""/>
+      <w:lvlJc w:val="left"/>
+      <w:pPr>
+        <w:ind w:left="3800" w:hanging="440"/>
+      </w:pPr>
+      <w:rPr>
+        <w:rFonts w:ascii="Wingdings" w:hAnsi="Wingdings" w:hint="default"/>
+      </w:rPr>
+    </w:lvl>
+    <w:lvl w:ilvl="5" w:tplc="04090005" w:tentative="1">
+      <w:start w:val="1"/>
+      <w:numFmt w:val="bullet"/>
+      <w:lvlText w:val=""/>
+      <w:lvlJc w:val="left"/>
+      <w:pPr>
+        <w:ind w:left="4240" w:hanging="440"/>
+      </w:pPr>
+      <w:rPr>
+        <w:rFonts w:ascii="Wingdings" w:hAnsi="Wingdings" w:hint="default"/>
+      </w:rPr>
+    </w:lvl>
+    <w:lvl w:ilvl="6" w:tplc="04090001" w:tentative="1">
+      <w:start w:val="1"/>
+      <w:numFmt w:val="bullet"/>
+      <w:lvlText w:val=""/>
+      <w:lvlJc w:val="left"/>
+      <w:pPr>
+        <w:ind w:left="4680" w:hanging="440"/>
+      </w:pPr>
+      <w:rPr>
+        <w:rFonts w:ascii="Wingdings" w:hAnsi="Wingdings" w:hint="default"/>
+      </w:rPr>
+    </w:lvl>
+    <w:lvl w:ilvl="7" w:tplc="04090003" w:tentative="1">
+      <w:start w:val="1"/>
+      <w:numFmt w:val="bullet"/>
+      <w:lvlText w:val=""/>
+      <w:lvlJc w:val="left"/>
+      <w:pPr>
+        <w:ind w:left="5120" w:hanging="440"/>
+      </w:pPr>
+      <w:rPr>
+        <w:rFonts w:ascii="Wingdings" w:hAnsi="Wingdings" w:hint="default"/>
+      </w:rPr>
+    </w:lvl>
+    <w:lvl w:ilvl="8" w:tplc="04090005" w:tentative="1">
+      <w:start w:val="1"/>
+      <w:numFmt w:val="bullet"/>
+      <w:lvlText w:val=""/>
+      <w:lvlJc w:val="left"/>
+      <w:pPr>
+        <w:ind w:left="5560" w:hanging="440"/>
+      </w:pPr>
+      <w:rPr>
+        <w:rFonts w:ascii="Wingdings" w:hAnsi="Wingdings" w:hint="default"/>
+      </w:rPr>
+    </w:lvl>
+  </w:abstractNum>
+  <w:abstractNum w:abstractNumId="12" w15:restartNumberingAfterBreak="0">
+    <w:nsid w:val="30D22F52"/>
+    <w:multiLevelType w:val="hybridMultilevel"/>
+    <w:tmpl w:val="B7AA8780"/>
+    <w:lvl w:ilvl="0" w:tplc="FFFFFFFF">
+      <w:start w:val="1"/>
+      <w:numFmt w:val="decimalEnclosedCircle"/>
+      <w:lvlText w:val="%1"/>
+      <w:lvlJc w:val="left"/>
+      <w:pPr>
+        <w:ind w:left="1680" w:hanging="440"/>
+      </w:pPr>
+      <w:rPr>
+        <w:rFonts w:hint="default"/>
+      </w:rPr>
+    </w:lvl>
+    <w:lvl w:ilvl="1" w:tplc="FFFFFFFF" w:tentative="1">
+      <w:start w:val="1"/>
+      <w:numFmt w:val="upperLetter"/>
+      <w:lvlText w:val="%2."/>
+      <w:lvlJc w:val="left"/>
+      <w:pPr>
+        <w:ind w:left="2120" w:hanging="440"/>
+      </w:pPr>
+    </w:lvl>
+    <w:lvl w:ilvl="2" w:tplc="FFFFFFFF" w:tentative="1">
+      <w:start w:val="1"/>
+      <w:numFmt w:val="lowerRoman"/>
+      <w:lvlText w:val="%3."/>
+      <w:lvlJc w:val="right"/>
+      <w:pPr>
+        <w:ind w:left="2560" w:hanging="440"/>
+      </w:pPr>
+    </w:lvl>
+    <w:lvl w:ilvl="3" w:tplc="FFFFFFFF" w:tentative="1">
+      <w:start w:val="1"/>
+      <w:numFmt w:val="decimal"/>
+      <w:lvlText w:val="%4."/>
+      <w:lvlJc w:val="left"/>
+      <w:pPr>
+        <w:ind w:left="3000" w:hanging="440"/>
+      </w:pPr>
+    </w:lvl>
+    <w:lvl w:ilvl="4" w:tplc="FFFFFFFF" w:tentative="1">
+      <w:start w:val="1"/>
+      <w:numFmt w:val="upperLetter"/>
+      <w:lvlText w:val="%5."/>
+      <w:lvlJc w:val="left"/>
+      <w:pPr>
+        <w:ind w:left="3440" w:hanging="440"/>
+      </w:pPr>
+    </w:lvl>
+    <w:lvl w:ilvl="5" w:tplc="FFFFFFFF" w:tentative="1">
+      <w:start w:val="1"/>
+      <w:numFmt w:val="lowerRoman"/>
+      <w:lvlText w:val="%6."/>
+      <w:lvlJc w:val="right"/>
+      <w:pPr>
+        <w:ind w:left="3880" w:hanging="440"/>
+      </w:pPr>
+    </w:lvl>
+    <w:lvl w:ilvl="6" w:tplc="FFFFFFFF" w:tentative="1">
+      <w:start w:val="1"/>
+      <w:numFmt w:val="decimal"/>
+      <w:lvlText w:val="%7."/>
+      <w:lvlJc w:val="left"/>
+      <w:pPr>
+        <w:ind w:left="4320" w:hanging="440"/>
+      </w:pPr>
+    </w:lvl>
+    <w:lvl w:ilvl="7" w:tplc="FFFFFFFF" w:tentative="1">
+      <w:start w:val="1"/>
+      <w:numFmt w:val="upperLetter"/>
+      <w:lvlText w:val="%8."/>
+      <w:lvlJc w:val="left"/>
+      <w:pPr>
+        <w:ind w:left="4760" w:hanging="440"/>
+      </w:pPr>
+    </w:lvl>
+    <w:lvl w:ilvl="8" w:tplc="FFFFFFFF" w:tentative="1">
+      <w:start w:val="1"/>
+      <w:numFmt w:val="lowerRoman"/>
+      <w:lvlText w:val="%9."/>
+      <w:lvlJc w:val="right"/>
+      <w:pPr>
+        <w:ind w:left="5200" w:hanging="440"/>
+      </w:pPr>
+    </w:lvl>
+  </w:abstractNum>
+  <w:abstractNum w:abstractNumId="13" w15:restartNumberingAfterBreak="0">
+    <w:nsid w:val="39CE4CD0"/>
+    <w:multiLevelType w:val="hybridMultilevel"/>
+    <w:tmpl w:val="19E0E4CC"/>
+    <w:lvl w:ilvl="0" w:tplc="93B6519A">
+      <w:start w:val="1"/>
+      <w:numFmt w:val="bullet"/>
+      <w:lvlText w:val="-"/>
+      <w:lvlJc w:val="left"/>
+      <w:pPr>
+        <w:ind w:left="1160" w:hanging="360"/>
+      </w:pPr>
+      <w:rPr>
+        <w:rFonts w:ascii="맑은 고딕" w:eastAsia="맑은 고딕" w:hAnsi="맑은 고딕" w:cstheme="minorBidi" w:hint="eastAsia"/>
+      </w:rPr>
+    </w:lvl>
+    <w:lvl w:ilvl="1" w:tplc="04090003" w:tentative="1">
+      <w:start w:val="1"/>
+      <w:numFmt w:val="bullet"/>
+      <w:lvlText w:val=""/>
+      <w:lvlJc w:val="left"/>
+      <w:pPr>
         <w:ind w:left="1320" w:hanging="440"/>
       </w:pPr>
       <w:rPr>
         <w:rFonts w:ascii="Wingdings" w:hAnsi="Wingdings" w:hint="default"/>
       </w:rPr>
     </w:lvl>
+    <w:lvl w:ilvl="2" w:tplc="04090005" w:tentative="1">
+      <w:start w:val="1"/>
+      <w:numFmt w:val="bullet"/>
+      <w:lvlText w:val=""/>
+      <w:lvlJc w:val="left"/>
+      <w:pPr>
+        <w:ind w:left="1760" w:hanging="440"/>
+      </w:pPr>
+      <w:rPr>
+        <w:rFonts w:ascii="Wingdings" w:hAnsi="Wingdings" w:hint="default"/>
+      </w:rPr>
+    </w:lvl>
     <w:lvl w:ilvl="3" w:tplc="04090001" w:tentative="1">
       <w:start w:val="1"/>
       <w:numFmt w:val="bullet"/>
       <w:lvlText w:val=""/>
       <w:lvlJc w:val="left"/>
       <w:pPr>
+        <w:ind w:left="2200" w:hanging="440"/>
+      </w:pPr>
+      <w:rPr>
+        <w:rFonts w:ascii="Wingdings" w:hAnsi="Wingdings" w:hint="default"/>
+      </w:rPr>
+    </w:lvl>
+    <w:lvl w:ilvl="4" w:tplc="04090003" w:tentative="1">
+      <w:start w:val="1"/>
+      <w:numFmt w:val="bullet"/>
+      <w:lvlText w:val=""/>
+      <w:lvlJc w:val="left"/>
+      <w:pPr>
+        <w:ind w:left="2640" w:hanging="440"/>
+      </w:pPr>
+      <w:rPr>
+        <w:rFonts w:ascii="Wingdings" w:hAnsi="Wingdings" w:hint="default"/>
+      </w:rPr>
+    </w:lvl>
+    <w:lvl w:ilvl="5" w:tplc="04090005" w:tentative="1">
+      <w:start w:val="1"/>
+      <w:numFmt w:val="bullet"/>
+      <w:lvlText w:val=""/>
+      <w:lvlJc w:val="left"/>
+      <w:pPr>
+        <w:ind w:left="3080" w:hanging="440"/>
+      </w:pPr>
+      <w:rPr>
+        <w:rFonts w:ascii="Wingdings" w:hAnsi="Wingdings" w:hint="default"/>
+      </w:rPr>
+    </w:lvl>
+    <w:lvl w:ilvl="6" w:tplc="04090001" w:tentative="1">
+      <w:start w:val="1"/>
+      <w:numFmt w:val="bullet"/>
+      <w:lvlText w:val=""/>
+      <w:lvlJc w:val="left"/>
+      <w:pPr>
+        <w:ind w:left="3520" w:hanging="440"/>
+      </w:pPr>
+      <w:rPr>
+        <w:rFonts w:ascii="Wingdings" w:hAnsi="Wingdings" w:hint="default"/>
+      </w:rPr>
+    </w:lvl>
+    <w:lvl w:ilvl="7" w:tplc="04090003" w:tentative="1">
+      <w:start w:val="1"/>
+      <w:numFmt w:val="bullet"/>
+      <w:lvlText w:val=""/>
+      <w:lvlJc w:val="left"/>
+      <w:pPr>
+        <w:ind w:left="3960" w:hanging="440"/>
+      </w:pPr>
+      <w:rPr>
+        <w:rFonts w:ascii="Wingdings" w:hAnsi="Wingdings" w:hint="default"/>
+      </w:rPr>
+    </w:lvl>
+    <w:lvl w:ilvl="8" w:tplc="04090005" w:tentative="1">
+      <w:start w:val="1"/>
+      <w:numFmt w:val="bullet"/>
+      <w:lvlText w:val=""/>
+      <w:lvlJc w:val="left"/>
+      <w:pPr>
+        <w:ind w:left="4400" w:hanging="440"/>
+      </w:pPr>
+      <w:rPr>
+        <w:rFonts w:ascii="Wingdings" w:hAnsi="Wingdings" w:hint="default"/>
+      </w:rPr>
+    </w:lvl>
+  </w:abstractNum>
+  <w:abstractNum w:abstractNumId="14" w15:restartNumberingAfterBreak="0">
+    <w:nsid w:val="3C460B96"/>
+    <w:multiLevelType w:val="hybridMultilevel"/>
+    <w:tmpl w:val="6D1E75C2"/>
+    <w:lvl w:ilvl="0" w:tplc="93B6519A">
+      <w:start w:val="1"/>
+      <w:numFmt w:val="bullet"/>
+      <w:lvlText w:val="-"/>
+      <w:lvlJc w:val="left"/>
+      <w:pPr>
+        <w:ind w:left="2560" w:hanging="440"/>
+      </w:pPr>
+      <w:rPr>
+        <w:rFonts w:ascii="맑은 고딕" w:eastAsia="맑은 고딕" w:hAnsi="맑은 고딕" w:cstheme="minorBidi" w:hint="eastAsia"/>
+      </w:rPr>
+    </w:lvl>
+    <w:lvl w:ilvl="1" w:tplc="04090003" w:tentative="1">
+      <w:start w:val="1"/>
+      <w:numFmt w:val="bullet"/>
+      <w:lvlText w:val=""/>
+      <w:lvlJc w:val="left"/>
+      <w:pPr>
+        <w:ind w:left="3000" w:hanging="440"/>
+      </w:pPr>
+      <w:rPr>
+        <w:rFonts w:ascii="Wingdings" w:hAnsi="Wingdings" w:hint="default"/>
+      </w:rPr>
+    </w:lvl>
+    <w:lvl w:ilvl="2" w:tplc="04090005" w:tentative="1">
+      <w:start w:val="1"/>
+      <w:numFmt w:val="bullet"/>
+      <w:lvlText w:val=""/>
+      <w:lvlJc w:val="left"/>
+      <w:pPr>
+        <w:ind w:left="3440" w:hanging="440"/>
+      </w:pPr>
+      <w:rPr>
+        <w:rFonts w:ascii="Wingdings" w:hAnsi="Wingdings" w:hint="default"/>
+      </w:rPr>
+    </w:lvl>
+    <w:lvl w:ilvl="3" w:tplc="04090001" w:tentative="1">
+      <w:start w:val="1"/>
+      <w:numFmt w:val="bullet"/>
+      <w:lvlText w:val=""/>
+      <w:lvlJc w:val="left"/>
+      <w:pPr>
+        <w:ind w:left="3880" w:hanging="440"/>
+      </w:pPr>
+      <w:rPr>
+        <w:rFonts w:ascii="Wingdings" w:hAnsi="Wingdings" w:hint="default"/>
+      </w:rPr>
+    </w:lvl>
+    <w:lvl w:ilvl="4" w:tplc="04090003" w:tentative="1">
+      <w:start w:val="1"/>
+      <w:numFmt w:val="bullet"/>
+      <w:lvlText w:val=""/>
+      <w:lvlJc w:val="left"/>
+      <w:pPr>
+        <w:ind w:left="4320" w:hanging="440"/>
+      </w:pPr>
+      <w:rPr>
+        <w:rFonts w:ascii="Wingdings" w:hAnsi="Wingdings" w:hint="default"/>
+      </w:rPr>
+    </w:lvl>
+    <w:lvl w:ilvl="5" w:tplc="04090005" w:tentative="1">
+      <w:start w:val="1"/>
+      <w:numFmt w:val="bullet"/>
+      <w:lvlText w:val=""/>
+      <w:lvlJc w:val="left"/>
+      <w:pPr>
+        <w:ind w:left="4760" w:hanging="440"/>
+      </w:pPr>
+      <w:rPr>
+        <w:rFonts w:ascii="Wingdings" w:hAnsi="Wingdings" w:hint="default"/>
+      </w:rPr>
+    </w:lvl>
+    <w:lvl w:ilvl="6" w:tplc="04090001" w:tentative="1">
+      <w:start w:val="1"/>
+      <w:numFmt w:val="bullet"/>
+      <w:lvlText w:val=""/>
+      <w:lvlJc w:val="left"/>
+      <w:pPr>
+        <w:ind w:left="5200" w:hanging="440"/>
+      </w:pPr>
+      <w:rPr>
+        <w:rFonts w:ascii="Wingdings" w:hAnsi="Wingdings" w:hint="default"/>
+      </w:rPr>
+    </w:lvl>
+    <w:lvl w:ilvl="7" w:tplc="04090003" w:tentative="1">
+      <w:start w:val="1"/>
+      <w:numFmt w:val="bullet"/>
+      <w:lvlText w:val=""/>
+      <w:lvlJc w:val="left"/>
+      <w:pPr>
+        <w:ind w:left="5640" w:hanging="440"/>
+      </w:pPr>
+      <w:rPr>
+        <w:rFonts w:ascii="Wingdings" w:hAnsi="Wingdings" w:hint="default"/>
+      </w:rPr>
+    </w:lvl>
+    <w:lvl w:ilvl="8" w:tplc="04090005" w:tentative="1">
+      <w:start w:val="1"/>
+      <w:numFmt w:val="bullet"/>
+      <w:lvlText w:val=""/>
+      <w:lvlJc w:val="left"/>
+      <w:pPr>
+        <w:ind w:left="6080" w:hanging="440"/>
+      </w:pPr>
+      <w:rPr>
+        <w:rFonts w:ascii="Wingdings" w:hAnsi="Wingdings" w:hint="default"/>
+      </w:rPr>
+    </w:lvl>
+  </w:abstractNum>
+  <w:abstractNum w:abstractNumId="15" w15:restartNumberingAfterBreak="0">
+    <w:nsid w:val="3EC264E2"/>
+    <w:multiLevelType w:val="hybridMultilevel"/>
+    <w:tmpl w:val="6DBE798C"/>
+    <w:lvl w:ilvl="0" w:tplc="9F365CD0">
+      <w:start w:val="2"/>
+      <w:numFmt w:val="decimalEnclosedCircle"/>
+      <w:lvlText w:val="%1"/>
+      <w:lvlJc w:val="left"/>
+      <w:pPr>
+        <w:ind w:left="1680" w:hanging="440"/>
+      </w:pPr>
+      <w:rPr>
+        <w:rFonts w:hint="default"/>
+      </w:rPr>
+    </w:lvl>
+    <w:lvl w:ilvl="1" w:tplc="04090019" w:tentative="1">
+      <w:start w:val="1"/>
+      <w:numFmt w:val="upperLetter"/>
+      <w:lvlText w:val="%2."/>
+      <w:lvlJc w:val="left"/>
+      <w:pPr>
+        <w:ind w:left="1320" w:hanging="440"/>
+      </w:pPr>
+    </w:lvl>
+    <w:lvl w:ilvl="2" w:tplc="0409001B" w:tentative="1">
+      <w:start w:val="1"/>
+      <w:numFmt w:val="lowerRoman"/>
+      <w:lvlText w:val="%3."/>
+      <w:lvlJc w:val="right"/>
+      <w:pPr>
         <w:ind w:left="1760" w:hanging="440"/>
       </w:pPr>
+    </w:lvl>
+    <w:lvl w:ilvl="3" w:tplc="0409000F" w:tentative="1">
+      <w:start w:val="1"/>
+      <w:numFmt w:val="decimal"/>
+      <w:lvlText w:val="%4."/>
+      <w:lvlJc w:val="left"/>
+      <w:pPr>
+        <w:ind w:left="2200" w:hanging="440"/>
+      </w:pPr>
+    </w:lvl>
+    <w:lvl w:ilvl="4" w:tplc="04090019" w:tentative="1">
+      <w:start w:val="1"/>
+      <w:numFmt w:val="upperLetter"/>
+      <w:lvlText w:val="%5."/>
+      <w:lvlJc w:val="left"/>
+      <w:pPr>
+        <w:ind w:left="2640" w:hanging="440"/>
+      </w:pPr>
+    </w:lvl>
+    <w:lvl w:ilvl="5" w:tplc="0409001B" w:tentative="1">
+      <w:start w:val="1"/>
+      <w:numFmt w:val="lowerRoman"/>
+      <w:lvlText w:val="%6."/>
+      <w:lvlJc w:val="right"/>
+      <w:pPr>
+        <w:ind w:left="3080" w:hanging="440"/>
+      </w:pPr>
+    </w:lvl>
+    <w:lvl w:ilvl="6" w:tplc="0409000F" w:tentative="1">
+      <w:start w:val="1"/>
+      <w:numFmt w:val="decimal"/>
+      <w:lvlText w:val="%7."/>
+      <w:lvlJc w:val="left"/>
+      <w:pPr>
+        <w:ind w:left="3520" w:hanging="440"/>
+      </w:pPr>
+    </w:lvl>
+    <w:lvl w:ilvl="7" w:tplc="04090019" w:tentative="1">
+      <w:start w:val="1"/>
+      <w:numFmt w:val="upperLetter"/>
+      <w:lvlText w:val="%8."/>
+      <w:lvlJc w:val="left"/>
+      <w:pPr>
+        <w:ind w:left="3960" w:hanging="440"/>
+      </w:pPr>
+    </w:lvl>
+    <w:lvl w:ilvl="8" w:tplc="0409001B" w:tentative="1">
+      <w:start w:val="1"/>
+      <w:numFmt w:val="lowerRoman"/>
+      <w:lvlText w:val="%9."/>
+      <w:lvlJc w:val="right"/>
+      <w:pPr>
+        <w:ind w:left="4400" w:hanging="440"/>
+      </w:pPr>
+    </w:lvl>
+  </w:abstractNum>
+  <w:abstractNum w:abstractNumId="16" w15:restartNumberingAfterBreak="0">
+    <w:nsid w:val="3FB7153B"/>
+    <w:multiLevelType w:val="hybridMultilevel"/>
+    <w:tmpl w:val="39E6AC14"/>
+    <w:lvl w:ilvl="0" w:tplc="93B6519A">
+      <w:start w:val="1"/>
+      <w:numFmt w:val="bullet"/>
+      <w:lvlText w:val="-"/>
+      <w:lvlJc w:val="left"/>
+      <w:pPr>
+        <w:ind w:left="2560" w:hanging="440"/>
+      </w:pPr>
+      <w:rPr>
+        <w:rFonts w:ascii="맑은 고딕" w:eastAsia="맑은 고딕" w:hAnsi="맑은 고딕" w:cstheme="minorBidi" w:hint="eastAsia"/>
+      </w:rPr>
+    </w:lvl>
+    <w:lvl w:ilvl="1" w:tplc="04090003" w:tentative="1">
+      <w:start w:val="1"/>
+      <w:numFmt w:val="bullet"/>
+      <w:lvlText w:val=""/>
+      <w:lvlJc w:val="left"/>
+      <w:pPr>
+        <w:ind w:left="3000" w:hanging="440"/>
+      </w:pPr>
+      <w:rPr>
+        <w:rFonts w:ascii="Wingdings" w:hAnsi="Wingdings" w:hint="default"/>
+      </w:rPr>
+    </w:lvl>
+    <w:lvl w:ilvl="2" w:tplc="04090005" w:tentative="1">
+      <w:start w:val="1"/>
+      <w:numFmt w:val="bullet"/>
+      <w:lvlText w:val=""/>
+      <w:lvlJc w:val="left"/>
+      <w:pPr>
+        <w:ind w:left="3440" w:hanging="440"/>
+      </w:pPr>
+      <w:rPr>
+        <w:rFonts w:ascii="Wingdings" w:hAnsi="Wingdings" w:hint="default"/>
+      </w:rPr>
+    </w:lvl>
+    <w:lvl w:ilvl="3" w:tplc="04090001" w:tentative="1">
+      <w:start w:val="1"/>
+      <w:numFmt w:val="bullet"/>
+      <w:lvlText w:val=""/>
+      <w:lvlJc w:val="left"/>
+      <w:pPr>
+        <w:ind w:left="3880" w:hanging="440"/>
+      </w:pPr>
       <w:rPr>
         <w:rFonts w:ascii="Wingdings" w:hAnsi="Wingdings" w:hint="default"/>
       </w:rPr>
@@ -996,7 +3319,7 @@
       <w:lvlText w:val=""/>
       <w:lvlJc w:val="left"/>
       <w:pPr>
-        <w:ind w:left="2200" w:hanging="440"/>
+        <w:ind w:left="4320" w:hanging="440"/>
       </w:pPr>
       <w:rPr>
         <w:rFonts w:ascii="Wingdings" w:hAnsi="Wingdings" w:hint="default"/>
@@ -1008,7 +3331,7 @@
       <w:lvlText w:val=""/>
       <w:lvlJc w:val="left"/>
       <w:pPr>
-        <w:ind w:left="2640" w:hanging="440"/>
+        <w:ind w:left="4760" w:hanging="440"/>
       </w:pPr>
       <w:rPr>
         <w:rFonts w:ascii="Wingdings" w:hAnsi="Wingdings" w:hint="default"/>
@@ -1020,7 +3343,7 @@
       <w:lvlText w:val=""/>
       <w:lvlJc w:val="left"/>
       <w:pPr>
-        <w:ind w:left="3080" w:hanging="440"/>
+        <w:ind w:left="5200" w:hanging="440"/>
       </w:pPr>
       <w:rPr>
         <w:rFonts w:ascii="Wingdings" w:hAnsi="Wingdings" w:hint="default"/>
@@ -1032,7 +3355,7 @@
       <w:lvlText w:val=""/>
       <w:lvlJc w:val="left"/>
       <w:pPr>
-        <w:ind w:left="3520" w:hanging="440"/>
+        <w:ind w:left="5640" w:hanging="440"/>
       </w:pPr>
       <w:rPr>
         <w:rFonts w:ascii="Wingdings" w:hAnsi="Wingdings" w:hint="default"/>
@@ -1044,14 +3367,14 @@
       <w:lvlText w:val=""/>
       <w:lvlJc w:val="left"/>
       <w:pPr>
-        <w:ind w:left="3960" w:hanging="440"/>
+        <w:ind w:left="6080" w:hanging="440"/>
       </w:pPr>
       <w:rPr>
         <w:rFonts w:ascii="Wingdings" w:hAnsi="Wingdings" w:hint="default"/>
       </w:rPr>
     </w:lvl>
   </w:abstractNum>
-  <w:abstractNum w:abstractNumId="4" w15:restartNumberingAfterBreak="0">
+  <w:abstractNum w:abstractNumId="17" w15:restartNumberingAfterBreak="0">
     <w:nsid w:val="4B2D544F"/>
     <w:multiLevelType w:val="hybridMultilevel"/>
     <w:tmpl w:val="602A7FE8"/>
@@ -1137,7 +3460,120 @@
       </w:pPr>
     </w:lvl>
   </w:abstractNum>
-  <w:abstractNum w:abstractNumId="5" w15:restartNumberingAfterBreak="0">
+  <w:abstractNum w:abstractNumId="18" w15:restartNumberingAfterBreak="0">
+    <w:nsid w:val="4BE96594"/>
+    <w:multiLevelType w:val="hybridMultilevel"/>
+    <w:tmpl w:val="D8E4287E"/>
+    <w:lvl w:ilvl="0" w:tplc="93B6519A">
+      <w:start w:val="1"/>
+      <w:numFmt w:val="bullet"/>
+      <w:lvlText w:val="-"/>
+      <w:lvlJc w:val="left"/>
+      <w:pPr>
+        <w:ind w:left="2668" w:hanging="440"/>
+      </w:pPr>
+      <w:rPr>
+        <w:rFonts w:ascii="맑은 고딕" w:eastAsia="맑은 고딕" w:hAnsi="맑은 고딕" w:cstheme="minorBidi" w:hint="eastAsia"/>
+      </w:rPr>
+    </w:lvl>
+    <w:lvl w:ilvl="1" w:tplc="04090003" w:tentative="1">
+      <w:start w:val="1"/>
+      <w:numFmt w:val="bullet"/>
+      <w:lvlText w:val=""/>
+      <w:lvlJc w:val="left"/>
+      <w:pPr>
+        <w:ind w:left="3108" w:hanging="440"/>
+      </w:pPr>
+      <w:rPr>
+        <w:rFonts w:ascii="Wingdings" w:hAnsi="Wingdings" w:hint="default"/>
+      </w:rPr>
+    </w:lvl>
+    <w:lvl w:ilvl="2" w:tplc="04090005" w:tentative="1">
+      <w:start w:val="1"/>
+      <w:numFmt w:val="bullet"/>
+      <w:lvlText w:val=""/>
+      <w:lvlJc w:val="left"/>
+      <w:pPr>
+        <w:ind w:left="3548" w:hanging="440"/>
+      </w:pPr>
+      <w:rPr>
+        <w:rFonts w:ascii="Wingdings" w:hAnsi="Wingdings" w:hint="default"/>
+      </w:rPr>
+    </w:lvl>
+    <w:lvl w:ilvl="3" w:tplc="04090001" w:tentative="1">
+      <w:start w:val="1"/>
+      <w:numFmt w:val="bullet"/>
+      <w:lvlText w:val=""/>
+      <w:lvlJc w:val="left"/>
+      <w:pPr>
+        <w:ind w:left="3988" w:hanging="440"/>
+      </w:pPr>
+      <w:rPr>
+        <w:rFonts w:ascii="Wingdings" w:hAnsi="Wingdings" w:hint="default"/>
+      </w:rPr>
+    </w:lvl>
+    <w:lvl w:ilvl="4" w:tplc="04090003" w:tentative="1">
+      <w:start w:val="1"/>
+      <w:numFmt w:val="bullet"/>
+      <w:lvlText w:val=""/>
+      <w:lvlJc w:val="left"/>
+      <w:pPr>
+        <w:ind w:left="4428" w:hanging="440"/>
+      </w:pPr>
+      <w:rPr>
+        <w:rFonts w:ascii="Wingdings" w:hAnsi="Wingdings" w:hint="default"/>
+      </w:rPr>
+    </w:lvl>
+    <w:lvl w:ilvl="5" w:tplc="04090005" w:tentative="1">
+      <w:start w:val="1"/>
+      <w:numFmt w:val="bullet"/>
+      <w:lvlText w:val=""/>
+      <w:lvlJc w:val="left"/>
+      <w:pPr>
+        <w:ind w:left="4868" w:hanging="440"/>
+      </w:pPr>
+      <w:rPr>
+        <w:rFonts w:ascii="Wingdings" w:hAnsi="Wingdings" w:hint="default"/>
+      </w:rPr>
+    </w:lvl>
+    <w:lvl w:ilvl="6" w:tplc="04090001" w:tentative="1">
+      <w:start w:val="1"/>
+      <w:numFmt w:val="bullet"/>
+      <w:lvlText w:val=""/>
+      <w:lvlJc w:val="left"/>
+      <w:pPr>
+        <w:ind w:left="5308" w:hanging="440"/>
+      </w:pPr>
+      <w:rPr>
+        <w:rFonts w:ascii="Wingdings" w:hAnsi="Wingdings" w:hint="default"/>
+      </w:rPr>
+    </w:lvl>
+    <w:lvl w:ilvl="7" w:tplc="04090003" w:tentative="1">
+      <w:start w:val="1"/>
+      <w:numFmt w:val="bullet"/>
+      <w:lvlText w:val=""/>
+      <w:lvlJc w:val="left"/>
+      <w:pPr>
+        <w:ind w:left="5748" w:hanging="440"/>
+      </w:pPr>
+      <w:rPr>
+        <w:rFonts w:ascii="Wingdings" w:hAnsi="Wingdings" w:hint="default"/>
+      </w:rPr>
+    </w:lvl>
+    <w:lvl w:ilvl="8" w:tplc="04090005" w:tentative="1">
+      <w:start w:val="1"/>
+      <w:numFmt w:val="bullet"/>
+      <w:lvlText w:val=""/>
+      <w:lvlJc w:val="left"/>
+      <w:pPr>
+        <w:ind w:left="6188" w:hanging="440"/>
+      </w:pPr>
+      <w:rPr>
+        <w:rFonts w:ascii="Wingdings" w:hAnsi="Wingdings" w:hint="default"/>
+      </w:rPr>
+    </w:lvl>
+  </w:abstractNum>
+  <w:abstractNum w:abstractNumId="19" w15:restartNumberingAfterBreak="0">
     <w:nsid w:val="4C384068"/>
     <w:multiLevelType w:val="hybridMultilevel"/>
     <w:tmpl w:val="8FB234E2"/>
@@ -1226,7 +3662,7 @@
       </w:pPr>
     </w:lvl>
   </w:abstractNum>
-  <w:abstractNum w:abstractNumId="6" w15:restartNumberingAfterBreak="0">
+  <w:abstractNum w:abstractNumId="20" w15:restartNumberingAfterBreak="0">
     <w:nsid w:val="4F7A3DCF"/>
     <w:multiLevelType w:val="hybridMultilevel"/>
     <w:tmpl w:val="DE4C8D1E"/>
@@ -1312,7 +3748,7 @@
       </w:pPr>
     </w:lvl>
   </w:abstractNum>
-  <w:abstractNum w:abstractNumId="7" w15:restartNumberingAfterBreak="0">
+  <w:abstractNum w:abstractNumId="21" w15:restartNumberingAfterBreak="0">
     <w:nsid w:val="5B1F0836"/>
     <w:multiLevelType w:val="hybridMultilevel"/>
     <w:tmpl w:val="5D92354A"/>
@@ -1398,7 +3834,7 @@
       </w:pPr>
     </w:lvl>
   </w:abstractNum>
-  <w:abstractNum w:abstractNumId="8" w15:restartNumberingAfterBreak="0">
+  <w:abstractNum w:abstractNumId="22" w15:restartNumberingAfterBreak="0">
     <w:nsid w:val="60A14476"/>
     <w:multiLevelType w:val="hybridMultilevel"/>
     <w:tmpl w:val="AB86C176"/>
@@ -1487,96 +3923,274 @@
       </w:pPr>
     </w:lvl>
   </w:abstractNum>
-  <w:abstractNum w:abstractNumId="9" w15:restartNumberingAfterBreak="0">
-    <w:nsid w:val="68804B43"/>
+  <w:abstractNum w:abstractNumId="23" w15:restartNumberingAfterBreak="0">
+    <w:nsid w:val="67DF2E67"/>
     <w:multiLevelType w:val="hybridMultilevel"/>
-    <w:tmpl w:val="AB86C176"/>
-    <w:lvl w:ilvl="0" w:tplc="F1DE94F0">
-      <w:start w:val="1"/>
-      <w:numFmt w:val="decimal"/>
-      <w:lvlText w:val="(%1)"/>
-      <w:lvlJc w:val="left"/>
-      <w:pPr>
-        <w:ind w:left="800" w:hanging="360"/>
+    <w:tmpl w:val="F894DEAA"/>
+    <w:lvl w:ilvl="0" w:tplc="04090011">
+      <w:start w:val="1"/>
+      <w:numFmt w:val="decimalEnclosedCircle"/>
+      <w:lvlText w:val="%1"/>
+      <w:lvlJc w:val="left"/>
+      <w:pPr>
+        <w:ind w:left="1680" w:hanging="440"/>
       </w:pPr>
       <w:rPr>
         <w:rFonts w:hint="default"/>
       </w:rPr>
     </w:lvl>
-    <w:lvl w:ilvl="1" w:tplc="04090019" w:tentative="1">
+    <w:lvl w:ilvl="1" w:tplc="FFFFFFFF" w:tentative="1">
       <w:start w:val="1"/>
       <w:numFmt w:val="upperLetter"/>
       <w:lvlText w:val="%2."/>
       <w:lvlJc w:val="left"/>
       <w:pPr>
-        <w:ind w:left="1320" w:hanging="440"/>
-      </w:pPr>
-    </w:lvl>
-    <w:lvl w:ilvl="2" w:tplc="0409001B" w:tentative="1">
+        <w:ind w:left="2120" w:hanging="440"/>
+      </w:pPr>
+    </w:lvl>
+    <w:lvl w:ilvl="2" w:tplc="FFFFFFFF" w:tentative="1">
       <w:start w:val="1"/>
       <w:numFmt w:val="lowerRoman"/>
       <w:lvlText w:val="%3."/>
       <w:lvlJc w:val="right"/>
       <w:pPr>
-        <w:ind w:left="1760" w:hanging="440"/>
-      </w:pPr>
-    </w:lvl>
-    <w:lvl w:ilvl="3" w:tplc="0409000F" w:tentative="1">
+        <w:ind w:left="2560" w:hanging="440"/>
+      </w:pPr>
+    </w:lvl>
+    <w:lvl w:ilvl="3" w:tplc="FFFFFFFF" w:tentative="1">
       <w:start w:val="1"/>
       <w:numFmt w:val="decimal"/>
       <w:lvlText w:val="%4."/>
       <w:lvlJc w:val="left"/>
       <w:pPr>
-        <w:ind w:left="2200" w:hanging="440"/>
-      </w:pPr>
-    </w:lvl>
-    <w:lvl w:ilvl="4" w:tplc="04090019" w:tentative="1">
+        <w:ind w:left="3000" w:hanging="440"/>
+      </w:pPr>
+    </w:lvl>
+    <w:lvl w:ilvl="4" w:tplc="FFFFFFFF" w:tentative="1">
       <w:start w:val="1"/>
       <w:numFmt w:val="upperLetter"/>
       <w:lvlText w:val="%5."/>
       <w:lvlJc w:val="left"/>
       <w:pPr>
-        <w:ind w:left="2640" w:hanging="440"/>
-      </w:pPr>
-    </w:lvl>
-    <w:lvl w:ilvl="5" w:tplc="0409001B" w:tentative="1">
+        <w:ind w:left="3440" w:hanging="440"/>
+      </w:pPr>
+    </w:lvl>
+    <w:lvl w:ilvl="5" w:tplc="FFFFFFFF" w:tentative="1">
       <w:start w:val="1"/>
       <w:numFmt w:val="lowerRoman"/>
       <w:lvlText w:val="%6."/>
       <w:lvlJc w:val="right"/>
       <w:pPr>
-        <w:ind w:left="3080" w:hanging="440"/>
-      </w:pPr>
-    </w:lvl>
-    <w:lvl w:ilvl="6" w:tplc="0409000F" w:tentative="1">
+        <w:ind w:left="3880" w:hanging="440"/>
+      </w:pPr>
+    </w:lvl>
+    <w:lvl w:ilvl="6" w:tplc="FFFFFFFF" w:tentative="1">
       <w:start w:val="1"/>
       <w:numFmt w:val="decimal"/>
       <w:lvlText w:val="%7."/>
       <w:lvlJc w:val="left"/>
       <w:pPr>
-        <w:ind w:left="3520" w:hanging="440"/>
-      </w:pPr>
-    </w:lvl>
-    <w:lvl w:ilvl="7" w:tplc="04090019" w:tentative="1">
+        <w:ind w:left="4320" w:hanging="440"/>
+      </w:pPr>
+    </w:lvl>
+    <w:lvl w:ilvl="7" w:tplc="FFFFFFFF" w:tentative="1">
       <w:start w:val="1"/>
       <w:numFmt w:val="upperLetter"/>
       <w:lvlText w:val="%8."/>
       <w:lvlJc w:val="left"/>
       <w:pPr>
-        <w:ind w:left="3960" w:hanging="440"/>
-      </w:pPr>
-    </w:lvl>
-    <w:lvl w:ilvl="8" w:tplc="0409001B" w:tentative="1">
+        <w:ind w:left="4760" w:hanging="440"/>
+      </w:pPr>
+    </w:lvl>
+    <w:lvl w:ilvl="8" w:tplc="FFFFFFFF" w:tentative="1">
       <w:start w:val="1"/>
       <w:numFmt w:val="lowerRoman"/>
       <w:lvlText w:val="%9."/>
       <w:lvlJc w:val="right"/>
       <w:pPr>
+        <w:ind w:left="5200" w:hanging="440"/>
+      </w:pPr>
+    </w:lvl>
+  </w:abstractNum>
+  <w:abstractNum w:abstractNumId="24" w15:restartNumberingAfterBreak="0">
+    <w:nsid w:val="68804B43"/>
+    <w:multiLevelType w:val="hybridMultilevel"/>
+    <w:tmpl w:val="CFBAB7E0"/>
+    <w:lvl w:ilvl="0" w:tplc="F1DE94F0">
+      <w:start w:val="1"/>
+      <w:numFmt w:val="decimal"/>
+      <w:lvlText w:val="(%1)"/>
+      <w:lvlJc w:val="left"/>
+      <w:pPr>
+        <w:ind w:left="800" w:hanging="360"/>
+      </w:pPr>
+      <w:rPr>
+        <w:rFonts w:hint="default"/>
+      </w:rPr>
+    </w:lvl>
+    <w:lvl w:ilvl="1" w:tplc="04090019" w:tentative="1">
+      <w:start w:val="1"/>
+      <w:numFmt w:val="upperLetter"/>
+      <w:lvlText w:val="%2."/>
+      <w:lvlJc w:val="left"/>
+      <w:pPr>
+        <w:ind w:left="1320" w:hanging="440"/>
+      </w:pPr>
+    </w:lvl>
+    <w:lvl w:ilvl="2" w:tplc="0409001B" w:tentative="1">
+      <w:start w:val="1"/>
+      <w:numFmt w:val="lowerRoman"/>
+      <w:lvlText w:val="%3."/>
+      <w:lvlJc w:val="right"/>
+      <w:pPr>
+        <w:ind w:left="1760" w:hanging="440"/>
+      </w:pPr>
+    </w:lvl>
+    <w:lvl w:ilvl="3" w:tplc="0409000F" w:tentative="1">
+      <w:start w:val="1"/>
+      <w:numFmt w:val="decimal"/>
+      <w:lvlText w:val="%4."/>
+      <w:lvlJc w:val="left"/>
+      <w:pPr>
+        <w:ind w:left="2200" w:hanging="440"/>
+      </w:pPr>
+    </w:lvl>
+    <w:lvl w:ilvl="4" w:tplc="04090019" w:tentative="1">
+      <w:start w:val="1"/>
+      <w:numFmt w:val="upperLetter"/>
+      <w:lvlText w:val="%5."/>
+      <w:lvlJc w:val="left"/>
+      <w:pPr>
+        <w:ind w:left="2640" w:hanging="440"/>
+      </w:pPr>
+    </w:lvl>
+    <w:lvl w:ilvl="5" w:tplc="0409001B" w:tentative="1">
+      <w:start w:val="1"/>
+      <w:numFmt w:val="lowerRoman"/>
+      <w:lvlText w:val="%6."/>
+      <w:lvlJc w:val="right"/>
+      <w:pPr>
+        <w:ind w:left="3080" w:hanging="440"/>
+      </w:pPr>
+    </w:lvl>
+    <w:lvl w:ilvl="6" w:tplc="0409000F" w:tentative="1">
+      <w:start w:val="1"/>
+      <w:numFmt w:val="decimal"/>
+      <w:lvlText w:val="%7."/>
+      <w:lvlJc w:val="left"/>
+      <w:pPr>
+        <w:ind w:left="3520" w:hanging="440"/>
+      </w:pPr>
+    </w:lvl>
+    <w:lvl w:ilvl="7" w:tplc="04090019" w:tentative="1">
+      <w:start w:val="1"/>
+      <w:numFmt w:val="upperLetter"/>
+      <w:lvlText w:val="%8."/>
+      <w:lvlJc w:val="left"/>
+      <w:pPr>
+        <w:ind w:left="3960" w:hanging="440"/>
+      </w:pPr>
+    </w:lvl>
+    <w:lvl w:ilvl="8" w:tplc="0409001B" w:tentative="1">
+      <w:start w:val="1"/>
+      <w:numFmt w:val="lowerRoman"/>
+      <w:lvlText w:val="%9."/>
+      <w:lvlJc w:val="right"/>
+      <w:pPr>
         <w:ind w:left="4400" w:hanging="440"/>
       </w:pPr>
     </w:lvl>
   </w:abstractNum>
-  <w:abstractNum w:abstractNumId="10" w15:restartNumberingAfterBreak="0">
+  <w:abstractNum w:abstractNumId="25" w15:restartNumberingAfterBreak="0">
+    <w:nsid w:val="6CF82B9D"/>
+    <w:multiLevelType w:val="hybridMultilevel"/>
+    <w:tmpl w:val="B00C67A4"/>
+    <w:lvl w:ilvl="0" w:tplc="FFFFFFFF">
+      <w:start w:val="1"/>
+      <w:numFmt w:val="decimal"/>
+      <w:lvlText w:val="(%1)"/>
+      <w:lvlJc w:val="left"/>
+      <w:pPr>
+        <w:ind w:left="800" w:hanging="360"/>
+      </w:pPr>
+      <w:rPr>
+        <w:rFonts w:hint="default"/>
+      </w:rPr>
+    </w:lvl>
+    <w:lvl w:ilvl="1" w:tplc="FFFFFFFF" w:tentative="1">
+      <w:start w:val="1"/>
+      <w:numFmt w:val="upperLetter"/>
+      <w:lvlText w:val="%2."/>
+      <w:lvlJc w:val="left"/>
+      <w:pPr>
+        <w:ind w:left="1320" w:hanging="440"/>
+      </w:pPr>
+    </w:lvl>
+    <w:lvl w:ilvl="2" w:tplc="FFFFFFFF" w:tentative="1">
+      <w:start w:val="1"/>
+      <w:numFmt w:val="lowerRoman"/>
+      <w:lvlText w:val="%3."/>
+      <w:lvlJc w:val="right"/>
+      <w:pPr>
+        <w:ind w:left="1760" w:hanging="440"/>
+      </w:pPr>
+    </w:lvl>
+    <w:lvl w:ilvl="3" w:tplc="FFFFFFFF" w:tentative="1">
+      <w:start w:val="1"/>
+      <w:numFmt w:val="decimal"/>
+      <w:lvlText w:val="%4."/>
+      <w:lvlJc w:val="left"/>
+      <w:pPr>
+        <w:ind w:left="2200" w:hanging="440"/>
+      </w:pPr>
+    </w:lvl>
+    <w:lvl w:ilvl="4" w:tplc="FFFFFFFF" w:tentative="1">
+      <w:start w:val="1"/>
+      <w:numFmt w:val="upperLetter"/>
+      <w:lvlText w:val="%5."/>
+      <w:lvlJc w:val="left"/>
+      <w:pPr>
+        <w:ind w:left="2640" w:hanging="440"/>
+      </w:pPr>
+    </w:lvl>
+    <w:lvl w:ilvl="5" w:tplc="FFFFFFFF" w:tentative="1">
+      <w:start w:val="1"/>
+      <w:numFmt w:val="lowerRoman"/>
+      <w:lvlText w:val="%6."/>
+      <w:lvlJc w:val="right"/>
+      <w:pPr>
+        <w:ind w:left="3080" w:hanging="440"/>
+      </w:pPr>
+    </w:lvl>
+    <w:lvl w:ilvl="6" w:tplc="FFFFFFFF" w:tentative="1">
+      <w:start w:val="1"/>
+      <w:numFmt w:val="decimal"/>
+      <w:lvlText w:val="%7."/>
+      <w:lvlJc w:val="left"/>
+      <w:pPr>
+        <w:ind w:left="3520" w:hanging="440"/>
+      </w:pPr>
+    </w:lvl>
+    <w:lvl w:ilvl="7" w:tplc="FFFFFFFF" w:tentative="1">
+      <w:start w:val="1"/>
+      <w:numFmt w:val="upperLetter"/>
+      <w:lvlText w:val="%8."/>
+      <w:lvlJc w:val="left"/>
+      <w:pPr>
+        <w:ind w:left="3960" w:hanging="440"/>
+      </w:pPr>
+    </w:lvl>
+    <w:lvl w:ilvl="8" w:tplc="FFFFFFFF" w:tentative="1">
+      <w:start w:val="1"/>
+      <w:numFmt w:val="lowerRoman"/>
+      <w:lvlText w:val="%9."/>
+      <w:lvlJc w:val="right"/>
+      <w:pPr>
+        <w:ind w:left="4400" w:hanging="440"/>
+      </w:pPr>
+    </w:lvl>
+  </w:abstractNum>
+  <w:abstractNum w:abstractNumId="26" w15:restartNumberingAfterBreak="0">
     <w:nsid w:val="73205928"/>
     <w:multiLevelType w:val="hybridMultilevel"/>
     <w:tmpl w:val="F7145E6A"/>
@@ -1665,7 +4279,7 @@
       </w:pPr>
     </w:lvl>
   </w:abstractNum>
-  <w:abstractNum w:abstractNumId="11" w15:restartNumberingAfterBreak="0">
+  <w:abstractNum w:abstractNumId="27" w15:restartNumberingAfterBreak="0">
     <w:nsid w:val="783E3917"/>
     <w:multiLevelType w:val="multilevel"/>
     <w:tmpl w:val="D45C84BC"/>
@@ -1814,10 +4428,188 @@
       </w:rPr>
     </w:lvl>
   </w:abstractNum>
-  <w:abstractNum w:abstractNumId="12" w15:restartNumberingAfterBreak="0">
+  <w:abstractNum w:abstractNumId="28" w15:restartNumberingAfterBreak="0">
+    <w:nsid w:val="791B52DC"/>
+    <w:multiLevelType w:val="hybridMultilevel"/>
+    <w:tmpl w:val="A72A7DE8"/>
+    <w:lvl w:ilvl="0" w:tplc="5CB2B130">
+      <w:start w:val="2"/>
+      <w:numFmt w:val="decimalEnclosedCircle"/>
+      <w:lvlText w:val="%1"/>
+      <w:lvlJc w:val="left"/>
+      <w:pPr>
+        <w:ind w:left="1680" w:hanging="440"/>
+      </w:pPr>
+      <w:rPr>
+        <w:rFonts w:hint="default"/>
+      </w:rPr>
+    </w:lvl>
+    <w:lvl w:ilvl="1" w:tplc="04090019" w:tentative="1">
+      <w:start w:val="1"/>
+      <w:numFmt w:val="upperLetter"/>
+      <w:lvlText w:val="%2."/>
+      <w:lvlJc w:val="left"/>
+      <w:pPr>
+        <w:ind w:left="1320" w:hanging="440"/>
+      </w:pPr>
+    </w:lvl>
+    <w:lvl w:ilvl="2" w:tplc="0409001B" w:tentative="1">
+      <w:start w:val="1"/>
+      <w:numFmt w:val="lowerRoman"/>
+      <w:lvlText w:val="%3."/>
+      <w:lvlJc w:val="right"/>
+      <w:pPr>
+        <w:ind w:left="1760" w:hanging="440"/>
+      </w:pPr>
+    </w:lvl>
+    <w:lvl w:ilvl="3" w:tplc="0409000F" w:tentative="1">
+      <w:start w:val="1"/>
+      <w:numFmt w:val="decimal"/>
+      <w:lvlText w:val="%4."/>
+      <w:lvlJc w:val="left"/>
+      <w:pPr>
+        <w:ind w:left="2200" w:hanging="440"/>
+      </w:pPr>
+    </w:lvl>
+    <w:lvl w:ilvl="4" w:tplc="04090019" w:tentative="1">
+      <w:start w:val="1"/>
+      <w:numFmt w:val="upperLetter"/>
+      <w:lvlText w:val="%5."/>
+      <w:lvlJc w:val="left"/>
+      <w:pPr>
+        <w:ind w:left="2640" w:hanging="440"/>
+      </w:pPr>
+    </w:lvl>
+    <w:lvl w:ilvl="5" w:tplc="0409001B" w:tentative="1">
+      <w:start w:val="1"/>
+      <w:numFmt w:val="lowerRoman"/>
+      <w:lvlText w:val="%6."/>
+      <w:lvlJc w:val="right"/>
+      <w:pPr>
+        <w:ind w:left="3080" w:hanging="440"/>
+      </w:pPr>
+    </w:lvl>
+    <w:lvl w:ilvl="6" w:tplc="0409000F" w:tentative="1">
+      <w:start w:val="1"/>
+      <w:numFmt w:val="decimal"/>
+      <w:lvlText w:val="%7."/>
+      <w:lvlJc w:val="left"/>
+      <w:pPr>
+        <w:ind w:left="3520" w:hanging="440"/>
+      </w:pPr>
+    </w:lvl>
+    <w:lvl w:ilvl="7" w:tplc="04090019" w:tentative="1">
+      <w:start w:val="1"/>
+      <w:numFmt w:val="upperLetter"/>
+      <w:lvlText w:val="%8."/>
+      <w:lvlJc w:val="left"/>
+      <w:pPr>
+        <w:ind w:left="3960" w:hanging="440"/>
+      </w:pPr>
+    </w:lvl>
+    <w:lvl w:ilvl="8" w:tplc="0409001B" w:tentative="1">
+      <w:start w:val="1"/>
+      <w:numFmt w:val="lowerRoman"/>
+      <w:lvlText w:val="%9."/>
+      <w:lvlJc w:val="right"/>
+      <w:pPr>
+        <w:ind w:left="4400" w:hanging="440"/>
+      </w:pPr>
+    </w:lvl>
+  </w:abstractNum>
+  <w:abstractNum w:abstractNumId="29" w15:restartNumberingAfterBreak="0">
+    <w:nsid w:val="79CE38DF"/>
+    <w:multiLevelType w:val="hybridMultilevel"/>
+    <w:tmpl w:val="0FEC3C4E"/>
+    <w:lvl w:ilvl="0" w:tplc="DACC4770">
+      <w:start w:val="1"/>
+      <w:numFmt w:val="decimal"/>
+      <w:lvlText w:val="(%1)"/>
+      <w:lvlJc w:val="left"/>
+      <w:pPr>
+        <w:ind w:left="800" w:hanging="360"/>
+      </w:pPr>
+      <w:rPr>
+        <w:rFonts w:hint="default"/>
+      </w:rPr>
+    </w:lvl>
+    <w:lvl w:ilvl="1" w:tplc="04090019" w:tentative="1">
+      <w:start w:val="1"/>
+      <w:numFmt w:val="upperLetter"/>
+      <w:lvlText w:val="%2."/>
+      <w:lvlJc w:val="left"/>
+      <w:pPr>
+        <w:ind w:left="1320" w:hanging="440"/>
+      </w:pPr>
+    </w:lvl>
+    <w:lvl w:ilvl="2" w:tplc="0409001B" w:tentative="1">
+      <w:start w:val="1"/>
+      <w:numFmt w:val="lowerRoman"/>
+      <w:lvlText w:val="%3."/>
+      <w:lvlJc w:val="right"/>
+      <w:pPr>
+        <w:ind w:left="1760" w:hanging="440"/>
+      </w:pPr>
+    </w:lvl>
+    <w:lvl w:ilvl="3" w:tplc="0409000F" w:tentative="1">
+      <w:start w:val="1"/>
+      <w:numFmt w:val="decimal"/>
+      <w:lvlText w:val="%4."/>
+      <w:lvlJc w:val="left"/>
+      <w:pPr>
+        <w:ind w:left="2200" w:hanging="440"/>
+      </w:pPr>
+    </w:lvl>
+    <w:lvl w:ilvl="4" w:tplc="04090019" w:tentative="1">
+      <w:start w:val="1"/>
+      <w:numFmt w:val="upperLetter"/>
+      <w:lvlText w:val="%5."/>
+      <w:lvlJc w:val="left"/>
+      <w:pPr>
+        <w:ind w:left="2640" w:hanging="440"/>
+      </w:pPr>
+    </w:lvl>
+    <w:lvl w:ilvl="5" w:tplc="0409001B" w:tentative="1">
+      <w:start w:val="1"/>
+      <w:numFmt w:val="lowerRoman"/>
+      <w:lvlText w:val="%6."/>
+      <w:lvlJc w:val="right"/>
+      <w:pPr>
+        <w:ind w:left="3080" w:hanging="440"/>
+      </w:pPr>
+    </w:lvl>
+    <w:lvl w:ilvl="6" w:tplc="0409000F" w:tentative="1">
+      <w:start w:val="1"/>
+      <w:numFmt w:val="decimal"/>
+      <w:lvlText w:val="%7."/>
+      <w:lvlJc w:val="left"/>
+      <w:pPr>
+        <w:ind w:left="3520" w:hanging="440"/>
+      </w:pPr>
+    </w:lvl>
+    <w:lvl w:ilvl="7" w:tplc="04090019" w:tentative="1">
+      <w:start w:val="1"/>
+      <w:numFmt w:val="upperLetter"/>
+      <w:lvlText w:val="%8."/>
+      <w:lvlJc w:val="left"/>
+      <w:pPr>
+        <w:ind w:left="3960" w:hanging="440"/>
+      </w:pPr>
+    </w:lvl>
+    <w:lvl w:ilvl="8" w:tplc="0409001B" w:tentative="1">
+      <w:start w:val="1"/>
+      <w:numFmt w:val="lowerRoman"/>
+      <w:lvlText w:val="%9."/>
+      <w:lvlJc w:val="right"/>
+      <w:pPr>
+        <w:ind w:left="4400" w:hanging="440"/>
+      </w:pPr>
+    </w:lvl>
+  </w:abstractNum>
+  <w:abstractNum w:abstractNumId="30" w15:restartNumberingAfterBreak="0">
     <w:nsid w:val="7EB94311"/>
     <w:multiLevelType w:val="hybridMultilevel"/>
-    <w:tmpl w:val="150E22D6"/>
+    <w:tmpl w:val="61EE49C8"/>
     <w:lvl w:ilvl="0" w:tplc="93B6519A">
       <w:start w:val="1"/>
       <w:numFmt w:val="bullet"/>
@@ -1830,7 +4622,7 @@
         <w:rFonts w:ascii="맑은 고딕" w:eastAsia="맑은 고딕" w:hAnsi="맑은 고딕" w:cstheme="minorBidi" w:hint="eastAsia"/>
       </w:rPr>
     </w:lvl>
-    <w:lvl w:ilvl="1" w:tplc="04090003" w:tentative="1">
+    <w:lvl w:ilvl="1" w:tplc="04090003">
       <w:start w:val="1"/>
       <w:numFmt w:val="bullet"/>
       <w:lvlText w:val=""/>
@@ -1842,129 +4634,275 @@
         <w:rFonts w:ascii="Wingdings" w:hAnsi="Wingdings" w:hint="default"/>
       </w:rPr>
     </w:lvl>
-    <w:lvl w:ilvl="2" w:tplc="04090005" w:tentative="1">
+    <w:lvl w:ilvl="2" w:tplc="93B6519A">
+      <w:start w:val="1"/>
+      <w:numFmt w:val="bullet"/>
+      <w:lvlText w:val="-"/>
+      <w:lvlJc w:val="left"/>
+      <w:pPr>
+        <w:ind w:left="2120" w:hanging="440"/>
+      </w:pPr>
+      <w:rPr>
+        <w:rFonts w:ascii="맑은 고딕" w:eastAsia="맑은 고딕" w:hAnsi="맑은 고딕" w:cstheme="minorBidi" w:hint="eastAsia"/>
+      </w:rPr>
+    </w:lvl>
+    <w:lvl w:ilvl="3" w:tplc="04090001" w:tentative="1">
+      <w:start w:val="1"/>
+      <w:numFmt w:val="bullet"/>
+      <w:lvlText w:val=""/>
+      <w:lvlJc w:val="left"/>
+      <w:pPr>
+        <w:ind w:left="2560" w:hanging="440"/>
+      </w:pPr>
+      <w:rPr>
+        <w:rFonts w:ascii="Wingdings" w:hAnsi="Wingdings" w:hint="default"/>
+      </w:rPr>
+    </w:lvl>
+    <w:lvl w:ilvl="4" w:tplc="04090003" w:tentative="1">
+      <w:start w:val="1"/>
+      <w:numFmt w:val="bullet"/>
+      <w:lvlText w:val=""/>
+      <w:lvlJc w:val="left"/>
+      <w:pPr>
+        <w:ind w:left="3000" w:hanging="440"/>
+      </w:pPr>
+      <w:rPr>
+        <w:rFonts w:ascii="Wingdings" w:hAnsi="Wingdings" w:hint="default"/>
+      </w:rPr>
+    </w:lvl>
+    <w:lvl w:ilvl="5" w:tplc="04090005" w:tentative="1">
       <w:start w:val="1"/>
       <w:numFmt w:val="bullet"/>
       <w:lvlText w:val=""/>
       <w:lvlJc w:val="left"/>
       <w:pPr>
+        <w:ind w:left="3440" w:hanging="440"/>
+      </w:pPr>
+      <w:rPr>
+        <w:rFonts w:ascii="Wingdings" w:hAnsi="Wingdings" w:hint="default"/>
+      </w:rPr>
+    </w:lvl>
+    <w:lvl w:ilvl="6" w:tplc="04090001" w:tentative="1">
+      <w:start w:val="1"/>
+      <w:numFmt w:val="bullet"/>
+      <w:lvlText w:val=""/>
+      <w:lvlJc w:val="left"/>
+      <w:pPr>
+        <w:ind w:left="3880" w:hanging="440"/>
+      </w:pPr>
+      <w:rPr>
+        <w:rFonts w:ascii="Wingdings" w:hAnsi="Wingdings" w:hint="default"/>
+      </w:rPr>
+    </w:lvl>
+    <w:lvl w:ilvl="7" w:tplc="04090003" w:tentative="1">
+      <w:start w:val="1"/>
+      <w:numFmt w:val="bullet"/>
+      <w:lvlText w:val=""/>
+      <w:lvlJc w:val="left"/>
+      <w:pPr>
+        <w:ind w:left="4320" w:hanging="440"/>
+      </w:pPr>
+      <w:rPr>
+        <w:rFonts w:ascii="Wingdings" w:hAnsi="Wingdings" w:hint="default"/>
+      </w:rPr>
+    </w:lvl>
+    <w:lvl w:ilvl="8" w:tplc="04090005" w:tentative="1">
+      <w:start w:val="1"/>
+      <w:numFmt w:val="bullet"/>
+      <w:lvlText w:val=""/>
+      <w:lvlJc w:val="left"/>
+      <w:pPr>
+        <w:ind w:left="4760" w:hanging="440"/>
+      </w:pPr>
+      <w:rPr>
+        <w:rFonts w:ascii="Wingdings" w:hAnsi="Wingdings" w:hint="default"/>
+      </w:rPr>
+    </w:lvl>
+  </w:abstractNum>
+  <w:abstractNum w:abstractNumId="31" w15:restartNumberingAfterBreak="0">
+    <w:nsid w:val="7EFE3024"/>
+    <w:multiLevelType w:val="hybridMultilevel"/>
+    <w:tmpl w:val="B02E8A9E"/>
+    <w:lvl w:ilvl="0" w:tplc="FFFFFFFF">
+      <w:start w:val="1"/>
+      <w:numFmt w:val="decimalEnclosedCircle"/>
+      <w:lvlText w:val="%1"/>
+      <w:lvlJc w:val="left"/>
+      <w:pPr>
+        <w:ind w:left="1680" w:hanging="440"/>
+      </w:pPr>
+      <w:rPr>
+        <w:rFonts w:hint="default"/>
+      </w:rPr>
+    </w:lvl>
+    <w:lvl w:ilvl="1" w:tplc="FFFFFFFF" w:tentative="1">
+      <w:start w:val="1"/>
+      <w:numFmt w:val="upperLetter"/>
+      <w:lvlText w:val="%2."/>
+      <w:lvlJc w:val="left"/>
+      <w:pPr>
         <w:ind w:left="2120" w:hanging="440"/>
       </w:pPr>
-      <w:rPr>
-        <w:rFonts w:ascii="Wingdings" w:hAnsi="Wingdings" w:hint="default"/>
-      </w:rPr>
-    </w:lvl>
-    <w:lvl w:ilvl="3" w:tplc="04090001" w:tentative="1">
-      <w:start w:val="1"/>
-      <w:numFmt w:val="bullet"/>
-      <w:lvlText w:val=""/>
-      <w:lvlJc w:val="left"/>
+    </w:lvl>
+    <w:lvl w:ilvl="2" w:tplc="FFFFFFFF" w:tentative="1">
+      <w:start w:val="1"/>
+      <w:numFmt w:val="lowerRoman"/>
+      <w:lvlText w:val="%3."/>
+      <w:lvlJc w:val="right"/>
       <w:pPr>
         <w:ind w:left="2560" w:hanging="440"/>
       </w:pPr>
-      <w:rPr>
-        <w:rFonts w:ascii="Wingdings" w:hAnsi="Wingdings" w:hint="default"/>
-      </w:rPr>
-    </w:lvl>
-    <w:lvl w:ilvl="4" w:tplc="04090003" w:tentative="1">
-      <w:start w:val="1"/>
-      <w:numFmt w:val="bullet"/>
-      <w:lvlText w:val=""/>
+    </w:lvl>
+    <w:lvl w:ilvl="3" w:tplc="FFFFFFFF" w:tentative="1">
+      <w:start w:val="1"/>
+      <w:numFmt w:val="decimal"/>
+      <w:lvlText w:val="%4."/>
       <w:lvlJc w:val="left"/>
       <w:pPr>
         <w:ind w:left="3000" w:hanging="440"/>
       </w:pPr>
-      <w:rPr>
-        <w:rFonts w:ascii="Wingdings" w:hAnsi="Wingdings" w:hint="default"/>
-      </w:rPr>
-    </w:lvl>
-    <w:lvl w:ilvl="5" w:tplc="04090005" w:tentative="1">
-      <w:start w:val="1"/>
-      <w:numFmt w:val="bullet"/>
-      <w:lvlText w:val=""/>
+    </w:lvl>
+    <w:lvl w:ilvl="4" w:tplc="FFFFFFFF" w:tentative="1">
+      <w:start w:val="1"/>
+      <w:numFmt w:val="upperLetter"/>
+      <w:lvlText w:val="%5."/>
       <w:lvlJc w:val="left"/>
       <w:pPr>
         <w:ind w:left="3440" w:hanging="440"/>
       </w:pPr>
-      <w:rPr>
-        <w:rFonts w:ascii="Wingdings" w:hAnsi="Wingdings" w:hint="default"/>
-      </w:rPr>
-    </w:lvl>
-    <w:lvl w:ilvl="6" w:tplc="04090001" w:tentative="1">
-      <w:start w:val="1"/>
-      <w:numFmt w:val="bullet"/>
-      <w:lvlText w:val=""/>
-      <w:lvlJc w:val="left"/>
+    </w:lvl>
+    <w:lvl w:ilvl="5" w:tplc="FFFFFFFF" w:tentative="1">
+      <w:start w:val="1"/>
+      <w:numFmt w:val="lowerRoman"/>
+      <w:lvlText w:val="%6."/>
+      <w:lvlJc w:val="right"/>
       <w:pPr>
         <w:ind w:left="3880" w:hanging="440"/>
       </w:pPr>
-      <w:rPr>
-        <w:rFonts w:ascii="Wingdings" w:hAnsi="Wingdings" w:hint="default"/>
-      </w:rPr>
-    </w:lvl>
-    <w:lvl w:ilvl="7" w:tplc="04090003" w:tentative="1">
-      <w:start w:val="1"/>
-      <w:numFmt w:val="bullet"/>
-      <w:lvlText w:val=""/>
+    </w:lvl>
+    <w:lvl w:ilvl="6" w:tplc="FFFFFFFF" w:tentative="1">
+      <w:start w:val="1"/>
+      <w:numFmt w:val="decimal"/>
+      <w:lvlText w:val="%7."/>
       <w:lvlJc w:val="left"/>
       <w:pPr>
         <w:ind w:left="4320" w:hanging="440"/>
       </w:pPr>
-      <w:rPr>
-        <w:rFonts w:ascii="Wingdings" w:hAnsi="Wingdings" w:hint="default"/>
-      </w:rPr>
-    </w:lvl>
-    <w:lvl w:ilvl="8" w:tplc="04090005" w:tentative="1">
-      <w:start w:val="1"/>
-      <w:numFmt w:val="bullet"/>
-      <w:lvlText w:val=""/>
+    </w:lvl>
+    <w:lvl w:ilvl="7" w:tplc="FFFFFFFF" w:tentative="1">
+      <w:start w:val="1"/>
+      <w:numFmt w:val="upperLetter"/>
+      <w:lvlText w:val="%8."/>
       <w:lvlJc w:val="left"/>
       <w:pPr>
         <w:ind w:left="4760" w:hanging="440"/>
       </w:pPr>
-      <w:rPr>
-        <w:rFonts w:ascii="Wingdings" w:hAnsi="Wingdings" w:hint="default"/>
-      </w:rPr>
+    </w:lvl>
+    <w:lvl w:ilvl="8" w:tplc="FFFFFFFF" w:tentative="1">
+      <w:start w:val="1"/>
+      <w:numFmt w:val="lowerRoman"/>
+      <w:lvlText w:val="%9."/>
+      <w:lvlJc w:val="right"/>
+      <w:pPr>
+        <w:ind w:left="5200" w:hanging="440"/>
+      </w:pPr>
     </w:lvl>
   </w:abstractNum>
   <w:num w:numId="1" w16cid:durableId="1969360086">
-    <w:abstractNumId w:val="5"/>
+    <w:abstractNumId w:val="19"/>
   </w:num>
   <w:num w:numId="2" w16cid:durableId="364329134">
-    <w:abstractNumId w:val="10"/>
+    <w:abstractNumId w:val="26"/>
   </w:num>
   <w:num w:numId="3" w16cid:durableId="2029600925">
-    <w:abstractNumId w:val="9"/>
+    <w:abstractNumId w:val="24"/>
   </w:num>
   <w:num w:numId="4" w16cid:durableId="798765741">
-    <w:abstractNumId w:val="12"/>
+    <w:abstractNumId w:val="30"/>
   </w:num>
   <w:num w:numId="5" w16cid:durableId="1570383902">
-    <w:abstractNumId w:val="6"/>
+    <w:abstractNumId w:val="20"/>
   </w:num>
   <w:num w:numId="6" w16cid:durableId="1494252369">
-    <w:abstractNumId w:val="2"/>
+    <w:abstractNumId w:val="7"/>
   </w:num>
   <w:num w:numId="7" w16cid:durableId="1601794124">
-    <w:abstractNumId w:val="7"/>
+    <w:abstractNumId w:val="21"/>
   </w:num>
   <w:num w:numId="8" w16cid:durableId="1124927584">
-    <w:abstractNumId w:val="11"/>
+    <w:abstractNumId w:val="27"/>
   </w:num>
   <w:num w:numId="9" w16cid:durableId="771557904">
-    <w:abstractNumId w:val="4"/>
+    <w:abstractNumId w:val="17"/>
   </w:num>
   <w:num w:numId="10" w16cid:durableId="1562866270">
-    <w:abstractNumId w:val="1"/>
+    <w:abstractNumId w:val="3"/>
   </w:num>
   <w:num w:numId="11" w16cid:durableId="733703629">
-    <w:abstractNumId w:val="8"/>
+    <w:abstractNumId w:val="22"/>
   </w:num>
   <w:num w:numId="12" w16cid:durableId="1326007927">
     <w:abstractNumId w:val="0"/>
   </w:num>
   <w:num w:numId="13" w16cid:durableId="1791778075">
-    <w:abstractNumId w:val="3"/>
+    <w:abstractNumId w:val="9"/>
+  </w:num>
+  <w:num w:numId="14" w16cid:durableId="1364793671">
+    <w:abstractNumId w:val="29"/>
+  </w:num>
+  <w:num w:numId="15" w16cid:durableId="642081406">
+    <w:abstractNumId w:val="13"/>
+  </w:num>
+  <w:num w:numId="16" w16cid:durableId="602540634">
+    <w:abstractNumId w:val="6"/>
+  </w:num>
+  <w:num w:numId="17" w16cid:durableId="1183014544">
+    <w:abstractNumId w:val="5"/>
+  </w:num>
+  <w:num w:numId="18" w16cid:durableId="350301247">
+    <w:abstractNumId w:val="11"/>
+  </w:num>
+  <w:num w:numId="19" w16cid:durableId="1429809833">
+    <w:abstractNumId w:val="25"/>
+  </w:num>
+  <w:num w:numId="20" w16cid:durableId="2113934762">
+    <w:abstractNumId w:val="2"/>
+  </w:num>
+  <w:num w:numId="21" w16cid:durableId="1252280145">
+    <w:abstractNumId w:val="16"/>
+  </w:num>
+  <w:num w:numId="22" w16cid:durableId="896747752">
+    <w:abstractNumId w:val="4"/>
+  </w:num>
+  <w:num w:numId="23" w16cid:durableId="844979376">
+    <w:abstractNumId w:val="10"/>
+  </w:num>
+  <w:num w:numId="24" w16cid:durableId="1724593354">
+    <w:abstractNumId w:val="23"/>
+  </w:num>
+  <w:num w:numId="25" w16cid:durableId="885947493">
+    <w:abstractNumId w:val="1"/>
+  </w:num>
+  <w:num w:numId="26" w16cid:durableId="527565025">
+    <w:abstractNumId w:val="12"/>
+  </w:num>
+  <w:num w:numId="27" w16cid:durableId="139618243">
+    <w:abstractNumId w:val="28"/>
+  </w:num>
+  <w:num w:numId="28" w16cid:durableId="181435668">
+    <w:abstractNumId w:val="18"/>
+  </w:num>
+  <w:num w:numId="29" w16cid:durableId="1343437465">
+    <w:abstractNumId w:val="8"/>
+  </w:num>
+  <w:num w:numId="30" w16cid:durableId="252977180">
+    <w:abstractNumId w:val="31"/>
+  </w:num>
+  <w:num w:numId="31" w16cid:durableId="1962763188">
+    <w:abstractNumId w:val="15"/>
+  </w:num>
+  <w:num w:numId="32" w16cid:durableId="896164064">
+    <w:abstractNumId w:val="14"/>
   </w:num>
 </w:numbering>
 </file>

--- a/Object Detection/전Bot대 06.28..docx
+++ b/Object Detection/전Bot대 06.28..docx
@@ -111,7 +111,21 @@
         <w:rPr>
           <w:rFonts w:hint="eastAsia"/>
         </w:rPr>
-        <w:t>객체 클래스(Label): 사람, 자동차 , 고양이, 개 등</w:t>
+        <w:t xml:space="preserve">객체 클래스(Label): 사람, </w:t>
+      </w:r>
+      <w:proofErr w:type="gramStart"/>
+      <w:r>
+        <w:rPr>
+          <w:rFonts w:hint="eastAsia"/>
+        </w:rPr>
+        <w:t>자동차 ,</w:t>
+      </w:r>
+      <w:proofErr w:type="gramEnd"/>
+      <w:r>
+        <w:rPr>
+          <w:rFonts w:hint="eastAsia"/>
+        </w:rPr>
+        <w:t xml:space="preserve"> 고양이, 개 등</w:t>
       </w:r>
     </w:p>
     <w:p>
@@ -302,7 +316,21 @@
           <w:rPr>
             <w:rStyle w:val="ac"/>
           </w:rPr>
-          <w:t>Object Detection 예제.ipynb - Colab</w:t>
+          <w:t xml:space="preserve">Object Detection </w:t>
+        </w:r>
+        <w:proofErr w:type="gramStart"/>
+        <w:r>
+          <w:rPr>
+            <w:rStyle w:val="ac"/>
+          </w:rPr>
+          <w:t>예제.ipynb</w:t>
+        </w:r>
+        <w:proofErr w:type="gramEnd"/>
+        <w:r>
+          <w:rPr>
+            <w:rStyle w:val="ac"/>
+          </w:rPr>
+          <w:t xml:space="preserve"> - Colab</w:t>
         </w:r>
       </w:hyperlink>
     </w:p>
@@ -342,10 +370,12 @@
         <w:t xml:space="preserve">uploaded = </w:t>
       </w:r>
       <w:proofErr w:type="spellStart"/>
+      <w:proofErr w:type="gramStart"/>
       <w:r>
         <w:t>files.upload</w:t>
       </w:r>
       <w:proofErr w:type="spellEnd"/>
+      <w:proofErr w:type="gramEnd"/>
       <w:r>
         <w:t>()</w:t>
       </w:r>
@@ -382,10 +412,12 @@
         <w:t>(</w:t>
       </w:r>
       <w:proofErr w:type="spellStart"/>
+      <w:proofErr w:type="gramStart"/>
       <w:r>
         <w:t>io.BytesIO</w:t>
       </w:r>
       <w:proofErr w:type="spellEnd"/>
+      <w:proofErr w:type="gramEnd"/>
       <w:r>
         <w:t>(uploaded[filename]))</w:t>
       </w:r>
@@ -674,8 +706,16 @@
               <w:rPr>
                 <w:rFonts w:hint="eastAsia"/>
               </w:rPr>
-              <w:t>다른 사진으로 한번</w:t>
+              <w:t xml:space="preserve">다른 사진으로 </w:t>
             </w:r>
+            <w:proofErr w:type="gramStart"/>
+            <w:r>
+              <w:rPr>
+                <w:rFonts w:hint="eastAsia"/>
+              </w:rPr>
+              <w:t>한번</w:t>
+            </w:r>
+            <w:proofErr w:type="gramEnd"/>
             <w:r>
               <w:rPr>
                 <w:rFonts w:hint="eastAsia"/>
@@ -777,9 +817,6 @@
           <w:p>
             <w:pPr>
               <w:pStyle w:val="aa"/>
-              <w:rPr>
-                <w:rFonts w:hint="eastAsia"/>
-              </w:rPr>
             </w:pPr>
             <w:r>
               <w:rPr>
@@ -916,9 +953,6 @@
             <w:pPr>
               <w:pStyle w:val="aa"/>
               <w:ind w:left="360"/>
-              <w:rPr>
-                <w:rFonts w:hint="eastAsia"/>
-              </w:rPr>
             </w:pPr>
             <w:r>
               <w:rPr>
@@ -991,9 +1025,6 @@
             <w:pPr>
               <w:pStyle w:val="aa"/>
               <w:ind w:left="360"/>
-              <w:rPr>
-                <w:rFonts w:hint="eastAsia"/>
-              </w:rPr>
             </w:pPr>
             <w:r>
               <w:rPr>
@@ -1023,9 +1054,6 @@
       <w:pPr>
         <w:pStyle w:val="aa"/>
         <w:ind w:left="440"/>
-        <w:rPr>
-          <w:rFonts w:hint="eastAsia"/>
-        </w:rPr>
       </w:pPr>
     </w:p>
     <w:p/>
@@ -1195,9 +1223,6 @@
     <w:p>
       <w:pPr>
         <w:ind w:left="1600"/>
-        <w:rPr>
-          <w:rFonts w:hint="eastAsia"/>
-        </w:rPr>
       </w:pPr>
     </w:p>
     <w:p>
@@ -1650,21 +1675,1303 @@
           <w:ilvl w:val="4"/>
           <w:numId w:val="13"/>
         </w:numPr>
+      </w:pPr>
+      <w:r>
+        <w:t xml:space="preserve">서로 다른 모델들의 결과를 </w:t>
+      </w:r>
+      <w:proofErr w:type="spellStart"/>
+      <w:r>
+        <w:t>앙상블하여</w:t>
+      </w:r>
+      <w:proofErr w:type="spellEnd"/>
+      <w:r>
+        <w:t xml:space="preserve"> 예측 성능 향상</w:t>
+      </w:r>
+    </w:p>
+    <w:p/>
+    <w:p>
+      <w:pPr>
+        <w:pStyle w:val="1"/>
+      </w:pPr>
+      <w:r>
         <w:rPr>
           <w:rFonts w:hint="eastAsia"/>
         </w:rPr>
-      </w:pPr>
-      <w:r>
-        <w:t xml:space="preserve">서로 다른 모델들의 결과를 </w:t>
+        <w:t xml:space="preserve">5. Test Time </w:t>
       </w:r>
       <w:proofErr w:type="spellStart"/>
       <w:r>
-        <w:t>앙상블하여</w:t>
+        <w:rPr>
+          <w:rFonts w:hint="eastAsia"/>
+        </w:rPr>
+        <w:t>Augumentation</w:t>
       </w:r>
       <w:proofErr w:type="spellEnd"/>
       <w:r>
-        <w:t xml:space="preserve"> 예측 성능 향상</w:t>
-      </w:r>
+        <w:rPr>
+          <w:rFonts w:hint="eastAsia"/>
+        </w:rPr>
+        <w:t>(TTA)</w:t>
+      </w:r>
+      <w:proofErr w:type="spellStart"/>
+      <w:r>
+        <w:rPr>
+          <w:rFonts w:hint="eastAsia"/>
+        </w:rPr>
+        <w:t>를</w:t>
+      </w:r>
+      <w:proofErr w:type="spellEnd"/>
+      <w:r>
+        <w:rPr>
+          <w:rFonts w:hint="eastAsia"/>
+        </w:rPr>
+        <w:t xml:space="preserve"> 이용한 성능 개선</w:t>
+      </w:r>
+    </w:p>
+    <w:p>
+      <w:r>
+        <w:rPr>
+          <w:rFonts w:hint="eastAsia"/>
+        </w:rPr>
+        <w:t>4번에서 알아본 객체탐지 성능 개선을 위한 방법들 중, 가장 간단한 방법인 TTA를 이용하여 성능 개선이 이루어지는지를 확인한다.</w:t>
+      </w:r>
+    </w:p>
+    <w:p>
+      <w:pPr>
+        <w:pStyle w:val="a6"/>
+        <w:numPr>
+          <w:ilvl w:val="0"/>
+          <w:numId w:val="34"/>
+        </w:numPr>
+      </w:pPr>
+      <w:r>
+        <w:rPr>
+          <w:rFonts w:hint="eastAsia"/>
+        </w:rPr>
+        <w:t xml:space="preserve">Test Time </w:t>
+      </w:r>
+      <w:proofErr w:type="spellStart"/>
+      <w:proofErr w:type="gramStart"/>
+      <w:r>
+        <w:rPr>
+          <w:rFonts w:hint="eastAsia"/>
+        </w:rPr>
+        <w:t>Augumentation</w:t>
+      </w:r>
+      <w:proofErr w:type="spellEnd"/>
+      <w:r>
+        <w:rPr>
+          <w:rFonts w:hint="eastAsia"/>
+        </w:rPr>
+        <w:t>(</w:t>
+      </w:r>
+      <w:proofErr w:type="gramEnd"/>
+      <w:r>
+        <w:rPr>
+          <w:rFonts w:hint="eastAsia"/>
+        </w:rPr>
+        <w:t>TTA)</w:t>
+      </w:r>
+    </w:p>
+    <w:p>
+      <w:pPr>
+        <w:pStyle w:val="a6"/>
+        <w:ind w:left="880"/>
+      </w:pPr>
+      <w:r>
+        <w:t>모델이 예측할 때(test/inference 시점), 입력 데이터를 여러 방식으로 변형(augment)하여 여러 번 예측한 뒤, 결과를 종합하여 더 정확한 최종 예측을 만드는 기법</w:t>
+      </w:r>
+    </w:p>
+    <w:p>
+      <w:pPr>
+        <w:pStyle w:val="a6"/>
+        <w:numPr>
+          <w:ilvl w:val="0"/>
+          <w:numId w:val="35"/>
+        </w:numPr>
+      </w:pPr>
+      <w:r>
+        <w:t>변형(augment)</w:t>
+      </w:r>
+      <w:r>
+        <w:rPr>
+          <w:rFonts w:hint="eastAsia"/>
+        </w:rPr>
+        <w:t>의 종류</w:t>
+      </w:r>
+    </w:p>
+    <w:p>
+      <w:pPr>
+        <w:pStyle w:val="a6"/>
+        <w:numPr>
+          <w:ilvl w:val="4"/>
+          <w:numId w:val="13"/>
+        </w:numPr>
+      </w:pPr>
+      <w:proofErr w:type="spellStart"/>
+      <w:r>
+        <w:rPr>
+          <w:rFonts w:hint="eastAsia"/>
+        </w:rPr>
+        <w:t>Scailing</w:t>
+      </w:r>
+      <w:proofErr w:type="spellEnd"/>
+      <w:r>
+        <w:rPr>
+          <w:rFonts w:hint="eastAsia"/>
+        </w:rPr>
+        <w:t xml:space="preserve">: </w:t>
+      </w:r>
+      <w:r>
+        <w:t>입력 이미지를 크기를 다르게 바꿔서 추론 (작게/크게)</w:t>
+      </w:r>
+    </w:p>
+    <w:p>
+      <w:pPr>
+        <w:pStyle w:val="a6"/>
+        <w:numPr>
+          <w:ilvl w:val="4"/>
+          <w:numId w:val="13"/>
+        </w:numPr>
+      </w:pPr>
+      <w:r>
+        <w:rPr>
+          <w:rFonts w:hint="eastAsia"/>
+        </w:rPr>
+        <w:t xml:space="preserve">Flipping: </w:t>
+      </w:r>
+      <w:r>
+        <w:t>좌우 반전된 이미지를 사용하여 추론</w:t>
+      </w:r>
+    </w:p>
+    <w:p>
+      <w:pPr>
+        <w:pStyle w:val="a6"/>
+        <w:numPr>
+          <w:ilvl w:val="4"/>
+          <w:numId w:val="13"/>
+        </w:numPr>
+      </w:pPr>
+      <w:r>
+        <w:rPr>
+          <w:rFonts w:hint="eastAsia"/>
+        </w:rPr>
+        <w:t xml:space="preserve">Affine 변환: </w:t>
+      </w:r>
+      <w:r>
+        <w:t>기울기, 회전, 이동 등의 기하학적 변환</w:t>
+      </w:r>
+    </w:p>
+    <w:p>
+      <w:pPr>
+        <w:pStyle w:val="a6"/>
+        <w:numPr>
+          <w:ilvl w:val="4"/>
+          <w:numId w:val="13"/>
+        </w:numPr>
+      </w:pPr>
+      <w:r>
+        <w:rPr>
+          <w:rFonts w:hint="eastAsia"/>
+        </w:rPr>
+        <w:t xml:space="preserve">Color jitter: </w:t>
+      </w:r>
+      <w:r>
+        <w:t>색조(Hue), 채도(Saturation), 명도(Value)의 작은 변화로 인한 시각적 다양성</w:t>
+      </w:r>
+    </w:p>
+    <w:p>
+      <w:pPr>
+        <w:pStyle w:val="a6"/>
+        <w:numPr>
+          <w:ilvl w:val="0"/>
+          <w:numId w:val="35"/>
+        </w:numPr>
+      </w:pPr>
+      <w:r>
+        <w:rPr>
+          <w:rFonts w:hint="eastAsia"/>
+        </w:rPr>
+        <w:t>장점</w:t>
+      </w:r>
+    </w:p>
+    <w:p>
+      <w:pPr>
+        <w:pStyle w:val="a6"/>
+        <w:numPr>
+          <w:ilvl w:val="0"/>
+          <w:numId w:val="36"/>
+        </w:numPr>
+      </w:pPr>
+      <w:r>
+        <w:rPr>
+          <w:rFonts w:hint="eastAsia"/>
+        </w:rPr>
+        <w:t xml:space="preserve">정확도 향상: </w:t>
+      </w:r>
+      <w:r>
+        <w:t>다양한 형태의 이미지에 대해 예측한 결과를 종합함으로써 예측 오류를 줄이고 정확도(</w:t>
+      </w:r>
+      <w:proofErr w:type="spellStart"/>
+      <w:r>
+        <w:t>mAP</w:t>
+      </w:r>
+      <w:proofErr w:type="spellEnd"/>
+      <w:r>
+        <w:t>)</w:t>
+      </w:r>
+      <w:proofErr w:type="spellStart"/>
+      <w:r>
+        <w:t>를</w:t>
+      </w:r>
+      <w:proofErr w:type="spellEnd"/>
+      <w:r>
+        <w:t xml:space="preserve"> 향상시킬 수 있음</w:t>
+      </w:r>
+    </w:p>
+    <w:p>
+      <w:pPr>
+        <w:pStyle w:val="a6"/>
+        <w:numPr>
+          <w:ilvl w:val="0"/>
+          <w:numId w:val="36"/>
+        </w:numPr>
+      </w:pPr>
+      <w:r>
+        <w:rPr>
+          <w:rFonts w:hint="eastAsia"/>
+        </w:rPr>
+        <w:t xml:space="preserve">Robustness 강화: </w:t>
+      </w:r>
+      <w:r>
+        <w:t>입력 이미지가 회전되거나 밝기/크기가 변해도 견고한 예측 가능</w:t>
+      </w:r>
+    </w:p>
+    <w:p>
+      <w:pPr>
+        <w:pStyle w:val="a6"/>
+        <w:numPr>
+          <w:ilvl w:val="0"/>
+          <w:numId w:val="36"/>
+        </w:numPr>
+      </w:pPr>
+      <w:r>
+        <w:rPr>
+          <w:rFonts w:hint="eastAsia"/>
+        </w:rPr>
+        <w:t xml:space="preserve">데이터 일반화: </w:t>
+      </w:r>
+      <w:r>
+        <w:t>다양한 상황에서도 잘 동작하는 모델로 추론 가능 (예: 다른 카메라 환경, 조도 변화 등)</w:t>
+      </w:r>
+    </w:p>
+    <w:p>
+      <w:pPr>
+        <w:pStyle w:val="a6"/>
+        <w:numPr>
+          <w:ilvl w:val="0"/>
+          <w:numId w:val="37"/>
+        </w:numPr>
+      </w:pPr>
+      <w:r>
+        <w:t xml:space="preserve">일반적으로 TTA는 1~3% </w:t>
+      </w:r>
+      <w:proofErr w:type="spellStart"/>
+      <w:r>
+        <w:t>mAP</w:t>
+      </w:r>
+      <w:proofErr w:type="spellEnd"/>
+      <w:r>
+        <w:t xml:space="preserve"> 향상 효과를 보</w:t>
+      </w:r>
+      <w:r>
+        <w:rPr>
+          <w:rFonts w:hint="eastAsia"/>
+        </w:rPr>
+        <w:t>인다.</w:t>
+      </w:r>
+    </w:p>
+    <w:p>
+      <w:pPr>
+        <w:pStyle w:val="a6"/>
+        <w:numPr>
+          <w:ilvl w:val="0"/>
+          <w:numId w:val="35"/>
+        </w:numPr>
+      </w:pPr>
+      <w:r>
+        <w:rPr>
+          <w:rFonts w:hint="eastAsia"/>
+        </w:rPr>
+        <w:t>단점</w:t>
+      </w:r>
+    </w:p>
+    <w:p>
+      <w:pPr>
+        <w:pStyle w:val="a6"/>
+        <w:numPr>
+          <w:ilvl w:val="0"/>
+          <w:numId w:val="38"/>
+        </w:numPr>
+      </w:pPr>
+      <w:r>
+        <w:rPr>
+          <w:rFonts w:hint="eastAsia"/>
+        </w:rPr>
+        <w:t xml:space="preserve">추론 속도 느림: </w:t>
+      </w:r>
+      <w:r>
+        <w:t>여러 augment된 이미지에 대해 여러 번 예측 → 평균화 수행하므로 추론 시간이 1.5~2배 이상 증가할 수 있음</w:t>
+      </w:r>
+    </w:p>
+    <w:p>
+      <w:pPr>
+        <w:pStyle w:val="a6"/>
+        <w:numPr>
+          <w:ilvl w:val="0"/>
+          <w:numId w:val="38"/>
+        </w:numPr>
+      </w:pPr>
+      <w:r>
+        <w:rPr>
+          <w:rFonts w:hint="eastAsia"/>
+        </w:rPr>
+        <w:t xml:space="preserve">리소스 증가: </w:t>
+      </w:r>
+      <w:r>
+        <w:t xml:space="preserve">GPU 또는 CPU </w:t>
+      </w:r>
+      <w:proofErr w:type="spellStart"/>
+      <w:r>
+        <w:t>연산량이</w:t>
+      </w:r>
+      <w:proofErr w:type="spellEnd"/>
+      <w:r>
+        <w:t xml:space="preserve"> 늘어남 (추론 과정 반복)</w:t>
+      </w:r>
+    </w:p>
+    <w:p>
+      <w:pPr>
+        <w:pStyle w:val="a6"/>
+        <w:numPr>
+          <w:ilvl w:val="0"/>
+          <w:numId w:val="38"/>
+        </w:numPr>
+      </w:pPr>
+      <w:r>
+        <w:rPr>
+          <w:rFonts w:hint="eastAsia"/>
+        </w:rPr>
+        <w:t xml:space="preserve">소량 데이터에는 효과 미미: </w:t>
+      </w:r>
+      <w:r>
+        <w:t>데이터 다양성이 이미 충분히 높은 경우에는 효과가 미미할 수도 있음</w:t>
+      </w:r>
+    </w:p>
+    <w:p>
+      <w:pPr>
+        <w:pStyle w:val="a6"/>
+        <w:numPr>
+          <w:ilvl w:val="0"/>
+          <w:numId w:val="35"/>
+        </w:numPr>
+      </w:pPr>
+      <w:r>
+        <w:lastRenderedPageBreak/>
+        <w:t>TTA와 Data Augmentation의 차이점</w:t>
+      </w:r>
+    </w:p>
+    <w:tbl>
+      <w:tblPr>
+        <w:tblStyle w:val="ae"/>
+        <w:tblW w:w="0" w:type="auto"/>
+        <w:tblInd w:w="1680" w:type="dxa"/>
+        <w:tblLook w:val="04A0" w:firstRow="1" w:lastRow="0" w:firstColumn="1" w:lastColumn="0" w:noHBand="0" w:noVBand="1"/>
+      </w:tblPr>
+      <w:tblGrid>
+        <w:gridCol w:w="1292"/>
+        <w:gridCol w:w="3022"/>
+        <w:gridCol w:w="3022"/>
+      </w:tblGrid>
+      <w:tr>
+        <w:tc>
+          <w:tcPr>
+            <w:tcW w:w="1292" w:type="dxa"/>
+            <w:shd w:val="clear" w:color="auto" w:fill="A5C9EB" w:themeFill="text2" w:themeFillTint="40"/>
+            <w:vAlign w:val="center"/>
+          </w:tcPr>
+          <w:p>
+            <w:pPr>
+              <w:pStyle w:val="a6"/>
+              <w:ind w:left="0"/>
+              <w:jc w:val="center"/>
+              <w:rPr>
+                <w:rFonts w:hint="eastAsia"/>
+              </w:rPr>
+            </w:pPr>
+            <w:r>
+              <w:rPr>
+                <w:rFonts w:hint="eastAsia"/>
+              </w:rPr>
+              <w:t>항목</w:t>
+            </w:r>
+          </w:p>
+        </w:tc>
+        <w:tc>
+          <w:tcPr>
+            <w:tcW w:w="3022" w:type="dxa"/>
+            <w:shd w:val="clear" w:color="auto" w:fill="A5C9EB" w:themeFill="text2" w:themeFillTint="40"/>
+            <w:vAlign w:val="center"/>
+          </w:tcPr>
+          <w:p>
+            <w:pPr>
+              <w:pStyle w:val="a6"/>
+              <w:ind w:left="0"/>
+              <w:jc w:val="center"/>
+            </w:pPr>
+            <w:r>
+              <w:t>Data Augmentation</w:t>
+            </w:r>
+          </w:p>
+          <w:p>
+            <w:pPr>
+              <w:pStyle w:val="a6"/>
+              <w:ind w:left="0"/>
+              <w:jc w:val="center"/>
+              <w:rPr>
+                <w:rFonts w:hint="eastAsia"/>
+              </w:rPr>
+            </w:pPr>
+            <w:r>
+              <w:rPr>
+                <w:rFonts w:hint="eastAsia"/>
+              </w:rPr>
+              <w:t>(</w:t>
+            </w:r>
+            <w:r>
+              <w:t>Training Time Augmentation</w:t>
+            </w:r>
+            <w:r>
+              <w:rPr>
+                <w:rFonts w:hint="eastAsia"/>
+              </w:rPr>
+              <w:t>)</w:t>
+            </w:r>
+          </w:p>
+        </w:tc>
+        <w:tc>
+          <w:tcPr>
+            <w:tcW w:w="3022" w:type="dxa"/>
+            <w:shd w:val="clear" w:color="auto" w:fill="A5C9EB" w:themeFill="text2" w:themeFillTint="40"/>
+            <w:vAlign w:val="center"/>
+          </w:tcPr>
+          <w:p>
+            <w:pPr>
+              <w:pStyle w:val="a6"/>
+              <w:ind w:left="0"/>
+              <w:jc w:val="center"/>
+              <w:rPr>
+                <w:rFonts w:hint="eastAsia"/>
+              </w:rPr>
+            </w:pPr>
+            <w:r>
+              <w:t>Test Time Augmentation (TTA</w:t>
+            </w:r>
+            <w:r>
+              <w:rPr>
+                <w:rFonts w:hint="eastAsia"/>
+              </w:rPr>
+              <w:t>)</w:t>
+            </w:r>
+          </w:p>
+        </w:tc>
+      </w:tr>
+      <w:tr>
+        <w:tc>
+          <w:tcPr>
+            <w:tcW w:w="1292" w:type="dxa"/>
+            <w:shd w:val="clear" w:color="auto" w:fill="A5C9EB" w:themeFill="text2" w:themeFillTint="40"/>
+            <w:vAlign w:val="center"/>
+          </w:tcPr>
+          <w:p>
+            <w:pPr>
+              <w:pStyle w:val="a6"/>
+              <w:ind w:left="0"/>
+              <w:jc w:val="center"/>
+              <w:rPr>
+                <w:rFonts w:hint="eastAsia"/>
+              </w:rPr>
+            </w:pPr>
+            <w:r>
+              <w:rPr>
+                <w:rFonts w:hint="eastAsia"/>
+              </w:rPr>
+              <w:t>적용 시점</w:t>
+            </w:r>
+          </w:p>
+        </w:tc>
+        <w:tc>
+          <w:tcPr>
+            <w:tcW w:w="3022" w:type="dxa"/>
+            <w:vAlign w:val="center"/>
+          </w:tcPr>
+          <w:p>
+            <w:pPr>
+              <w:pStyle w:val="a6"/>
+              <w:ind w:left="0"/>
+              <w:jc w:val="center"/>
+              <w:rPr>
+                <w:rFonts w:hint="eastAsia"/>
+              </w:rPr>
+            </w:pPr>
+            <w:r>
+              <w:t>학습 중 (train)</w:t>
+            </w:r>
+          </w:p>
+        </w:tc>
+        <w:tc>
+          <w:tcPr>
+            <w:tcW w:w="3022" w:type="dxa"/>
+            <w:vAlign w:val="center"/>
+          </w:tcPr>
+          <w:p>
+            <w:pPr>
+              <w:pStyle w:val="a6"/>
+              <w:ind w:left="0"/>
+              <w:jc w:val="center"/>
+              <w:rPr>
+                <w:rFonts w:hint="eastAsia"/>
+              </w:rPr>
+            </w:pPr>
+            <w:r>
+              <w:t>예측 중 (test, inference)</w:t>
+            </w:r>
+          </w:p>
+        </w:tc>
+      </w:tr>
+      <w:tr>
+        <w:tc>
+          <w:tcPr>
+            <w:tcW w:w="1292" w:type="dxa"/>
+            <w:shd w:val="clear" w:color="auto" w:fill="A5C9EB" w:themeFill="text2" w:themeFillTint="40"/>
+            <w:vAlign w:val="center"/>
+          </w:tcPr>
+          <w:p>
+            <w:pPr>
+              <w:pStyle w:val="a6"/>
+              <w:ind w:left="0"/>
+              <w:jc w:val="center"/>
+              <w:rPr>
+                <w:rFonts w:hint="eastAsia"/>
+              </w:rPr>
+            </w:pPr>
+            <w:r>
+              <w:rPr>
+                <w:rFonts w:hint="eastAsia"/>
+              </w:rPr>
+              <w:t>목적</w:t>
+            </w:r>
+          </w:p>
+        </w:tc>
+        <w:tc>
+          <w:tcPr>
+            <w:tcW w:w="3022" w:type="dxa"/>
+            <w:vAlign w:val="center"/>
+          </w:tcPr>
+          <w:p>
+            <w:pPr>
+              <w:pStyle w:val="a6"/>
+              <w:ind w:left="0"/>
+              <w:jc w:val="center"/>
+              <w:rPr>
+                <w:rFonts w:hint="eastAsia"/>
+              </w:rPr>
+            </w:pPr>
+            <w:r>
+              <w:t>모델이 일반화되도록 학습</w:t>
+            </w:r>
+          </w:p>
+        </w:tc>
+        <w:tc>
+          <w:tcPr>
+            <w:tcW w:w="3022" w:type="dxa"/>
+            <w:vAlign w:val="center"/>
+          </w:tcPr>
+          <w:p>
+            <w:pPr>
+              <w:pStyle w:val="a6"/>
+              <w:tabs>
+                <w:tab w:val="left" w:pos="828"/>
+              </w:tabs>
+              <w:ind w:left="0" w:firstLineChars="100" w:firstLine="220"/>
+              <w:jc w:val="center"/>
+              <w:rPr>
+                <w:rFonts w:hint="eastAsia"/>
+              </w:rPr>
+            </w:pPr>
+            <w:r>
+              <w:t>예측의 정확도와 안정성 향상</w:t>
+            </w:r>
+          </w:p>
+        </w:tc>
+      </w:tr>
+      <w:tr>
+        <w:tc>
+          <w:tcPr>
+            <w:tcW w:w="1292" w:type="dxa"/>
+            <w:shd w:val="clear" w:color="auto" w:fill="A5C9EB" w:themeFill="text2" w:themeFillTint="40"/>
+            <w:vAlign w:val="center"/>
+          </w:tcPr>
+          <w:p>
+            <w:pPr>
+              <w:pStyle w:val="a6"/>
+              <w:ind w:left="0"/>
+              <w:jc w:val="center"/>
+              <w:rPr>
+                <w:rFonts w:hint="eastAsia"/>
+              </w:rPr>
+            </w:pPr>
+            <w:r>
+              <w:rPr>
+                <w:rFonts w:hint="eastAsia"/>
+              </w:rPr>
+              <w:t>적용 대상</w:t>
+            </w:r>
+          </w:p>
+        </w:tc>
+        <w:tc>
+          <w:tcPr>
+            <w:tcW w:w="3022" w:type="dxa"/>
+            <w:vAlign w:val="center"/>
+          </w:tcPr>
+          <w:p>
+            <w:pPr>
+              <w:pStyle w:val="a6"/>
+              <w:ind w:left="0"/>
+              <w:jc w:val="center"/>
+              <w:rPr>
+                <w:rFonts w:hint="eastAsia"/>
+              </w:rPr>
+            </w:pPr>
+            <w:r>
+              <w:t>학습 데이터</w:t>
+            </w:r>
+          </w:p>
+        </w:tc>
+        <w:tc>
+          <w:tcPr>
+            <w:tcW w:w="3022" w:type="dxa"/>
+            <w:vAlign w:val="center"/>
+          </w:tcPr>
+          <w:p>
+            <w:pPr>
+              <w:pStyle w:val="a6"/>
+              <w:ind w:left="0" w:firstLineChars="100" w:firstLine="220"/>
+              <w:jc w:val="center"/>
+              <w:rPr>
+                <w:rFonts w:hint="eastAsia"/>
+              </w:rPr>
+            </w:pPr>
+            <w:r>
+              <w:t>테스트/실제 입력 이미지</w:t>
+            </w:r>
+          </w:p>
+        </w:tc>
+      </w:tr>
+      <w:tr>
+        <w:tc>
+          <w:tcPr>
+            <w:tcW w:w="1292" w:type="dxa"/>
+            <w:shd w:val="clear" w:color="auto" w:fill="A5C9EB" w:themeFill="text2" w:themeFillTint="40"/>
+            <w:vAlign w:val="center"/>
+          </w:tcPr>
+          <w:p>
+            <w:pPr>
+              <w:pStyle w:val="a6"/>
+              <w:ind w:left="0"/>
+              <w:jc w:val="center"/>
+              <w:rPr>
+                <w:rFonts w:hint="eastAsia"/>
+              </w:rPr>
+            </w:pPr>
+            <w:r>
+              <w:rPr>
+                <w:rFonts w:hint="eastAsia"/>
+              </w:rPr>
+              <w:t>수행 방법</w:t>
+            </w:r>
+          </w:p>
+        </w:tc>
+        <w:tc>
+          <w:tcPr>
+            <w:tcW w:w="3022" w:type="dxa"/>
+            <w:vAlign w:val="center"/>
+          </w:tcPr>
+          <w:p>
+            <w:pPr>
+              <w:pStyle w:val="a6"/>
+              <w:ind w:left="0"/>
+              <w:jc w:val="center"/>
+              <w:rPr>
+                <w:rFonts w:hint="eastAsia"/>
+              </w:rPr>
+            </w:pPr>
+            <w:r>
+              <w:t>매 epoch마다 이미지 변형</w:t>
+            </w:r>
+          </w:p>
+        </w:tc>
+        <w:tc>
+          <w:tcPr>
+            <w:tcW w:w="3022" w:type="dxa"/>
+            <w:vAlign w:val="center"/>
+          </w:tcPr>
+          <w:p>
+            <w:pPr>
+              <w:pStyle w:val="a6"/>
+              <w:ind w:left="0" w:firstLineChars="100" w:firstLine="220"/>
+              <w:jc w:val="center"/>
+              <w:rPr>
+                <w:rFonts w:hint="eastAsia"/>
+              </w:rPr>
+            </w:pPr>
+            <w:r>
+              <w:t>동일한 이미지에 여러 변형 후 예측 결과 평균</w:t>
+            </w:r>
+          </w:p>
+        </w:tc>
+      </w:tr>
+    </w:tbl>
+    <w:p>
+      <w:pPr>
+        <w:pStyle w:val="aa"/>
+      </w:pPr>
+    </w:p>
+    <w:p>
+      <w:pPr>
+        <w:pStyle w:val="aa"/>
+        <w:numPr>
+          <w:ilvl w:val="0"/>
+          <w:numId w:val="34"/>
+        </w:numPr>
+      </w:pPr>
+      <w:r>
+        <w:rPr>
+          <w:rFonts w:hint="eastAsia"/>
+        </w:rPr>
+        <w:t>TTA 코드 추가</w:t>
+      </w:r>
+    </w:p>
+    <w:p>
+      <w:pPr>
+        <w:pStyle w:val="aa"/>
+        <w:ind w:left="880"/>
+      </w:pPr>
+      <w:r>
+        <w:t>‘</w:t>
+      </w:r>
+      <w:r>
+        <w:rPr>
+          <w:rFonts w:hint="eastAsia"/>
+        </w:rPr>
+        <w:t>4. 추론 실행 부분</w:t>
+      </w:r>
+      <w:r>
+        <w:t>’</w:t>
+      </w:r>
+      <w:r>
+        <w:rPr>
+          <w:rFonts w:hint="eastAsia"/>
+        </w:rPr>
+        <w:t xml:space="preserve">의 코드에 </w:t>
+      </w:r>
+      <w:r>
+        <w:t>‘</w:t>
+      </w:r>
+      <w:r>
+        <w:t>augment=True</w:t>
+      </w:r>
+      <w:r>
+        <w:t>’</w:t>
+      </w:r>
+      <w:r>
+        <w:rPr>
+          <w:rFonts w:hint="eastAsia"/>
+        </w:rPr>
+        <w:t>를 추가해 YOLOv5의 내장된 TTA 기능을 활성화한다.</w:t>
+      </w:r>
+    </w:p>
+    <w:p>
+      <w:pPr>
+        <w:pStyle w:val="aa"/>
+        <w:ind w:left="880"/>
+      </w:pPr>
+    </w:p>
+    <w:p>
+      <w:pPr>
+        <w:pStyle w:val="aa"/>
+        <w:numPr>
+          <w:ilvl w:val="0"/>
+          <w:numId w:val="34"/>
+        </w:numPr>
+        <w:rPr>
+          <w:rFonts w:hint="eastAsia"/>
+        </w:rPr>
+      </w:pPr>
+      <w:r>
+        <w:rPr>
+          <w:rFonts w:hint="eastAsia"/>
+        </w:rPr>
+        <w:t>실행 결과(실행1, 실행2를 재실행하여 TTA 활성화 전후 비교)</w:t>
+      </w:r>
+    </w:p>
+    <w:tbl>
+      <w:tblPr>
+        <w:tblStyle w:val="ae"/>
+        <w:tblW w:w="0" w:type="auto"/>
+        <w:tblInd w:w="880" w:type="dxa"/>
+        <w:tblLook w:val="04A0" w:firstRow="1" w:lastRow="0" w:firstColumn="1" w:lastColumn="0" w:noHBand="0" w:noVBand="1"/>
+      </w:tblPr>
+      <w:tblGrid>
+        <w:gridCol w:w="4068"/>
+        <w:gridCol w:w="4068"/>
+      </w:tblGrid>
+      <w:tr>
+        <w:tc>
+          <w:tcPr>
+            <w:tcW w:w="4068" w:type="dxa"/>
+          </w:tcPr>
+          <w:p>
+            <w:pPr>
+              <w:pStyle w:val="aa"/>
+              <w:jc w:val="center"/>
+              <w:rPr>
+                <w:rFonts w:hint="eastAsia"/>
+              </w:rPr>
+            </w:pPr>
+            <w:r>
+              <w:rPr>
+                <w:rFonts w:hint="eastAsia"/>
+              </w:rPr>
+              <w:t>전</w:t>
+            </w:r>
+          </w:p>
+        </w:tc>
+        <w:tc>
+          <w:tcPr>
+            <w:tcW w:w="4068" w:type="dxa"/>
+          </w:tcPr>
+          <w:p>
+            <w:pPr>
+              <w:pStyle w:val="aa"/>
+              <w:jc w:val="center"/>
+              <w:rPr>
+                <w:rFonts w:hint="eastAsia"/>
+              </w:rPr>
+            </w:pPr>
+            <w:r>
+              <w:rPr>
+                <w:rFonts w:hint="eastAsia"/>
+              </w:rPr>
+              <w:t>후</w:t>
+            </w:r>
+          </w:p>
+        </w:tc>
+      </w:tr>
+      <w:tr>
+        <w:tc>
+          <w:tcPr>
+            <w:tcW w:w="4068" w:type="dxa"/>
+          </w:tcPr>
+          <w:p>
+            <w:pPr>
+              <w:pStyle w:val="aa"/>
+              <w:rPr>
+                <w:rFonts w:hint="eastAsia"/>
+              </w:rPr>
+            </w:pPr>
+            <w:r>
+              <w:rPr>
+                <w:rFonts w:hint="eastAsia"/>
+                <w:noProof/>
+              </w:rPr>
+              <w:drawing>
+                <wp:inline distT="0" distB="0" distL="0" distR="0" wp14:anchorId="52304254" wp14:editId="5C0AFBB5">
+                  <wp:extent cx="2431186" cy="4320000"/>
+                  <wp:effectExtent l="0" t="0" r="7620" b="4445"/>
+                  <wp:docPr id="1549874000" name="그림 1"/>
+                  <wp:cNvGraphicFramePr>
+                    <a:graphicFrameLocks xmlns:a="http://schemas.openxmlformats.org/drawingml/2006/main" noChangeAspect="1"/>
+                  </wp:cNvGraphicFramePr>
+                  <a:graphic xmlns:a="http://schemas.openxmlformats.org/drawingml/2006/main">
+                    <a:graphicData uri="http://schemas.openxmlformats.org/drawingml/2006/picture">
+                      <pic:pic xmlns:pic="http://schemas.openxmlformats.org/drawingml/2006/picture">
+                        <pic:nvPicPr>
+                          <pic:cNvPr id="0" name="Picture 1"/>
+                          <pic:cNvPicPr>
+                            <a:picLocks noChangeAspect="1" noChangeArrowheads="1"/>
+                          </pic:cNvPicPr>
+                        </pic:nvPicPr>
+                        <pic:blipFill>
+                          <a:blip r:embed="rId8" cstate="print">
+                            <a:extLst>
+                              <a:ext uri="{28A0092B-C50C-407E-A947-70E740481C1C}">
+                                <a14:useLocalDpi xmlns:a14="http://schemas.microsoft.com/office/drawing/2010/main" val="0"/>
+                              </a:ext>
+                            </a:extLst>
+                          </a:blip>
+                          <a:srcRect/>
+                          <a:stretch>
+                            <a:fillRect/>
+                          </a:stretch>
+                        </pic:blipFill>
+                        <pic:spPr bwMode="auto">
+                          <a:xfrm>
+                            <a:off x="0" y="0"/>
+                            <a:ext cx="2431186" cy="4320000"/>
+                          </a:xfrm>
+                          <a:prstGeom prst="rect">
+                            <a:avLst/>
+                          </a:prstGeom>
+                          <a:noFill/>
+                          <a:ln>
+                            <a:noFill/>
+                          </a:ln>
+                        </pic:spPr>
+                      </pic:pic>
+                    </a:graphicData>
+                  </a:graphic>
+                </wp:inline>
+              </w:drawing>
+            </w:r>
+          </w:p>
+        </w:tc>
+        <w:tc>
+          <w:tcPr>
+            <w:tcW w:w="4068" w:type="dxa"/>
+          </w:tcPr>
+          <w:p>
+            <w:pPr>
+              <w:pStyle w:val="aa"/>
+              <w:rPr>
+                <w:rFonts w:hint="eastAsia"/>
+              </w:rPr>
+            </w:pPr>
+            <w:r>
+              <w:rPr>
+                <w:rFonts w:hint="eastAsia"/>
+                <w:noProof/>
+              </w:rPr>
+              <w:drawing>
+                <wp:inline distT="0" distB="0" distL="0" distR="0" wp14:anchorId="239707A1" wp14:editId="60C40BF1">
+                  <wp:extent cx="2431184" cy="4320000"/>
+                  <wp:effectExtent l="0" t="0" r="7620" b="4445"/>
+                  <wp:docPr id="1805950509" name="그림 2"/>
+                  <wp:cNvGraphicFramePr>
+                    <a:graphicFrameLocks xmlns:a="http://schemas.openxmlformats.org/drawingml/2006/main" noChangeAspect="1"/>
+                  </wp:cNvGraphicFramePr>
+                  <a:graphic xmlns:a="http://schemas.openxmlformats.org/drawingml/2006/main">
+                    <a:graphicData uri="http://schemas.openxmlformats.org/drawingml/2006/picture">
+                      <pic:pic xmlns:pic="http://schemas.openxmlformats.org/drawingml/2006/picture">
+                        <pic:nvPicPr>
+                          <pic:cNvPr id="0" name="Picture 2"/>
+                          <pic:cNvPicPr>
+                            <a:picLocks noChangeAspect="1" noChangeArrowheads="1"/>
+                          </pic:cNvPicPr>
+                        </pic:nvPicPr>
+                        <pic:blipFill>
+                          <a:blip r:embed="rId9" cstate="print">
+                            <a:extLst>
+                              <a:ext uri="{28A0092B-C50C-407E-A947-70E740481C1C}">
+                                <a14:useLocalDpi xmlns:a14="http://schemas.microsoft.com/office/drawing/2010/main" val="0"/>
+                              </a:ext>
+                            </a:extLst>
+                          </a:blip>
+                          <a:srcRect/>
+                          <a:stretch>
+                            <a:fillRect/>
+                          </a:stretch>
+                        </pic:blipFill>
+                        <pic:spPr bwMode="auto">
+                          <a:xfrm>
+                            <a:off x="0" y="0"/>
+                            <a:ext cx="2431184" cy="4320000"/>
+                          </a:xfrm>
+                          <a:prstGeom prst="rect">
+                            <a:avLst/>
+                          </a:prstGeom>
+                          <a:noFill/>
+                          <a:ln>
+                            <a:noFill/>
+                          </a:ln>
+                        </pic:spPr>
+                      </pic:pic>
+                    </a:graphicData>
+                  </a:graphic>
+                </wp:inline>
+              </w:drawing>
+            </w:r>
+          </w:p>
+        </w:tc>
+      </w:tr>
+      <w:tr>
+        <w:tc>
+          <w:tcPr>
+            <w:tcW w:w="8136" w:type="dxa"/>
+            <w:gridSpan w:val="2"/>
+          </w:tcPr>
+          <w:p>
+            <w:pPr>
+              <w:pStyle w:val="aa"/>
+              <w:rPr>
+                <w:rFonts w:hint="eastAsia"/>
+              </w:rPr>
+            </w:pPr>
+            <w:proofErr w:type="gramStart"/>
+            <w:r>
+              <w:rPr>
+                <w:rFonts w:hint="eastAsia"/>
+              </w:rPr>
+              <w:lastRenderedPageBreak/>
+              <w:t>사진  하단</w:t>
+            </w:r>
+            <w:proofErr w:type="gramEnd"/>
+            <w:r>
+              <w:rPr>
+                <w:rFonts w:hint="eastAsia"/>
+              </w:rPr>
+              <w:t xml:space="preserve"> 가운데의 차를 TTA 활성화 전에는 탐지되지 않았는데 활성 후에는 탐지를 한 것으로 보아 성능이 개선되었음을 확인할 수 있다.</w:t>
+            </w:r>
+          </w:p>
+        </w:tc>
+      </w:tr>
+    </w:tbl>
+    <w:p>
+      <w:pPr>
+        <w:pStyle w:val="aa"/>
+        <w:ind w:left="880"/>
+      </w:pPr>
+    </w:p>
+    <w:tbl>
+      <w:tblPr>
+        <w:tblStyle w:val="ae"/>
+        <w:tblW w:w="0" w:type="auto"/>
+        <w:tblInd w:w="880" w:type="dxa"/>
+        <w:tblLook w:val="04A0" w:firstRow="1" w:lastRow="0" w:firstColumn="1" w:lastColumn="0" w:noHBand="0" w:noVBand="1"/>
+      </w:tblPr>
+      <w:tblGrid>
+        <w:gridCol w:w="8136"/>
+      </w:tblGrid>
+      <w:tr>
+        <w:tc>
+          <w:tcPr>
+            <w:tcW w:w="9016" w:type="dxa"/>
+          </w:tcPr>
+          <w:p>
+            <w:pPr>
+              <w:pStyle w:val="aa"/>
+              <w:rPr>
+                <w:rFonts w:hint="eastAsia"/>
+              </w:rPr>
+            </w:pPr>
+            <w:r>
+              <w:rPr>
+                <w:rFonts w:hint="eastAsia"/>
+              </w:rPr>
+              <w:t>전</w:t>
+            </w:r>
+          </w:p>
+        </w:tc>
+      </w:tr>
+      <w:tr>
+        <w:tc>
+          <w:tcPr>
+            <w:tcW w:w="9016" w:type="dxa"/>
+          </w:tcPr>
+          <w:p>
+            <w:pPr>
+              <w:pStyle w:val="aa"/>
+              <w:rPr>
+                <w:rFonts w:hint="eastAsia"/>
+              </w:rPr>
+            </w:pPr>
+            <w:r>
+              <w:rPr>
+                <w:rFonts w:hint="eastAsia"/>
+                <w:noProof/>
+              </w:rPr>
+              <w:drawing>
+                <wp:inline distT="0" distB="0" distL="0" distR="0" wp14:anchorId="6FD3A3EB" wp14:editId="0EEACCEB">
+                  <wp:extent cx="5722620" cy="3215640"/>
+                  <wp:effectExtent l="0" t="0" r="0" b="3810"/>
+                  <wp:docPr id="1944108192" name="그림 5"/>
+                  <wp:cNvGraphicFramePr>
+                    <a:graphicFrameLocks xmlns:a="http://schemas.openxmlformats.org/drawingml/2006/main" noChangeAspect="1"/>
+                  </wp:cNvGraphicFramePr>
+                  <a:graphic xmlns:a="http://schemas.openxmlformats.org/drawingml/2006/main">
+                    <a:graphicData uri="http://schemas.openxmlformats.org/drawingml/2006/picture">
+                      <pic:pic xmlns:pic="http://schemas.openxmlformats.org/drawingml/2006/picture">
+                        <pic:nvPicPr>
+                          <pic:cNvPr id="0" name="Picture 5"/>
+                          <pic:cNvPicPr>
+                            <a:picLocks noChangeAspect="1" noChangeArrowheads="1"/>
+                          </pic:cNvPicPr>
+                        </pic:nvPicPr>
+                        <pic:blipFill>
+                          <a:blip r:embed="rId10" cstate="print">
+                            <a:extLst>
+                              <a:ext uri="{28A0092B-C50C-407E-A947-70E740481C1C}">
+                                <a14:useLocalDpi xmlns:a14="http://schemas.microsoft.com/office/drawing/2010/main" val="0"/>
+                              </a:ext>
+                            </a:extLst>
+                          </a:blip>
+                          <a:srcRect/>
+                          <a:stretch>
+                            <a:fillRect/>
+                          </a:stretch>
+                        </pic:blipFill>
+                        <pic:spPr bwMode="auto">
+                          <a:xfrm>
+                            <a:off x="0" y="0"/>
+                            <a:ext cx="5722620" cy="3215640"/>
+                          </a:xfrm>
+                          <a:prstGeom prst="rect">
+                            <a:avLst/>
+                          </a:prstGeom>
+                          <a:noFill/>
+                          <a:ln>
+                            <a:noFill/>
+                          </a:ln>
+                        </pic:spPr>
+                      </pic:pic>
+                    </a:graphicData>
+                  </a:graphic>
+                </wp:inline>
+              </w:drawing>
+            </w:r>
+          </w:p>
+        </w:tc>
+      </w:tr>
+      <w:tr>
+        <w:tc>
+          <w:tcPr>
+            <w:tcW w:w="9016" w:type="dxa"/>
+          </w:tcPr>
+          <w:p>
+            <w:pPr>
+              <w:pStyle w:val="aa"/>
+              <w:rPr>
+                <w:rFonts w:hint="eastAsia"/>
+              </w:rPr>
+            </w:pPr>
+            <w:r>
+              <w:rPr>
+                <w:rFonts w:hint="eastAsia"/>
+              </w:rPr>
+              <w:t>후</w:t>
+            </w:r>
+          </w:p>
+        </w:tc>
+      </w:tr>
+      <w:tr>
+        <w:tc>
+          <w:tcPr>
+            <w:tcW w:w="9016" w:type="dxa"/>
+          </w:tcPr>
+          <w:p>
+            <w:pPr>
+              <w:pStyle w:val="aa"/>
+              <w:rPr>
+                <w:rFonts w:hint="eastAsia"/>
+              </w:rPr>
+            </w:pPr>
+            <w:r>
+              <w:rPr>
+                <w:rFonts w:hint="eastAsia"/>
+                <w:noProof/>
+              </w:rPr>
+              <w:drawing>
+                <wp:inline distT="0" distB="0" distL="0" distR="0" wp14:anchorId="3E8D343B" wp14:editId="77C9AC7A">
+                  <wp:extent cx="5722620" cy="3215640"/>
+                  <wp:effectExtent l="0" t="0" r="0" b="3810"/>
+                  <wp:docPr id="1759611615" name="그림 6"/>
+                  <wp:cNvGraphicFramePr>
+                    <a:graphicFrameLocks xmlns:a="http://schemas.openxmlformats.org/drawingml/2006/main" noChangeAspect="1"/>
+                  </wp:cNvGraphicFramePr>
+                  <a:graphic xmlns:a="http://schemas.openxmlformats.org/drawingml/2006/main">
+                    <a:graphicData uri="http://schemas.openxmlformats.org/drawingml/2006/picture">
+                      <pic:pic xmlns:pic="http://schemas.openxmlformats.org/drawingml/2006/picture">
+                        <pic:nvPicPr>
+                          <pic:cNvPr id="0" name="Picture 6"/>
+                          <pic:cNvPicPr>
+                            <a:picLocks noChangeAspect="1" noChangeArrowheads="1"/>
+                          </pic:cNvPicPr>
+                        </pic:nvPicPr>
+                        <pic:blipFill>
+                          <a:blip r:embed="rId11" cstate="print">
+                            <a:extLst>
+                              <a:ext uri="{28A0092B-C50C-407E-A947-70E740481C1C}">
+                                <a14:useLocalDpi xmlns:a14="http://schemas.microsoft.com/office/drawing/2010/main" val="0"/>
+                              </a:ext>
+                            </a:extLst>
+                          </a:blip>
+                          <a:srcRect/>
+                          <a:stretch>
+                            <a:fillRect/>
+                          </a:stretch>
+                        </pic:blipFill>
+                        <pic:spPr bwMode="auto">
+                          <a:xfrm>
+                            <a:off x="0" y="0"/>
+                            <a:ext cx="5722620" cy="3215640"/>
+                          </a:xfrm>
+                          <a:prstGeom prst="rect">
+                            <a:avLst/>
+                          </a:prstGeom>
+                          <a:noFill/>
+                          <a:ln>
+                            <a:noFill/>
+                          </a:ln>
+                        </pic:spPr>
+                      </pic:pic>
+                    </a:graphicData>
+                  </a:graphic>
+                </wp:inline>
+              </w:drawing>
+            </w:r>
+          </w:p>
+        </w:tc>
+      </w:tr>
+      <w:tr>
+        <w:tc>
+          <w:tcPr>
+            <w:tcW w:w="9016" w:type="dxa"/>
+          </w:tcPr>
+          <w:p>
+            <w:pPr>
+              <w:pStyle w:val="aa"/>
+              <w:rPr>
+                <w:rFonts w:hint="eastAsia"/>
+              </w:rPr>
+            </w:pPr>
+            <w:r>
+              <w:rPr>
+                <w:rFonts w:hint="eastAsia"/>
+              </w:rPr>
+              <w:t>사진 우측의 사람을 TTA 활성 전에는 탐지하지 못하다가 활성 후 탐지하는 것으로 보아 성능이 개선되었음을 확인할 수 있다.</w:t>
+            </w:r>
+          </w:p>
+        </w:tc>
+      </w:tr>
+    </w:tbl>
+    <w:p>
+      <w:pPr>
+        <w:pStyle w:val="aa"/>
+        <w:ind w:left="880"/>
+        <w:rPr>
+          <w:rFonts w:hint="eastAsia"/>
+        </w:rPr>
+      </w:pPr>
     </w:p>
     <w:sectPr>
       <w:pgSz w:w="11906" w:h="16838"/>
@@ -1679,6 +2986,119 @@
 <file path=word/numbering.xml><?xml version="1.0" encoding="utf-8"?>
 <w:numbering xmlns:wpc="http://schemas.microsoft.com/office/word/2010/wordprocessingCanvas" xmlns:cx="http://schemas.microsoft.com/office/drawing/2014/chartex" xmlns:cx1="http://schemas.microsoft.com/office/drawing/2015/9/8/chartex" xmlns:cx2="http://schemas.microsoft.com/office/drawing/2015/10/21/chartex" xmlns:cx3="http://schemas.microsoft.com/office/drawing/2016/5/9/chartex" xmlns:cx4="http://schemas.microsoft.com/office/drawing/2016/5/10/chartex" xmlns:cx5="http://schemas.microsoft.com/office/drawing/2016/5/11/chartex" xmlns:cx6="http://schemas.microsoft.com/office/drawing/2016/5/12/chartex" xmlns:cx7="http://schemas.microsoft.com/office/drawing/2016/5/13/chartex" xmlns:cx8="http://schemas.microsoft.com/office/drawing/2016/5/14/chartex" xmlns:mc="http://schemas.openxmlformats.org/markup-compatibility/2006" xmlns:aink="http://schemas.microsoft.com/office/drawing/2016/ink" xmlns:am3d="http://schemas.microsoft.com/office/drawing/2017/model3d" xmlns:o="urn:schemas-microsoft-com:office:office" xmlns:oel="http://schemas.microsoft.com/office/2019/extlst" xmlns:r="http://schemas.openxmlformats.org/officeDocument/2006/relationships" xmlns:m="http://schemas.openxmlformats.org/officeDocument/2006/math" xmlns:v="urn:schemas-microsoft-com:vml" xmlns:wp14="http://schemas.microsoft.com/office/word/2010/wordprocessingDrawing" xmlns:wp="http://schemas.openxmlformats.org/drawingml/2006/wordprocessingDrawing" xmlns:w10="urn:schemas-microsoft-com:office:word" xmlns:w="http://schemas.openxmlformats.org/wordprocessingml/2006/main" xmlns:w14="http://schemas.microsoft.com/office/word/2010/wordml" xmlns:w15="http://schemas.microsoft.com/office/word/2012/wordml" xmlns:w16cex="http://schemas.microsoft.com/office/word/2018/wordml/cex" xmlns:w16cid="http://schemas.microsoft.com/office/word/2016/wordml/cid" xmlns:w16="http://schemas.microsoft.com/office/word/2018/wordml" xmlns:w16du="http://schemas.microsoft.com/office/word/2023/wordml/word16du" xmlns:w16sdtdh="http://schemas.microsoft.com/office/word/2020/wordml/sdtdatahash" xmlns:w16sdtfl="http://schemas.microsoft.com/office/word/2024/wordml/sdtformatlock" xmlns:w16se="http://schemas.microsoft.com/office/word/2015/wordml/symex" xmlns:wpg="http://schemas.microsoft.com/office/word/2010/wordprocessingGroup" xmlns:wpi="http://schemas.microsoft.com/office/word/2010/wordprocessingInk" xmlns:wne="http://schemas.microsoft.com/office/word/2006/wordml" xmlns:wps="http://schemas.microsoft.com/office/word/2010/wordprocessingShape" mc:Ignorable="w14 w15 w16se w16cid w16 w16cex w16sdtdh w16sdtfl w16du wp14">
   <w:abstractNum w:abstractNumId="0" w15:restartNumberingAfterBreak="0">
+    <w:nsid w:val="06035BA0"/>
+    <w:multiLevelType w:val="hybridMultilevel"/>
+    <w:tmpl w:val="87043EBC"/>
+    <w:lvl w:ilvl="0" w:tplc="93B6519A">
+      <w:start w:val="1"/>
+      <w:numFmt w:val="bullet"/>
+      <w:lvlText w:val="-"/>
+      <w:lvlJc w:val="left"/>
+      <w:pPr>
+        <w:ind w:left="2560" w:hanging="440"/>
+      </w:pPr>
+      <w:rPr>
+        <w:rFonts w:ascii="맑은 고딕" w:eastAsia="맑은 고딕" w:hAnsi="맑은 고딕" w:cstheme="minorBidi" w:hint="eastAsia"/>
+      </w:rPr>
+    </w:lvl>
+    <w:lvl w:ilvl="1" w:tplc="04090003" w:tentative="1">
+      <w:start w:val="1"/>
+      <w:numFmt w:val="bullet"/>
+      <w:lvlText w:val=""/>
+      <w:lvlJc w:val="left"/>
+      <w:pPr>
+        <w:ind w:left="3000" w:hanging="440"/>
+      </w:pPr>
+      <w:rPr>
+        <w:rFonts w:ascii="Wingdings" w:hAnsi="Wingdings" w:hint="default"/>
+      </w:rPr>
+    </w:lvl>
+    <w:lvl w:ilvl="2" w:tplc="04090005" w:tentative="1">
+      <w:start w:val="1"/>
+      <w:numFmt w:val="bullet"/>
+      <w:lvlText w:val=""/>
+      <w:lvlJc w:val="left"/>
+      <w:pPr>
+        <w:ind w:left="3440" w:hanging="440"/>
+      </w:pPr>
+      <w:rPr>
+        <w:rFonts w:ascii="Wingdings" w:hAnsi="Wingdings" w:hint="default"/>
+      </w:rPr>
+    </w:lvl>
+    <w:lvl w:ilvl="3" w:tplc="04090001" w:tentative="1">
+      <w:start w:val="1"/>
+      <w:numFmt w:val="bullet"/>
+      <w:lvlText w:val=""/>
+      <w:lvlJc w:val="left"/>
+      <w:pPr>
+        <w:ind w:left="3880" w:hanging="440"/>
+      </w:pPr>
+      <w:rPr>
+        <w:rFonts w:ascii="Wingdings" w:hAnsi="Wingdings" w:hint="default"/>
+      </w:rPr>
+    </w:lvl>
+    <w:lvl w:ilvl="4" w:tplc="04090003" w:tentative="1">
+      <w:start w:val="1"/>
+      <w:numFmt w:val="bullet"/>
+      <w:lvlText w:val=""/>
+      <w:lvlJc w:val="left"/>
+      <w:pPr>
+        <w:ind w:left="4320" w:hanging="440"/>
+      </w:pPr>
+      <w:rPr>
+        <w:rFonts w:ascii="Wingdings" w:hAnsi="Wingdings" w:hint="default"/>
+      </w:rPr>
+    </w:lvl>
+    <w:lvl w:ilvl="5" w:tplc="04090005" w:tentative="1">
+      <w:start w:val="1"/>
+      <w:numFmt w:val="bullet"/>
+      <w:lvlText w:val=""/>
+      <w:lvlJc w:val="left"/>
+      <w:pPr>
+        <w:ind w:left="4760" w:hanging="440"/>
+      </w:pPr>
+      <w:rPr>
+        <w:rFonts w:ascii="Wingdings" w:hAnsi="Wingdings" w:hint="default"/>
+      </w:rPr>
+    </w:lvl>
+    <w:lvl w:ilvl="6" w:tplc="04090001" w:tentative="1">
+      <w:start w:val="1"/>
+      <w:numFmt w:val="bullet"/>
+      <w:lvlText w:val=""/>
+      <w:lvlJc w:val="left"/>
+      <w:pPr>
+        <w:ind w:left="5200" w:hanging="440"/>
+      </w:pPr>
+      <w:rPr>
+        <w:rFonts w:ascii="Wingdings" w:hAnsi="Wingdings" w:hint="default"/>
+      </w:rPr>
+    </w:lvl>
+    <w:lvl w:ilvl="7" w:tplc="04090003" w:tentative="1">
+      <w:start w:val="1"/>
+      <w:numFmt w:val="bullet"/>
+      <w:lvlText w:val=""/>
+      <w:lvlJc w:val="left"/>
+      <w:pPr>
+        <w:ind w:left="5640" w:hanging="440"/>
+      </w:pPr>
+      <w:rPr>
+        <w:rFonts w:ascii="Wingdings" w:hAnsi="Wingdings" w:hint="default"/>
+      </w:rPr>
+    </w:lvl>
+    <w:lvl w:ilvl="8" w:tplc="04090005" w:tentative="1">
+      <w:start w:val="1"/>
+      <w:numFmt w:val="bullet"/>
+      <w:lvlText w:val=""/>
+      <w:lvlJc w:val="left"/>
+      <w:pPr>
+        <w:ind w:left="6080" w:hanging="440"/>
+      </w:pPr>
+      <w:rPr>
+        <w:rFonts w:ascii="Wingdings" w:hAnsi="Wingdings" w:hint="default"/>
+      </w:rPr>
+    </w:lvl>
+  </w:abstractNum>
+  <w:abstractNum w:abstractNumId="1" w15:restartNumberingAfterBreak="0">
     <w:nsid w:val="06A33D6B"/>
     <w:multiLevelType w:val="hybridMultilevel"/>
     <w:tmpl w:val="D3EA6210"/>
@@ -1791,7 +3211,7 @@
       </w:rPr>
     </w:lvl>
   </w:abstractNum>
-  <w:abstractNum w:abstractNumId="1" w15:restartNumberingAfterBreak="0">
+  <w:abstractNum w:abstractNumId="2" w15:restartNumberingAfterBreak="0">
     <w:nsid w:val="08486AF5"/>
     <w:multiLevelType w:val="hybridMultilevel"/>
     <w:tmpl w:val="93B4C2E6"/>
@@ -1904,7 +3324,7 @@
       </w:rPr>
     </w:lvl>
   </w:abstractNum>
-  <w:abstractNum w:abstractNumId="2" w15:restartNumberingAfterBreak="0">
+  <w:abstractNum w:abstractNumId="3" w15:restartNumberingAfterBreak="0">
     <w:nsid w:val="0DFA6996"/>
     <w:multiLevelType w:val="hybridMultilevel"/>
     <w:tmpl w:val="F64A13E6"/>
@@ -1993,7 +3413,7 @@
       </w:pPr>
     </w:lvl>
   </w:abstractNum>
-  <w:abstractNum w:abstractNumId="3" w15:restartNumberingAfterBreak="0">
+  <w:abstractNum w:abstractNumId="4" w15:restartNumberingAfterBreak="0">
     <w:nsid w:val="140422F6"/>
     <w:multiLevelType w:val="hybridMultilevel"/>
     <w:tmpl w:val="F112EC86"/>
@@ -2082,7 +3502,7 @@
       </w:pPr>
     </w:lvl>
   </w:abstractNum>
-  <w:abstractNum w:abstractNumId="4" w15:restartNumberingAfterBreak="0">
+  <w:abstractNum w:abstractNumId="5" w15:restartNumberingAfterBreak="0">
     <w:nsid w:val="14A002BD"/>
     <w:multiLevelType w:val="hybridMultilevel"/>
     <w:tmpl w:val="E79C0352"/>
@@ -2171,7 +3591,7 @@
       </w:pPr>
     </w:lvl>
   </w:abstractNum>
-  <w:abstractNum w:abstractNumId="5" w15:restartNumberingAfterBreak="0">
+  <w:abstractNum w:abstractNumId="6" w15:restartNumberingAfterBreak="0">
     <w:nsid w:val="14B92503"/>
     <w:multiLevelType w:val="hybridMultilevel"/>
     <w:tmpl w:val="403CCAB0"/>
@@ -2257,7 +3677,7 @@
       </w:pPr>
     </w:lvl>
   </w:abstractNum>
-  <w:abstractNum w:abstractNumId="6" w15:restartNumberingAfterBreak="0">
+  <w:abstractNum w:abstractNumId="7" w15:restartNumberingAfterBreak="0">
     <w:nsid w:val="2022650B"/>
     <w:multiLevelType w:val="hybridMultilevel"/>
     <w:tmpl w:val="C9FA13D0"/>
@@ -2346,7 +3766,96 @@
       </w:pPr>
     </w:lvl>
   </w:abstractNum>
-  <w:abstractNum w:abstractNumId="7" w15:restartNumberingAfterBreak="0">
+  <w:abstractNum w:abstractNumId="8" w15:restartNumberingAfterBreak="0">
+    <w:nsid w:val="21660A65"/>
+    <w:multiLevelType w:val="hybridMultilevel"/>
+    <w:tmpl w:val="EA08C218"/>
+    <w:lvl w:ilvl="0" w:tplc="F1DE94F0">
+      <w:start w:val="1"/>
+      <w:numFmt w:val="decimal"/>
+      <w:lvlText w:val="(%1)"/>
+      <w:lvlJc w:val="left"/>
+      <w:pPr>
+        <w:ind w:left="880" w:hanging="440"/>
+      </w:pPr>
+      <w:rPr>
+        <w:rFonts w:hint="default"/>
+      </w:rPr>
+    </w:lvl>
+    <w:lvl w:ilvl="1" w:tplc="04090019" w:tentative="1">
+      <w:start w:val="1"/>
+      <w:numFmt w:val="upperLetter"/>
+      <w:lvlText w:val="%2."/>
+      <w:lvlJc w:val="left"/>
+      <w:pPr>
+        <w:ind w:left="1320" w:hanging="440"/>
+      </w:pPr>
+    </w:lvl>
+    <w:lvl w:ilvl="2" w:tplc="0409001B" w:tentative="1">
+      <w:start w:val="1"/>
+      <w:numFmt w:val="lowerRoman"/>
+      <w:lvlText w:val="%3."/>
+      <w:lvlJc w:val="right"/>
+      <w:pPr>
+        <w:ind w:left="1760" w:hanging="440"/>
+      </w:pPr>
+    </w:lvl>
+    <w:lvl w:ilvl="3" w:tplc="0409000F" w:tentative="1">
+      <w:start w:val="1"/>
+      <w:numFmt w:val="decimal"/>
+      <w:lvlText w:val="%4."/>
+      <w:lvlJc w:val="left"/>
+      <w:pPr>
+        <w:ind w:left="2200" w:hanging="440"/>
+      </w:pPr>
+    </w:lvl>
+    <w:lvl w:ilvl="4" w:tplc="04090019" w:tentative="1">
+      <w:start w:val="1"/>
+      <w:numFmt w:val="upperLetter"/>
+      <w:lvlText w:val="%5."/>
+      <w:lvlJc w:val="left"/>
+      <w:pPr>
+        <w:ind w:left="2640" w:hanging="440"/>
+      </w:pPr>
+    </w:lvl>
+    <w:lvl w:ilvl="5" w:tplc="0409001B" w:tentative="1">
+      <w:start w:val="1"/>
+      <w:numFmt w:val="lowerRoman"/>
+      <w:lvlText w:val="%6."/>
+      <w:lvlJc w:val="right"/>
+      <w:pPr>
+        <w:ind w:left="3080" w:hanging="440"/>
+      </w:pPr>
+    </w:lvl>
+    <w:lvl w:ilvl="6" w:tplc="0409000F" w:tentative="1">
+      <w:start w:val="1"/>
+      <w:numFmt w:val="decimal"/>
+      <w:lvlText w:val="%7."/>
+      <w:lvlJc w:val="left"/>
+      <w:pPr>
+        <w:ind w:left="3520" w:hanging="440"/>
+      </w:pPr>
+    </w:lvl>
+    <w:lvl w:ilvl="7" w:tplc="04090019" w:tentative="1">
+      <w:start w:val="1"/>
+      <w:numFmt w:val="upperLetter"/>
+      <w:lvlText w:val="%8."/>
+      <w:lvlJc w:val="left"/>
+      <w:pPr>
+        <w:ind w:left="3960" w:hanging="440"/>
+      </w:pPr>
+    </w:lvl>
+    <w:lvl w:ilvl="8" w:tplc="0409001B" w:tentative="1">
+      <w:start w:val="1"/>
+      <w:numFmt w:val="lowerRoman"/>
+      <w:lvlText w:val="%9."/>
+      <w:lvlJc w:val="right"/>
+      <w:pPr>
+        <w:ind w:left="4400" w:hanging="440"/>
+      </w:pPr>
+    </w:lvl>
+  </w:abstractNum>
+  <w:abstractNum w:abstractNumId="9" w15:restartNumberingAfterBreak="0">
     <w:nsid w:val="21B42FEF"/>
     <w:multiLevelType w:val="hybridMultilevel"/>
     <w:tmpl w:val="589231B0"/>
@@ -2432,7 +3941,120 @@
       </w:pPr>
     </w:lvl>
   </w:abstractNum>
-  <w:abstractNum w:abstractNumId="8" w15:restartNumberingAfterBreak="0">
+  <w:abstractNum w:abstractNumId="10" w15:restartNumberingAfterBreak="0">
+    <w:nsid w:val="24B3316E"/>
+    <w:multiLevelType w:val="hybridMultilevel"/>
+    <w:tmpl w:val="699E3FF8"/>
+    <w:lvl w:ilvl="0" w:tplc="C36A5886">
+      <w:start w:val="5"/>
+      <w:numFmt w:val="bullet"/>
+      <w:lvlText w:val=""/>
+      <w:lvlJc w:val="left"/>
+      <w:pPr>
+        <w:ind w:left="1960" w:hanging="360"/>
+      </w:pPr>
+      <w:rPr>
+        <w:rFonts w:ascii="Wingdings" w:eastAsiaTheme="minorEastAsia" w:hAnsi="Wingdings" w:cstheme="minorBidi" w:hint="default"/>
+      </w:rPr>
+    </w:lvl>
+    <w:lvl w:ilvl="1" w:tplc="04090003" w:tentative="1">
+      <w:start w:val="1"/>
+      <w:numFmt w:val="bullet"/>
+      <w:lvlText w:val=""/>
+      <w:lvlJc w:val="left"/>
+      <w:pPr>
+        <w:ind w:left="2480" w:hanging="440"/>
+      </w:pPr>
+      <w:rPr>
+        <w:rFonts w:ascii="Wingdings" w:hAnsi="Wingdings" w:hint="default"/>
+      </w:rPr>
+    </w:lvl>
+    <w:lvl w:ilvl="2" w:tplc="04090005" w:tentative="1">
+      <w:start w:val="1"/>
+      <w:numFmt w:val="bullet"/>
+      <w:lvlText w:val=""/>
+      <w:lvlJc w:val="left"/>
+      <w:pPr>
+        <w:ind w:left="2920" w:hanging="440"/>
+      </w:pPr>
+      <w:rPr>
+        <w:rFonts w:ascii="Wingdings" w:hAnsi="Wingdings" w:hint="default"/>
+      </w:rPr>
+    </w:lvl>
+    <w:lvl w:ilvl="3" w:tplc="04090001" w:tentative="1">
+      <w:start w:val="1"/>
+      <w:numFmt w:val="bullet"/>
+      <w:lvlText w:val=""/>
+      <w:lvlJc w:val="left"/>
+      <w:pPr>
+        <w:ind w:left="3360" w:hanging="440"/>
+      </w:pPr>
+      <w:rPr>
+        <w:rFonts w:ascii="Wingdings" w:hAnsi="Wingdings" w:hint="default"/>
+      </w:rPr>
+    </w:lvl>
+    <w:lvl w:ilvl="4" w:tplc="04090003" w:tentative="1">
+      <w:start w:val="1"/>
+      <w:numFmt w:val="bullet"/>
+      <w:lvlText w:val=""/>
+      <w:lvlJc w:val="left"/>
+      <w:pPr>
+        <w:ind w:left="3800" w:hanging="440"/>
+      </w:pPr>
+      <w:rPr>
+        <w:rFonts w:ascii="Wingdings" w:hAnsi="Wingdings" w:hint="default"/>
+      </w:rPr>
+    </w:lvl>
+    <w:lvl w:ilvl="5" w:tplc="04090005" w:tentative="1">
+      <w:start w:val="1"/>
+      <w:numFmt w:val="bullet"/>
+      <w:lvlText w:val=""/>
+      <w:lvlJc w:val="left"/>
+      <w:pPr>
+        <w:ind w:left="4240" w:hanging="440"/>
+      </w:pPr>
+      <w:rPr>
+        <w:rFonts w:ascii="Wingdings" w:hAnsi="Wingdings" w:hint="default"/>
+      </w:rPr>
+    </w:lvl>
+    <w:lvl w:ilvl="6" w:tplc="04090001" w:tentative="1">
+      <w:start w:val="1"/>
+      <w:numFmt w:val="bullet"/>
+      <w:lvlText w:val=""/>
+      <w:lvlJc w:val="left"/>
+      <w:pPr>
+        <w:ind w:left="4680" w:hanging="440"/>
+      </w:pPr>
+      <w:rPr>
+        <w:rFonts w:ascii="Wingdings" w:hAnsi="Wingdings" w:hint="default"/>
+      </w:rPr>
+    </w:lvl>
+    <w:lvl w:ilvl="7" w:tplc="04090003" w:tentative="1">
+      <w:start w:val="1"/>
+      <w:numFmt w:val="bullet"/>
+      <w:lvlText w:val=""/>
+      <w:lvlJc w:val="left"/>
+      <w:pPr>
+        <w:ind w:left="5120" w:hanging="440"/>
+      </w:pPr>
+      <w:rPr>
+        <w:rFonts w:ascii="Wingdings" w:hAnsi="Wingdings" w:hint="default"/>
+      </w:rPr>
+    </w:lvl>
+    <w:lvl w:ilvl="8" w:tplc="04090005" w:tentative="1">
+      <w:start w:val="1"/>
+      <w:numFmt w:val="bullet"/>
+      <w:lvlText w:val=""/>
+      <w:lvlJc w:val="left"/>
+      <w:pPr>
+        <w:ind w:left="5560" w:hanging="440"/>
+      </w:pPr>
+      <w:rPr>
+        <w:rFonts w:ascii="Wingdings" w:hAnsi="Wingdings" w:hint="default"/>
+      </w:rPr>
+    </w:lvl>
+  </w:abstractNum>
+  <w:abstractNum w:abstractNumId="11" w15:restartNumberingAfterBreak="0">
     <w:nsid w:val="2C4928F2"/>
     <w:multiLevelType w:val="hybridMultilevel"/>
     <w:tmpl w:val="CEF047B4"/>
@@ -2545,10 +4167,10 @@
       </w:rPr>
     </w:lvl>
   </w:abstractNum>
-  <w:abstractNum w:abstractNumId="9" w15:restartNumberingAfterBreak="0">
+  <w:abstractNum w:abstractNumId="12" w15:restartNumberingAfterBreak="0">
     <w:nsid w:val="2CCF3C71"/>
     <w:multiLevelType w:val="hybridMultilevel"/>
-    <w:tmpl w:val="ED742A5C"/>
+    <w:tmpl w:val="38F45364"/>
     <w:lvl w:ilvl="0" w:tplc="93B6519A">
       <w:start w:val="1"/>
       <w:numFmt w:val="bullet"/>
@@ -2658,7 +4280,96 @@
       </w:rPr>
     </w:lvl>
   </w:abstractNum>
-  <w:abstractNum w:abstractNumId="10" w15:restartNumberingAfterBreak="0">
+  <w:abstractNum w:abstractNumId="13" w15:restartNumberingAfterBreak="0">
+    <w:nsid w:val="2DE9792E"/>
+    <w:multiLevelType w:val="hybridMultilevel"/>
+    <w:tmpl w:val="50182564"/>
+    <w:lvl w:ilvl="0" w:tplc="FFFFFFFF">
+      <w:start w:val="1"/>
+      <w:numFmt w:val="decimalEnclosedCircle"/>
+      <w:lvlText w:val="%1"/>
+      <w:lvlJc w:val="left"/>
+      <w:pPr>
+        <w:ind w:left="1680" w:hanging="440"/>
+      </w:pPr>
+      <w:rPr>
+        <w:rFonts w:hint="default"/>
+      </w:rPr>
+    </w:lvl>
+    <w:lvl w:ilvl="1" w:tplc="FFFFFFFF">
+      <w:start w:val="1"/>
+      <w:numFmt w:val="upperLetter"/>
+      <w:lvlText w:val="%2."/>
+      <w:lvlJc w:val="left"/>
+      <w:pPr>
+        <w:ind w:left="2120" w:hanging="440"/>
+      </w:pPr>
+    </w:lvl>
+    <w:lvl w:ilvl="2" w:tplc="FFFFFFFF" w:tentative="1">
+      <w:start w:val="1"/>
+      <w:numFmt w:val="lowerRoman"/>
+      <w:lvlText w:val="%3."/>
+      <w:lvlJc w:val="right"/>
+      <w:pPr>
+        <w:ind w:left="2560" w:hanging="440"/>
+      </w:pPr>
+    </w:lvl>
+    <w:lvl w:ilvl="3" w:tplc="FFFFFFFF" w:tentative="1">
+      <w:start w:val="1"/>
+      <w:numFmt w:val="decimal"/>
+      <w:lvlText w:val="%4."/>
+      <w:lvlJc w:val="left"/>
+      <w:pPr>
+        <w:ind w:left="3000" w:hanging="440"/>
+      </w:pPr>
+    </w:lvl>
+    <w:lvl w:ilvl="4" w:tplc="FFFFFFFF" w:tentative="1">
+      <w:start w:val="1"/>
+      <w:numFmt w:val="upperLetter"/>
+      <w:lvlText w:val="%5."/>
+      <w:lvlJc w:val="left"/>
+      <w:pPr>
+        <w:ind w:left="3440" w:hanging="440"/>
+      </w:pPr>
+    </w:lvl>
+    <w:lvl w:ilvl="5" w:tplc="FFFFFFFF" w:tentative="1">
+      <w:start w:val="1"/>
+      <w:numFmt w:val="lowerRoman"/>
+      <w:lvlText w:val="%6."/>
+      <w:lvlJc w:val="right"/>
+      <w:pPr>
+        <w:ind w:left="3880" w:hanging="440"/>
+      </w:pPr>
+    </w:lvl>
+    <w:lvl w:ilvl="6" w:tplc="FFFFFFFF" w:tentative="1">
+      <w:start w:val="1"/>
+      <w:numFmt w:val="decimal"/>
+      <w:lvlText w:val="%7."/>
+      <w:lvlJc w:val="left"/>
+      <w:pPr>
+        <w:ind w:left="4320" w:hanging="440"/>
+      </w:pPr>
+    </w:lvl>
+    <w:lvl w:ilvl="7" w:tplc="FFFFFFFF" w:tentative="1">
+      <w:start w:val="1"/>
+      <w:numFmt w:val="upperLetter"/>
+      <w:lvlText w:val="%8."/>
+      <w:lvlJc w:val="left"/>
+      <w:pPr>
+        <w:ind w:left="4760" w:hanging="440"/>
+      </w:pPr>
+    </w:lvl>
+    <w:lvl w:ilvl="8" w:tplc="FFFFFFFF" w:tentative="1">
+      <w:start w:val="1"/>
+      <w:numFmt w:val="lowerRoman"/>
+      <w:lvlText w:val="%9."/>
+      <w:lvlJc w:val="right"/>
+      <w:pPr>
+        <w:ind w:left="5200" w:hanging="440"/>
+      </w:pPr>
+    </w:lvl>
+  </w:abstractNum>
+  <w:abstractNum w:abstractNumId="14" w15:restartNumberingAfterBreak="0">
     <w:nsid w:val="2E63563D"/>
     <w:multiLevelType w:val="hybridMultilevel"/>
     <w:tmpl w:val="C410565C"/>
@@ -2744,7 +4455,7 @@
       </w:pPr>
     </w:lvl>
   </w:abstractNum>
-  <w:abstractNum w:abstractNumId="11" w15:restartNumberingAfterBreak="0">
+  <w:abstractNum w:abstractNumId="15" w15:restartNumberingAfterBreak="0">
     <w:nsid w:val="2FC300EE"/>
     <w:multiLevelType w:val="hybridMultilevel"/>
     <w:tmpl w:val="090C4ACA"/>
@@ -2857,7 +4568,7 @@
       </w:rPr>
     </w:lvl>
   </w:abstractNum>
-  <w:abstractNum w:abstractNumId="12" w15:restartNumberingAfterBreak="0">
+  <w:abstractNum w:abstractNumId="16" w15:restartNumberingAfterBreak="0">
     <w:nsid w:val="30D22F52"/>
     <w:multiLevelType w:val="hybridMultilevel"/>
     <w:tmpl w:val="B7AA8780"/>
@@ -2946,7 +4657,7 @@
       </w:pPr>
     </w:lvl>
   </w:abstractNum>
-  <w:abstractNum w:abstractNumId="13" w15:restartNumberingAfterBreak="0">
+  <w:abstractNum w:abstractNumId="17" w15:restartNumberingAfterBreak="0">
     <w:nsid w:val="39CE4CD0"/>
     <w:multiLevelType w:val="hybridMultilevel"/>
     <w:tmpl w:val="19E0E4CC"/>
@@ -3059,7 +4770,7 @@
       </w:rPr>
     </w:lvl>
   </w:abstractNum>
-  <w:abstractNum w:abstractNumId="14" w15:restartNumberingAfterBreak="0">
+  <w:abstractNum w:abstractNumId="18" w15:restartNumberingAfterBreak="0">
     <w:nsid w:val="3C460B96"/>
     <w:multiLevelType w:val="hybridMultilevel"/>
     <w:tmpl w:val="6D1E75C2"/>
@@ -3172,7 +4883,7 @@
       </w:rPr>
     </w:lvl>
   </w:abstractNum>
-  <w:abstractNum w:abstractNumId="15" w15:restartNumberingAfterBreak="0">
+  <w:abstractNum w:abstractNumId="19" w15:restartNumberingAfterBreak="0">
     <w:nsid w:val="3EC264E2"/>
     <w:multiLevelType w:val="hybridMultilevel"/>
     <w:tmpl w:val="6DBE798C"/>
@@ -3261,7 +4972,7 @@
       </w:pPr>
     </w:lvl>
   </w:abstractNum>
-  <w:abstractNum w:abstractNumId="16" w15:restartNumberingAfterBreak="0">
+  <w:abstractNum w:abstractNumId="20" w15:restartNumberingAfterBreak="0">
     <w:nsid w:val="3FB7153B"/>
     <w:multiLevelType w:val="hybridMultilevel"/>
     <w:tmpl w:val="39E6AC14"/>
@@ -3374,7 +5085,7 @@
       </w:rPr>
     </w:lvl>
   </w:abstractNum>
-  <w:abstractNum w:abstractNumId="17" w15:restartNumberingAfterBreak="0">
+  <w:abstractNum w:abstractNumId="21" w15:restartNumberingAfterBreak="0">
     <w:nsid w:val="4B2D544F"/>
     <w:multiLevelType w:val="hybridMultilevel"/>
     <w:tmpl w:val="602A7FE8"/>
@@ -3460,7 +5171,7 @@
       </w:pPr>
     </w:lvl>
   </w:abstractNum>
-  <w:abstractNum w:abstractNumId="18" w15:restartNumberingAfterBreak="0">
+  <w:abstractNum w:abstractNumId="22" w15:restartNumberingAfterBreak="0">
     <w:nsid w:val="4BE96594"/>
     <w:multiLevelType w:val="hybridMultilevel"/>
     <w:tmpl w:val="D8E4287E"/>
@@ -3573,7 +5284,7 @@
       </w:rPr>
     </w:lvl>
   </w:abstractNum>
-  <w:abstractNum w:abstractNumId="19" w15:restartNumberingAfterBreak="0">
+  <w:abstractNum w:abstractNumId="23" w15:restartNumberingAfterBreak="0">
     <w:nsid w:val="4C384068"/>
     <w:multiLevelType w:val="hybridMultilevel"/>
     <w:tmpl w:val="8FB234E2"/>
@@ -3662,7 +5373,7 @@
       </w:pPr>
     </w:lvl>
   </w:abstractNum>
-  <w:abstractNum w:abstractNumId="20" w15:restartNumberingAfterBreak="0">
+  <w:abstractNum w:abstractNumId="24" w15:restartNumberingAfterBreak="0">
     <w:nsid w:val="4F7A3DCF"/>
     <w:multiLevelType w:val="hybridMultilevel"/>
     <w:tmpl w:val="DE4C8D1E"/>
@@ -3748,7 +5459,120 @@
       </w:pPr>
     </w:lvl>
   </w:abstractNum>
-  <w:abstractNum w:abstractNumId="21" w15:restartNumberingAfterBreak="0">
+  <w:abstractNum w:abstractNumId="25" w15:restartNumberingAfterBreak="0">
+    <w:nsid w:val="5A6513F1"/>
+    <w:multiLevelType w:val="hybridMultilevel"/>
+    <w:tmpl w:val="7B5C1E9A"/>
+    <w:lvl w:ilvl="0" w:tplc="93B6519A">
+      <w:start w:val="1"/>
+      <w:numFmt w:val="bullet"/>
+      <w:lvlText w:val="-"/>
+      <w:lvlJc w:val="left"/>
+      <w:pPr>
+        <w:ind w:left="2560" w:hanging="440"/>
+      </w:pPr>
+      <w:rPr>
+        <w:rFonts w:ascii="맑은 고딕" w:eastAsia="맑은 고딕" w:hAnsi="맑은 고딕" w:cstheme="minorBidi" w:hint="eastAsia"/>
+      </w:rPr>
+    </w:lvl>
+    <w:lvl w:ilvl="1" w:tplc="04090003" w:tentative="1">
+      <w:start w:val="1"/>
+      <w:numFmt w:val="bullet"/>
+      <w:lvlText w:val=""/>
+      <w:lvlJc w:val="left"/>
+      <w:pPr>
+        <w:ind w:left="3000" w:hanging="440"/>
+      </w:pPr>
+      <w:rPr>
+        <w:rFonts w:ascii="Wingdings" w:hAnsi="Wingdings" w:hint="default"/>
+      </w:rPr>
+    </w:lvl>
+    <w:lvl w:ilvl="2" w:tplc="04090005" w:tentative="1">
+      <w:start w:val="1"/>
+      <w:numFmt w:val="bullet"/>
+      <w:lvlText w:val=""/>
+      <w:lvlJc w:val="left"/>
+      <w:pPr>
+        <w:ind w:left="3440" w:hanging="440"/>
+      </w:pPr>
+      <w:rPr>
+        <w:rFonts w:ascii="Wingdings" w:hAnsi="Wingdings" w:hint="default"/>
+      </w:rPr>
+    </w:lvl>
+    <w:lvl w:ilvl="3" w:tplc="04090001" w:tentative="1">
+      <w:start w:val="1"/>
+      <w:numFmt w:val="bullet"/>
+      <w:lvlText w:val=""/>
+      <w:lvlJc w:val="left"/>
+      <w:pPr>
+        <w:ind w:left="3880" w:hanging="440"/>
+      </w:pPr>
+      <w:rPr>
+        <w:rFonts w:ascii="Wingdings" w:hAnsi="Wingdings" w:hint="default"/>
+      </w:rPr>
+    </w:lvl>
+    <w:lvl w:ilvl="4" w:tplc="04090003" w:tentative="1">
+      <w:start w:val="1"/>
+      <w:numFmt w:val="bullet"/>
+      <w:lvlText w:val=""/>
+      <w:lvlJc w:val="left"/>
+      <w:pPr>
+        <w:ind w:left="4320" w:hanging="440"/>
+      </w:pPr>
+      <w:rPr>
+        <w:rFonts w:ascii="Wingdings" w:hAnsi="Wingdings" w:hint="default"/>
+      </w:rPr>
+    </w:lvl>
+    <w:lvl w:ilvl="5" w:tplc="04090005" w:tentative="1">
+      <w:start w:val="1"/>
+      <w:numFmt w:val="bullet"/>
+      <w:lvlText w:val=""/>
+      <w:lvlJc w:val="left"/>
+      <w:pPr>
+        <w:ind w:left="4760" w:hanging="440"/>
+      </w:pPr>
+      <w:rPr>
+        <w:rFonts w:ascii="Wingdings" w:hAnsi="Wingdings" w:hint="default"/>
+      </w:rPr>
+    </w:lvl>
+    <w:lvl w:ilvl="6" w:tplc="04090001" w:tentative="1">
+      <w:start w:val="1"/>
+      <w:numFmt w:val="bullet"/>
+      <w:lvlText w:val=""/>
+      <w:lvlJc w:val="left"/>
+      <w:pPr>
+        <w:ind w:left="5200" w:hanging="440"/>
+      </w:pPr>
+      <w:rPr>
+        <w:rFonts w:ascii="Wingdings" w:hAnsi="Wingdings" w:hint="default"/>
+      </w:rPr>
+    </w:lvl>
+    <w:lvl w:ilvl="7" w:tplc="04090003" w:tentative="1">
+      <w:start w:val="1"/>
+      <w:numFmt w:val="bullet"/>
+      <w:lvlText w:val=""/>
+      <w:lvlJc w:val="left"/>
+      <w:pPr>
+        <w:ind w:left="5640" w:hanging="440"/>
+      </w:pPr>
+      <w:rPr>
+        <w:rFonts w:ascii="Wingdings" w:hAnsi="Wingdings" w:hint="default"/>
+      </w:rPr>
+    </w:lvl>
+    <w:lvl w:ilvl="8" w:tplc="04090005" w:tentative="1">
+      <w:start w:val="1"/>
+      <w:numFmt w:val="bullet"/>
+      <w:lvlText w:val=""/>
+      <w:lvlJc w:val="left"/>
+      <w:pPr>
+        <w:ind w:left="6080" w:hanging="440"/>
+      </w:pPr>
+      <w:rPr>
+        <w:rFonts w:ascii="Wingdings" w:hAnsi="Wingdings" w:hint="default"/>
+      </w:rPr>
+    </w:lvl>
+  </w:abstractNum>
+  <w:abstractNum w:abstractNumId="26" w15:restartNumberingAfterBreak="0">
     <w:nsid w:val="5B1F0836"/>
     <w:multiLevelType w:val="hybridMultilevel"/>
     <w:tmpl w:val="5D92354A"/>
@@ -3834,7 +5658,96 @@
       </w:pPr>
     </w:lvl>
   </w:abstractNum>
-  <w:abstractNum w:abstractNumId="22" w15:restartNumberingAfterBreak="0">
+  <w:abstractNum w:abstractNumId="27" w15:restartNumberingAfterBreak="0">
+    <w:nsid w:val="5F877642"/>
+    <w:multiLevelType w:val="hybridMultilevel"/>
+    <w:tmpl w:val="C86EC32C"/>
+    <w:lvl w:ilvl="0" w:tplc="F1DE94F0">
+      <w:start w:val="1"/>
+      <w:numFmt w:val="decimal"/>
+      <w:lvlText w:val="(%1)"/>
+      <w:lvlJc w:val="left"/>
+      <w:pPr>
+        <w:ind w:left="880" w:hanging="440"/>
+      </w:pPr>
+      <w:rPr>
+        <w:rFonts w:hint="default"/>
+      </w:rPr>
+    </w:lvl>
+    <w:lvl w:ilvl="1" w:tplc="04090019" w:tentative="1">
+      <w:start w:val="1"/>
+      <w:numFmt w:val="upperLetter"/>
+      <w:lvlText w:val="%2."/>
+      <w:lvlJc w:val="left"/>
+      <w:pPr>
+        <w:ind w:left="1320" w:hanging="440"/>
+      </w:pPr>
+    </w:lvl>
+    <w:lvl w:ilvl="2" w:tplc="0409001B" w:tentative="1">
+      <w:start w:val="1"/>
+      <w:numFmt w:val="lowerRoman"/>
+      <w:lvlText w:val="%3."/>
+      <w:lvlJc w:val="right"/>
+      <w:pPr>
+        <w:ind w:left="1760" w:hanging="440"/>
+      </w:pPr>
+    </w:lvl>
+    <w:lvl w:ilvl="3" w:tplc="0409000F" w:tentative="1">
+      <w:start w:val="1"/>
+      <w:numFmt w:val="decimal"/>
+      <w:lvlText w:val="%4."/>
+      <w:lvlJc w:val="left"/>
+      <w:pPr>
+        <w:ind w:left="2200" w:hanging="440"/>
+      </w:pPr>
+    </w:lvl>
+    <w:lvl w:ilvl="4" w:tplc="04090019" w:tentative="1">
+      <w:start w:val="1"/>
+      <w:numFmt w:val="upperLetter"/>
+      <w:lvlText w:val="%5."/>
+      <w:lvlJc w:val="left"/>
+      <w:pPr>
+        <w:ind w:left="2640" w:hanging="440"/>
+      </w:pPr>
+    </w:lvl>
+    <w:lvl w:ilvl="5" w:tplc="0409001B" w:tentative="1">
+      <w:start w:val="1"/>
+      <w:numFmt w:val="lowerRoman"/>
+      <w:lvlText w:val="%6."/>
+      <w:lvlJc w:val="right"/>
+      <w:pPr>
+        <w:ind w:left="3080" w:hanging="440"/>
+      </w:pPr>
+    </w:lvl>
+    <w:lvl w:ilvl="6" w:tplc="0409000F" w:tentative="1">
+      <w:start w:val="1"/>
+      <w:numFmt w:val="decimal"/>
+      <w:lvlText w:val="%7."/>
+      <w:lvlJc w:val="left"/>
+      <w:pPr>
+        <w:ind w:left="3520" w:hanging="440"/>
+      </w:pPr>
+    </w:lvl>
+    <w:lvl w:ilvl="7" w:tplc="04090019" w:tentative="1">
+      <w:start w:val="1"/>
+      <w:numFmt w:val="upperLetter"/>
+      <w:lvlText w:val="%8."/>
+      <w:lvlJc w:val="left"/>
+      <w:pPr>
+        <w:ind w:left="3960" w:hanging="440"/>
+      </w:pPr>
+    </w:lvl>
+    <w:lvl w:ilvl="8" w:tplc="0409001B" w:tentative="1">
+      <w:start w:val="1"/>
+      <w:numFmt w:val="lowerRoman"/>
+      <w:lvlText w:val="%9."/>
+      <w:lvlJc w:val="right"/>
+      <w:pPr>
+        <w:ind w:left="4400" w:hanging="440"/>
+      </w:pPr>
+    </w:lvl>
+  </w:abstractNum>
+  <w:abstractNum w:abstractNumId="28" w15:restartNumberingAfterBreak="0">
     <w:nsid w:val="60A14476"/>
     <w:multiLevelType w:val="hybridMultilevel"/>
     <w:tmpl w:val="AB86C176"/>
@@ -3923,10 +5836,10 @@
       </w:pPr>
     </w:lvl>
   </w:abstractNum>
-  <w:abstractNum w:abstractNumId="23" w15:restartNumberingAfterBreak="0">
+  <w:abstractNum w:abstractNumId="29" w15:restartNumberingAfterBreak="0">
     <w:nsid w:val="67DF2E67"/>
     <w:multiLevelType w:val="hybridMultilevel"/>
-    <w:tmpl w:val="F894DEAA"/>
+    <w:tmpl w:val="3FC6ED50"/>
     <w:lvl w:ilvl="0" w:tplc="04090011">
       <w:start w:val="1"/>
       <w:numFmt w:val="decimalEnclosedCircle"/>
@@ -3939,7 +5852,7 @@
         <w:rFonts w:hint="default"/>
       </w:rPr>
     </w:lvl>
-    <w:lvl w:ilvl="1" w:tplc="FFFFFFFF" w:tentative="1">
+    <w:lvl w:ilvl="1" w:tplc="FFFFFFFF">
       <w:start w:val="1"/>
       <w:numFmt w:val="upperLetter"/>
       <w:lvlText w:val="%2."/>
@@ -4012,11 +5925,11 @@
       </w:pPr>
     </w:lvl>
   </w:abstractNum>
-  <w:abstractNum w:abstractNumId="24" w15:restartNumberingAfterBreak="0">
+  <w:abstractNum w:abstractNumId="30" w15:restartNumberingAfterBreak="0">
     <w:nsid w:val="68804B43"/>
     <w:multiLevelType w:val="hybridMultilevel"/>
-    <w:tmpl w:val="CFBAB7E0"/>
-    <w:lvl w:ilvl="0" w:tplc="F1DE94F0">
+    <w:tmpl w:val="52DAEDA8"/>
+    <w:lvl w:ilvl="0" w:tplc="0F4E6BF0">
       <w:start w:val="1"/>
       <w:numFmt w:val="decimal"/>
       <w:lvlText w:val="(%1)"/>
@@ -4101,7 +6014,7 @@
       </w:pPr>
     </w:lvl>
   </w:abstractNum>
-  <w:abstractNum w:abstractNumId="25" w15:restartNumberingAfterBreak="0">
+  <w:abstractNum w:abstractNumId="31" w15:restartNumberingAfterBreak="0">
     <w:nsid w:val="6CF82B9D"/>
     <w:multiLevelType w:val="hybridMultilevel"/>
     <w:tmpl w:val="B00C67A4"/>
@@ -4190,7 +6103,7 @@
       </w:pPr>
     </w:lvl>
   </w:abstractNum>
-  <w:abstractNum w:abstractNumId="26" w15:restartNumberingAfterBreak="0">
+  <w:abstractNum w:abstractNumId="32" w15:restartNumberingAfterBreak="0">
     <w:nsid w:val="73205928"/>
     <w:multiLevelType w:val="hybridMultilevel"/>
     <w:tmpl w:val="F7145E6A"/>
@@ -4279,7 +6192,7 @@
       </w:pPr>
     </w:lvl>
   </w:abstractNum>
-  <w:abstractNum w:abstractNumId="27" w15:restartNumberingAfterBreak="0">
+  <w:abstractNum w:abstractNumId="33" w15:restartNumberingAfterBreak="0">
     <w:nsid w:val="783E3917"/>
     <w:multiLevelType w:val="multilevel"/>
     <w:tmpl w:val="D45C84BC"/>
@@ -4428,7 +6341,7 @@
       </w:rPr>
     </w:lvl>
   </w:abstractNum>
-  <w:abstractNum w:abstractNumId="28" w15:restartNumberingAfterBreak="0">
+  <w:abstractNum w:abstractNumId="34" w15:restartNumberingAfterBreak="0">
     <w:nsid w:val="791B52DC"/>
     <w:multiLevelType w:val="hybridMultilevel"/>
     <w:tmpl w:val="A72A7DE8"/>
@@ -4517,7 +6430,7 @@
       </w:pPr>
     </w:lvl>
   </w:abstractNum>
-  <w:abstractNum w:abstractNumId="29" w15:restartNumberingAfterBreak="0">
+  <w:abstractNum w:abstractNumId="35" w15:restartNumberingAfterBreak="0">
     <w:nsid w:val="79CE38DF"/>
     <w:multiLevelType w:val="hybridMultilevel"/>
     <w:tmpl w:val="0FEC3C4E"/>
@@ -4606,7 +6519,7 @@
       </w:pPr>
     </w:lvl>
   </w:abstractNum>
-  <w:abstractNum w:abstractNumId="30" w15:restartNumberingAfterBreak="0">
+  <w:abstractNum w:abstractNumId="36" w15:restartNumberingAfterBreak="0">
     <w:nsid w:val="7EB94311"/>
     <w:multiLevelType w:val="hybridMultilevel"/>
     <w:tmpl w:val="61EE49C8"/>
@@ -4719,7 +6632,7 @@
       </w:rPr>
     </w:lvl>
   </w:abstractNum>
-  <w:abstractNum w:abstractNumId="31" w15:restartNumberingAfterBreak="0">
+  <w:abstractNum w:abstractNumId="37" w15:restartNumberingAfterBreak="0">
     <w:nsid w:val="7EFE3024"/>
     <w:multiLevelType w:val="hybridMultilevel"/>
     <w:tmpl w:val="B02E8A9E"/>
@@ -4809,100 +6722,118 @@
     </w:lvl>
   </w:abstractNum>
   <w:num w:numId="1" w16cid:durableId="1969360086">
+    <w:abstractNumId w:val="23"/>
+  </w:num>
+  <w:num w:numId="2" w16cid:durableId="364329134">
+    <w:abstractNumId w:val="32"/>
+  </w:num>
+  <w:num w:numId="3" w16cid:durableId="2029600925">
+    <w:abstractNumId w:val="30"/>
+  </w:num>
+  <w:num w:numId="4" w16cid:durableId="798765741">
+    <w:abstractNumId w:val="36"/>
+  </w:num>
+  <w:num w:numId="5" w16cid:durableId="1570383902">
+    <w:abstractNumId w:val="24"/>
+  </w:num>
+  <w:num w:numId="6" w16cid:durableId="1494252369">
+    <w:abstractNumId w:val="9"/>
+  </w:num>
+  <w:num w:numId="7" w16cid:durableId="1601794124">
+    <w:abstractNumId w:val="26"/>
+  </w:num>
+  <w:num w:numId="8" w16cid:durableId="1124927584">
+    <w:abstractNumId w:val="33"/>
+  </w:num>
+  <w:num w:numId="9" w16cid:durableId="771557904">
+    <w:abstractNumId w:val="21"/>
+  </w:num>
+  <w:num w:numId="10" w16cid:durableId="1562866270">
+    <w:abstractNumId w:val="4"/>
+  </w:num>
+  <w:num w:numId="11" w16cid:durableId="733703629">
+    <w:abstractNumId w:val="28"/>
+  </w:num>
+  <w:num w:numId="12" w16cid:durableId="1326007927">
+    <w:abstractNumId w:val="1"/>
+  </w:num>
+  <w:num w:numId="13" w16cid:durableId="1791778075">
+    <w:abstractNumId w:val="12"/>
+  </w:num>
+  <w:num w:numId="14" w16cid:durableId="1364793671">
+    <w:abstractNumId w:val="35"/>
+  </w:num>
+  <w:num w:numId="15" w16cid:durableId="642081406">
+    <w:abstractNumId w:val="17"/>
+  </w:num>
+  <w:num w:numId="16" w16cid:durableId="602540634">
+    <w:abstractNumId w:val="7"/>
+  </w:num>
+  <w:num w:numId="17" w16cid:durableId="1183014544">
+    <w:abstractNumId w:val="6"/>
+  </w:num>
+  <w:num w:numId="18" w16cid:durableId="350301247">
+    <w:abstractNumId w:val="15"/>
+  </w:num>
+  <w:num w:numId="19" w16cid:durableId="1429809833">
+    <w:abstractNumId w:val="31"/>
+  </w:num>
+  <w:num w:numId="20" w16cid:durableId="2113934762">
+    <w:abstractNumId w:val="3"/>
+  </w:num>
+  <w:num w:numId="21" w16cid:durableId="1252280145">
+    <w:abstractNumId w:val="20"/>
+  </w:num>
+  <w:num w:numId="22" w16cid:durableId="896747752">
+    <w:abstractNumId w:val="5"/>
+  </w:num>
+  <w:num w:numId="23" w16cid:durableId="844979376">
+    <w:abstractNumId w:val="14"/>
+  </w:num>
+  <w:num w:numId="24" w16cid:durableId="1724593354">
+    <w:abstractNumId w:val="29"/>
+  </w:num>
+  <w:num w:numId="25" w16cid:durableId="885947493">
+    <w:abstractNumId w:val="2"/>
+  </w:num>
+  <w:num w:numId="26" w16cid:durableId="527565025">
+    <w:abstractNumId w:val="16"/>
+  </w:num>
+  <w:num w:numId="27" w16cid:durableId="139618243">
+    <w:abstractNumId w:val="34"/>
+  </w:num>
+  <w:num w:numId="28" w16cid:durableId="181435668">
+    <w:abstractNumId w:val="22"/>
+  </w:num>
+  <w:num w:numId="29" w16cid:durableId="1343437465">
+    <w:abstractNumId w:val="11"/>
+  </w:num>
+  <w:num w:numId="30" w16cid:durableId="252977180">
+    <w:abstractNumId w:val="37"/>
+  </w:num>
+  <w:num w:numId="31" w16cid:durableId="1962763188">
     <w:abstractNumId w:val="19"/>
   </w:num>
-  <w:num w:numId="2" w16cid:durableId="364329134">
-    <w:abstractNumId w:val="26"/>
+  <w:num w:numId="32" w16cid:durableId="896164064">
+    <w:abstractNumId w:val="18"/>
   </w:num>
-  <w:num w:numId="3" w16cid:durableId="2029600925">
-    <w:abstractNumId w:val="24"/>
+  <w:num w:numId="33" w16cid:durableId="1424952874">
+    <w:abstractNumId w:val="8"/>
   </w:num>
-  <w:num w:numId="4" w16cid:durableId="798765741">
-    <w:abstractNumId w:val="30"/>
-  </w:num>
-  <w:num w:numId="5" w16cid:durableId="1570383902">
-    <w:abstractNumId w:val="20"/>
-  </w:num>
-  <w:num w:numId="6" w16cid:durableId="1494252369">
-    <w:abstractNumId w:val="7"/>
-  </w:num>
-  <w:num w:numId="7" w16cid:durableId="1601794124">
-    <w:abstractNumId w:val="21"/>
-  </w:num>
-  <w:num w:numId="8" w16cid:durableId="1124927584">
+  <w:num w:numId="34" w16cid:durableId="107160360">
     <w:abstractNumId w:val="27"/>
   </w:num>
-  <w:num w:numId="9" w16cid:durableId="771557904">
-    <w:abstractNumId w:val="17"/>
+  <w:num w:numId="35" w16cid:durableId="421800105">
+    <w:abstractNumId w:val="13"/>
   </w:num>
-  <w:num w:numId="10" w16cid:durableId="1562866270">
-    <w:abstractNumId w:val="3"/>
-  </w:num>
-  <w:num w:numId="11" w16cid:durableId="733703629">
-    <w:abstractNumId w:val="22"/>
-  </w:num>
-  <w:num w:numId="12" w16cid:durableId="1326007927">
+  <w:num w:numId="36" w16cid:durableId="1366642012">
     <w:abstractNumId w:val="0"/>
   </w:num>
-  <w:num w:numId="13" w16cid:durableId="1791778075">
-    <w:abstractNumId w:val="9"/>
-  </w:num>
-  <w:num w:numId="14" w16cid:durableId="1364793671">
-    <w:abstractNumId w:val="29"/>
-  </w:num>
-  <w:num w:numId="15" w16cid:durableId="642081406">
-    <w:abstractNumId w:val="13"/>
-  </w:num>
-  <w:num w:numId="16" w16cid:durableId="602540634">
-    <w:abstractNumId w:val="6"/>
-  </w:num>
-  <w:num w:numId="17" w16cid:durableId="1183014544">
-    <w:abstractNumId w:val="5"/>
-  </w:num>
-  <w:num w:numId="18" w16cid:durableId="350301247">
-    <w:abstractNumId w:val="11"/>
-  </w:num>
-  <w:num w:numId="19" w16cid:durableId="1429809833">
-    <w:abstractNumId w:val="25"/>
-  </w:num>
-  <w:num w:numId="20" w16cid:durableId="2113934762">
-    <w:abstractNumId w:val="2"/>
-  </w:num>
-  <w:num w:numId="21" w16cid:durableId="1252280145">
-    <w:abstractNumId w:val="16"/>
-  </w:num>
-  <w:num w:numId="22" w16cid:durableId="896747752">
-    <w:abstractNumId w:val="4"/>
-  </w:num>
-  <w:num w:numId="23" w16cid:durableId="844979376">
+  <w:num w:numId="37" w16cid:durableId="650599792">
     <w:abstractNumId w:val="10"/>
   </w:num>
-  <w:num w:numId="24" w16cid:durableId="1724593354">
-    <w:abstractNumId w:val="23"/>
-  </w:num>
-  <w:num w:numId="25" w16cid:durableId="885947493">
-    <w:abstractNumId w:val="1"/>
-  </w:num>
-  <w:num w:numId="26" w16cid:durableId="527565025">
-    <w:abstractNumId w:val="12"/>
-  </w:num>
-  <w:num w:numId="27" w16cid:durableId="139618243">
-    <w:abstractNumId w:val="28"/>
-  </w:num>
-  <w:num w:numId="28" w16cid:durableId="181435668">
-    <w:abstractNumId w:val="18"/>
-  </w:num>
-  <w:num w:numId="29" w16cid:durableId="1343437465">
-    <w:abstractNumId w:val="8"/>
-  </w:num>
-  <w:num w:numId="30" w16cid:durableId="252977180">
-    <w:abstractNumId w:val="31"/>
-  </w:num>
-  <w:num w:numId="31" w16cid:durableId="1962763188">
-    <w:abstractNumId w:val="15"/>
-  </w:num>
-  <w:num w:numId="32" w16cid:durableId="896164064">
-    <w:abstractNumId w:val="14"/>
+  <w:num w:numId="38" w16cid:durableId="972978796">
+    <w:abstractNumId w:val="25"/>
   </w:num>
 </w:numbering>
 </file>
@@ -5341,7 +7272,6 @@
     <w:next w:val="a"/>
     <w:link w:val="2Char"/>
     <w:uiPriority w:val="9"/>
-    <w:semiHidden/>
     <w:unhideWhenUsed/>
     <w:qFormat/>
     <w:rsid w:val="00F6299C"/>
@@ -5555,7 +7485,6 @@
     <w:basedOn w:val="a0"/>
     <w:link w:val="2"/>
     <w:uiPriority w:val="9"/>
-    <w:semiHidden/>
     <w:rsid w:val="00F6299C"/>
     <w:rPr>
       <w:rFonts w:asciiTheme="majorHAnsi" w:eastAsiaTheme="majorEastAsia" w:hAnsiTheme="majorHAnsi" w:cstheme="majorBidi"/>
